--- a/docs/lld/TemparatureAlarmSystem_Low-Level_Design.docx
+++ b/docs/lld/TemparatureAlarmSystem_Low-Level_Design.docx
@@ -47,7 +47,7 @@
         <w:rPr>
           <w:rtl w:val="0"/>
         </w:rPr>
-        <w:t xml:space="preserve">Version: 1.0</w:t>
+        <w:t xml:space="preserve">Version: 1.1</w:t>
       </w:r>
     </w:p>
     <w:p>
@@ -58,7 +58,7 @@
         <w:rPr>
           <w:rtl w:val="0"/>
         </w:rPr>
-        <w:t xml:space="preserve">Date: 27-01-2026</w:t>
+        <w:t xml:space="preserve">Date: 29-01-2026</w:t>
       </w:r>
     </w:p>
     <w:p>
@@ -216,10 +216,7 @@
     <w:p>
       <w:pPr>
         <w:pStyle w:val="Heading2"/>
-        <w:rPr>
-          <w:sz w:val="22"/>
-          <w:szCs w:val="22"/>
-        </w:rPr>
+        <w:rPr/>
       </w:pPr>
       <w:bookmarkStart w:colFirst="0" w:colLast="0" w:name="_heading=h.21gepotfdch9" w:id="1"/>
       <w:bookmarkEnd w:id="1"/>
@@ -231,31 +228,17 @@
         </w:rPr>
         <w:t xml:space="preserve">main()</w:t>
       </w:r>
-    </w:p>
-    <w:p>
-      <w:pPr>
-        <w:numPr>
-          <w:ilvl w:val="0"/>
-          <w:numId w:val="7"/>
-        </w:numPr>
-        <w:spacing w:after="0" w:afterAutospacing="0"/>
-        <w:ind w:left="720" w:hanging="360"/>
-        <w:rPr>
-          <w:u w:val="none"/>
-        </w:rPr>
-      </w:pPr>
       <w:r>
         <w:rPr>
           <w:rtl w:val="0"/>
         </w:rPr>
-        <w:t xml:space="preserve">Call MessageQueueCreate() to create message queue to transfer temperature data between from TempReadThread() to TempCheckThread()</w:t>
       </w:r>
     </w:p>
     <w:p>
       <w:pPr>
         <w:numPr>
           <w:ilvl w:val="0"/>
-          <w:numId w:val="7"/>
+          <w:numId w:val="12"/>
         </w:numPr>
         <w:spacing w:after="0" w:afterAutospacing="0"/>
         <w:ind w:left="720" w:hanging="360"/>
@@ -274,7 +257,7 @@
       <w:pPr>
         <w:numPr>
           <w:ilvl w:val="0"/>
-          <w:numId w:val="7"/>
+          <w:numId w:val="12"/>
         </w:numPr>
         <w:ind w:left="720" w:hanging="360"/>
         <w:rPr>
@@ -311,10 +294,11 @@
       <w:pPr>
         <w:numPr>
           <w:ilvl w:val="0"/>
-          <w:numId w:val="2"/>
+          <w:numId w:val="5"/>
         </w:numPr>
         <w:spacing w:after="0" w:afterAutospacing="0"/>
         <w:ind w:left="720" w:hanging="360"/>
+        <w:jc w:val="both"/>
         <w:rPr>
           <w:u w:val="none"/>
         </w:rPr>
@@ -330,10 +314,11 @@
       <w:pPr>
         <w:numPr>
           <w:ilvl w:val="0"/>
-          <w:numId w:val="2"/>
+          <w:numId w:val="5"/>
         </w:numPr>
         <w:spacing w:after="0" w:afterAutospacing="0"/>
         <w:ind w:left="720" w:hanging="360"/>
+        <w:jc w:val="both"/>
         <w:rPr>
           <w:u w:val="none"/>
         </w:rPr>
@@ -349,9 +334,10 @@
       <w:pPr>
         <w:numPr>
           <w:ilvl w:val="0"/>
-          <w:numId w:val="2"/>
+          <w:numId w:val="5"/>
         </w:numPr>
         <w:ind w:left="720" w:hanging="360"/>
+        <w:jc w:val="both"/>
         <w:rPr>
           <w:u w:val="none"/>
         </w:rPr>
@@ -380,6 +366,319 @@
           <w:rtl w:val="0"/>
         </w:rPr>
         <w:t xml:space="preserve">MessageQueueCreate()</w:t>
+      </w:r>
+    </w:p>
+    <w:p>
+      <w:pPr>
+        <w:numPr>
+          <w:ilvl w:val="0"/>
+          <w:numId w:val="8"/>
+        </w:numPr>
+        <w:spacing w:after="0" w:afterAutospacing="0"/>
+        <w:ind w:left="720" w:hanging="360"/>
+        <w:rPr>
+          <w:u w:val="none"/>
+        </w:rPr>
+      </w:pPr>
+      <w:r>
+        <w:rPr>
+          <w:rtl w:val="0"/>
+        </w:rPr>
+        <w:t xml:space="preserve">Call mq_open() to create message queue</w:t>
+      </w:r>
+    </w:p>
+    <w:p>
+      <w:pPr>
+        <w:numPr>
+          <w:ilvl w:val="0"/>
+          <w:numId w:val="8"/>
+        </w:numPr>
+        <w:ind w:left="720" w:hanging="360"/>
+        <w:rPr>
+          <w:u w:val="none"/>
+        </w:rPr>
+      </w:pPr>
+      <w:r>
+        <w:rPr>
+          <w:rtl w:val="0"/>
+        </w:rPr>
+        <w:t xml:space="preserve">If all OK, return true</w:t>
+      </w:r>
+    </w:p>
+    <w:p>
+      <w:pPr>
+        <w:pStyle w:val="Heading2"/>
+        <w:rPr>
+          <w:sz w:val="22"/>
+          <w:szCs w:val="22"/>
+        </w:rPr>
+      </w:pPr>
+      <w:bookmarkStart w:colFirst="0" w:colLast="0" w:name="_heading=h.t4o9t1m3499n" w:id="4"/>
+      <w:bookmarkEnd w:id="4"/>
+      <w:r>
+        <w:rPr>
+          <w:sz w:val="22"/>
+          <w:szCs w:val="22"/>
+          <w:rtl w:val="0"/>
+        </w:rPr>
+        <w:t xml:space="preserve">MessageQueueSend()</w:t>
+      </w:r>
+    </w:p>
+    <w:p>
+      <w:pPr>
+        <w:numPr>
+          <w:ilvl w:val="0"/>
+          <w:numId w:val="9"/>
+        </w:numPr>
+        <w:spacing w:after="0" w:afterAutospacing="0"/>
+        <w:ind w:left="720" w:hanging="360"/>
+        <w:rPr>
+          <w:u w:val="none"/>
+        </w:rPr>
+      </w:pPr>
+      <w:r>
+        <w:rPr>
+          <w:rtl w:val="0"/>
+        </w:rPr>
+        <w:t xml:space="preserve">Call mq_send() to send data via message queue</w:t>
+      </w:r>
+    </w:p>
+    <w:p>
+      <w:pPr>
+        <w:numPr>
+          <w:ilvl w:val="0"/>
+          <w:numId w:val="9"/>
+        </w:numPr>
+        <w:ind w:left="720" w:hanging="360"/>
+        <w:rPr>
+          <w:u w:val="none"/>
+        </w:rPr>
+      </w:pPr>
+      <w:r>
+        <w:rPr>
+          <w:rtl w:val="0"/>
+        </w:rPr>
+        <w:t xml:space="preserve">If all OK, return true</w:t>
+      </w:r>
+    </w:p>
+    <w:p>
+      <w:pPr>
+        <w:pStyle w:val="Heading2"/>
+        <w:rPr>
+          <w:sz w:val="22"/>
+          <w:szCs w:val="22"/>
+        </w:rPr>
+      </w:pPr>
+      <w:bookmarkStart w:colFirst="0" w:colLast="0" w:name="_heading=h.34c9ztmqdm61" w:id="5"/>
+      <w:bookmarkEnd w:id="5"/>
+      <w:r>
+        <w:rPr>
+          <w:sz w:val="22"/>
+          <w:szCs w:val="22"/>
+          <w:rtl w:val="0"/>
+        </w:rPr>
+        <w:t xml:space="preserve">MessageQueueReceive()</w:t>
+      </w:r>
+    </w:p>
+    <w:p>
+      <w:pPr>
+        <w:numPr>
+          <w:ilvl w:val="0"/>
+          <w:numId w:val="15"/>
+        </w:numPr>
+        <w:spacing w:after="0" w:afterAutospacing="0"/>
+        <w:ind w:left="720" w:hanging="360"/>
+      </w:pPr>
+      <w:r>
+        <w:rPr>
+          <w:rtl w:val="0"/>
+        </w:rPr>
+        <w:t xml:space="preserve">Call mq_receive() to receive data via message queue</w:t>
+      </w:r>
+    </w:p>
+    <w:p>
+      <w:pPr>
+        <w:numPr>
+          <w:ilvl w:val="0"/>
+          <w:numId w:val="15"/>
+        </w:numPr>
+        <w:ind w:left="720" w:hanging="360"/>
+      </w:pPr>
+      <w:r>
+        <w:rPr>
+          <w:rtl w:val="0"/>
+        </w:rPr>
+        <w:t xml:space="preserve">If all OK, return true</w:t>
+      </w:r>
+      <w:r>
+        <w:rPr>
+          <w:rtl w:val="0"/>
+        </w:rPr>
+      </w:r>
+    </w:p>
+    <w:p>
+      <w:pPr>
+        <w:pStyle w:val="Heading2"/>
+        <w:rPr>
+          <w:sz w:val="22"/>
+          <w:szCs w:val="22"/>
+        </w:rPr>
+      </w:pPr>
+      <w:bookmarkStart w:colFirst="0" w:colLast="0" w:name="_heading=h.lcvzhbg5iky9" w:id="6"/>
+      <w:bookmarkEnd w:id="6"/>
+      <w:r>
+        <w:rPr>
+          <w:sz w:val="22"/>
+          <w:szCs w:val="22"/>
+          <w:rtl w:val="0"/>
+        </w:rPr>
+        <w:t xml:space="preserve">TempReadThread()</w:t>
+      </w:r>
+    </w:p>
+    <w:p>
+      <w:pPr>
+        <w:numPr>
+          <w:ilvl w:val="0"/>
+          <w:numId w:val="15"/>
+        </w:numPr>
+        <w:spacing w:after="0" w:afterAutospacing="0"/>
+        <w:ind w:left="720" w:hanging="360"/>
+      </w:pPr>
+      <w:r>
+        <w:rPr>
+          <w:rtl w:val="0"/>
+        </w:rPr>
+        <w:t xml:space="preserve">Calls ReadTemp() and store value to the function argument uin8_t ucTempValue</w:t>
+      </w:r>
+    </w:p>
+    <w:p>
+      <w:pPr>
+        <w:numPr>
+          <w:ilvl w:val="0"/>
+          <w:numId w:val="15"/>
+        </w:numPr>
+        <w:spacing w:after="0" w:afterAutospacing="0"/>
+        <w:ind w:left="720" w:hanging="360"/>
+        <w:jc w:val="both"/>
+      </w:pPr>
+      <w:r>
+        <w:rPr>
+          <w:rtl w:val="0"/>
+        </w:rPr>
+        <w:t xml:space="preserve">Assign temperature value in pucTempValue to message queue buffer</w:t>
+      </w:r>
+    </w:p>
+    <w:p>
+      <w:pPr>
+        <w:numPr>
+          <w:ilvl w:val="0"/>
+          <w:numId w:val="15"/>
+        </w:numPr>
+        <w:spacing w:after="0" w:afterAutospacing="0"/>
+        <w:ind w:left="720" w:hanging="360"/>
+        <w:jc w:val="both"/>
+        <w:rPr>
+          <w:u w:val="none"/>
+        </w:rPr>
+      </w:pPr>
+      <w:r>
+        <w:rPr>
+          <w:rtl w:val="0"/>
+        </w:rPr>
+        <w:t xml:space="preserve">Sent the temperature value to TempCheckThread() using MessageQueueSend()</w:t>
+      </w:r>
+    </w:p>
+    <w:p>
+      <w:pPr>
+        <w:numPr>
+          <w:ilvl w:val="0"/>
+          <w:numId w:val="15"/>
+        </w:numPr>
+        <w:ind w:left="720" w:hanging="360"/>
+        <w:jc w:val="both"/>
+        <w:rPr>
+          <w:u w:val="none"/>
+        </w:rPr>
+      </w:pPr>
+      <w:r>
+        <w:rPr>
+          <w:rtl w:val="0"/>
+        </w:rPr>
+        <w:t xml:space="preserve">Threads runs in every TEMP_READ_FREQUENCY</w:t>
+      </w:r>
+    </w:p>
+    <w:p>
+      <w:pPr>
+        <w:pStyle w:val="Heading2"/>
+        <w:rPr>
+          <w:sz w:val="22"/>
+          <w:szCs w:val="22"/>
+        </w:rPr>
+      </w:pPr>
+      <w:bookmarkStart w:colFirst="0" w:colLast="0" w:name="_heading=h.femxs3ha3r8h" w:id="7"/>
+      <w:bookmarkEnd w:id="7"/>
+      <w:r>
+        <w:rPr>
+          <w:sz w:val="22"/>
+          <w:szCs w:val="22"/>
+          <w:rtl w:val="0"/>
+        </w:rPr>
+        <w:t xml:space="preserve">ReadTemp()</w:t>
+      </w:r>
+    </w:p>
+    <w:p>
+      <w:pPr>
+        <w:numPr>
+          <w:ilvl w:val="0"/>
+          <w:numId w:val="15"/>
+        </w:numPr>
+        <w:spacing w:after="0" w:afterAutospacing="0"/>
+        <w:ind w:left="720" w:hanging="360"/>
+      </w:pPr>
+      <w:r>
+        <w:rPr>
+          <w:rtl w:val="0"/>
+        </w:rPr>
+        <w:t xml:space="preserve">Read temperature from sensor and store to pucTempValue</w:t>
+      </w:r>
+    </w:p>
+    <w:p>
+      <w:pPr>
+        <w:numPr>
+          <w:ilvl w:val="0"/>
+          <w:numId w:val="15"/>
+        </w:numPr>
+        <w:ind w:left="720" w:hanging="360"/>
+      </w:pPr>
+      <w:r>
+        <w:rPr>
+          <w:rtl w:val="0"/>
+        </w:rPr>
+        <w:t xml:space="preserve">If all OK, return true</w:t>
+      </w:r>
+      <w:r>
+        <w:rPr>
+          <w:rtl w:val="0"/>
+        </w:rPr>
+      </w:r>
+    </w:p>
+    <w:p>
+      <w:pPr>
+        <w:pStyle w:val="Heading2"/>
+        <w:rPr>
+          <w:sz w:val="22"/>
+          <w:szCs w:val="22"/>
+        </w:rPr>
+      </w:pPr>
+      <w:bookmarkStart w:colFirst="0" w:colLast="0" w:name="_heading=h.fi6wlxg3rayg" w:id="8"/>
+      <w:bookmarkEnd w:id="8"/>
+      <w:r>
+        <w:rPr>
+          <w:sz w:val="22"/>
+          <w:szCs w:val="22"/>
+          <w:rtl w:val="0"/>
+        </w:rPr>
+        <w:t xml:space="preserve">TempCheckThread()</w:t>
       </w:r>
     </w:p>
     <w:p>
@@ -390,6 +689,7 @@
         </w:numPr>
         <w:spacing w:after="0" w:afterAutospacing="0"/>
         <w:ind w:left="720" w:hanging="360"/>
+        <w:jc w:val="both"/>
         <w:rPr>
           <w:u w:val="none"/>
         </w:rPr>
@@ -398,7 +698,7 @@
         <w:rPr>
           <w:rtl w:val="0"/>
         </w:rPr>
-        <w:t xml:space="preserve">Create key for the message queue </w:t>
+        <w:t xml:space="preserve">Calls MessageQueueReceive wrap function to receive message from TempReadThread()</w:t>
       </w:r>
     </w:p>
     <w:p>
@@ -409,6 +709,7 @@
         </w:numPr>
         <w:spacing w:after="0" w:afterAutospacing="0"/>
         <w:ind w:left="720" w:hanging="360"/>
+        <w:jc w:val="both"/>
         <w:rPr>
           <w:u w:val="none"/>
         </w:rPr>
@@ -417,7 +718,7 @@
         <w:rPr>
           <w:rtl w:val="0"/>
         </w:rPr>
-        <w:t xml:space="preserve">Create ID for the message queue</w:t>
+        <w:t xml:space="preserve">Calls TempCheckForThresholds() to check whether the temp value is within the threshold</w:t>
       </w:r>
     </w:p>
     <w:p>
@@ -427,6 +728,7 @@
           <w:numId w:val="3"/>
         </w:numPr>
         <w:ind w:left="720" w:hanging="360"/>
+        <w:jc w:val="both"/>
         <w:rPr>
           <w:u w:val="none"/>
         </w:rPr>
@@ -435,7 +737,19 @@
         <w:rPr>
           <w:rtl w:val="0"/>
         </w:rPr>
-        <w:t xml:space="preserve">If all OK, return true</w:t>
+        <w:t xml:space="preserve">If not within threshold more than </w:t>
+      </w:r>
+      <w:r>
+        <w:rPr>
+          <w:rtl w:val="0"/>
+        </w:rPr>
+        <w:t xml:space="preserve">MAX_BREACH_LIMIT </w:t>
+      </w:r>
+      <w:r>
+        <w:rPr>
+          <w:rtl w:val="0"/>
+        </w:rPr>
+        <w:t xml:space="preserve">times,  increment a semaphore to trigger alarm in AlarmThread()</w:t>
       </w:r>
     </w:p>
     <w:p>
@@ -446,8 +760,562 @@
           <w:szCs w:val="22"/>
         </w:rPr>
       </w:pPr>
-      <w:bookmarkStart w:colFirst="0" w:colLast="0" w:name="_heading=h.t4o9t1m3499n" w:id="4"/>
-      <w:bookmarkEnd w:id="4"/>
+      <w:bookmarkStart w:colFirst="0" w:colLast="0" w:name="_heading=h.w62zdso45srg" w:id="9"/>
+      <w:bookmarkEnd w:id="9"/>
+      <w:r>
+        <w:rPr>
+          <w:sz w:val="22"/>
+          <w:szCs w:val="22"/>
+          <w:rtl w:val="0"/>
+        </w:rPr>
+        <w:t xml:space="preserve">TempCheckForThresholds()</w:t>
+      </w:r>
+    </w:p>
+    <w:p>
+      <w:pPr>
+        <w:numPr>
+          <w:ilvl w:val="0"/>
+          <w:numId w:val="10"/>
+        </w:numPr>
+        <w:spacing w:after="0" w:afterAutospacing="0"/>
+        <w:ind w:left="720" w:hanging="360"/>
+        <w:rPr>
+          <w:u w:val="none"/>
+        </w:rPr>
+      </w:pPr>
+      <w:r>
+        <w:rPr>
+          <w:rtl w:val="0"/>
+        </w:rPr>
+        <w:t xml:space="preserve">Calls TempCheckForThresholds() to check whether the temp value is within the threshold</w:t>
+      </w:r>
+    </w:p>
+    <w:p>
+      <w:pPr>
+        <w:numPr>
+          <w:ilvl w:val="0"/>
+          <w:numId w:val="10"/>
+        </w:numPr>
+        <w:ind w:left="720" w:hanging="360"/>
+        <w:rPr>
+          <w:u w:val="none"/>
+        </w:rPr>
+      </w:pPr>
+      <w:r>
+        <w:rPr>
+          <w:rtl w:val="0"/>
+        </w:rPr>
+        <w:t xml:space="preserve">If within range, return true</w:t>
+      </w:r>
+    </w:p>
+    <w:p>
+      <w:pPr>
+        <w:pStyle w:val="Heading2"/>
+        <w:rPr>
+          <w:sz w:val="22"/>
+          <w:szCs w:val="22"/>
+        </w:rPr>
+      </w:pPr>
+      <w:bookmarkStart w:colFirst="0" w:colLast="0" w:name="_heading=h.95rupe9z4gfl" w:id="10"/>
+      <w:bookmarkEnd w:id="10"/>
+      <w:r>
+        <w:rPr>
+          <w:sz w:val="22"/>
+          <w:szCs w:val="22"/>
+          <w:rtl w:val="0"/>
+        </w:rPr>
+        <w:t xml:space="preserve">AlarmThread()</w:t>
+      </w:r>
+    </w:p>
+    <w:p>
+      <w:pPr>
+        <w:numPr>
+          <w:ilvl w:val="0"/>
+          <w:numId w:val="10"/>
+        </w:numPr>
+        <w:spacing w:after="0" w:afterAutospacing="0"/>
+        <w:ind w:left="720" w:hanging="360"/>
+      </w:pPr>
+      <w:r>
+        <w:rPr>
+          <w:rtl w:val="0"/>
+        </w:rPr>
+        <w:t xml:space="preserve">Wait for binary semaphore from TempCheckThread()</w:t>
+      </w:r>
+    </w:p>
+    <w:p>
+      <w:pPr>
+        <w:numPr>
+          <w:ilvl w:val="0"/>
+          <w:numId w:val="10"/>
+        </w:numPr>
+        <w:spacing w:after="0" w:afterAutospacing="0"/>
+        <w:ind w:left="720" w:hanging="360"/>
+        <w:rPr>
+          <w:u w:val="none"/>
+        </w:rPr>
+      </w:pPr>
+      <w:r>
+        <w:rPr>
+          <w:rtl w:val="0"/>
+        </w:rPr>
+        <w:t xml:space="preserve">Upon detecting the semaphore increment , print “ALARM TRIGGERED”</w:t>
+      </w:r>
+    </w:p>
+    <w:p>
+      <w:pPr>
+        <w:numPr>
+          <w:ilvl w:val="0"/>
+          <w:numId w:val="10"/>
+        </w:numPr>
+        <w:ind w:left="720" w:hanging="360"/>
+        <w:rPr>
+          <w:u w:val="none"/>
+        </w:rPr>
+      </w:pPr>
+      <w:r>
+        <w:rPr>
+          <w:rtl w:val="0"/>
+        </w:rPr>
+        <w:t xml:space="preserve">Alarm duration is ALARM_DURATION</w:t>
+      </w:r>
+    </w:p>
+    <w:p>
+      <w:pPr>
+        <w:pStyle w:val="Heading2"/>
+        <w:rPr/>
+      </w:pPr>
+      <w:r>
+        <w:rPr>
+          <w:rtl w:val="0"/>
+        </w:rPr>
+        <w:t xml:space="preserve">3. Detailed Function Descriptions</w:t>
+      </w:r>
+    </w:p>
+    <w:p>
+      <w:pPr>
+        <w:pStyle w:val="Heading2"/>
+        <w:rPr>
+          <w:sz w:val="22"/>
+          <w:szCs w:val="22"/>
+        </w:rPr>
+      </w:pPr>
+      <w:bookmarkStart w:colFirst="0" w:colLast="0" w:name="_heading=h.43s6d7duo6fj" w:id="11"/>
+      <w:bookmarkEnd w:id="11"/>
+      <w:r>
+        <w:rPr>
+          <w:sz w:val="22"/>
+          <w:szCs w:val="22"/>
+          <w:rtl w:val="0"/>
+        </w:rPr>
+        <w:t xml:space="preserve">main()</w:t>
+      </w:r>
+    </w:p>
+    <w:p>
+      <w:pPr>
+        <w:numPr>
+          <w:ilvl w:val="0"/>
+          <w:numId w:val="6"/>
+        </w:numPr>
+        <w:spacing w:after="0" w:afterAutospacing="0" w:lineRule="auto"/>
+        <w:ind w:left="720" w:hanging="360"/>
+        <w:rPr/>
+      </w:pPr>
+      <w:r>
+        <w:rPr>
+          <w:i w:val="0"/>
+          <w:iCs w:val="0"/>
+          <w:smallCaps w:val="0"/>
+          <w:strike w:val="0"/>
+          <w:sz w:val="22"/>
+          <w:szCs w:val="22"/>
+          <w:u w:val="none"/>
+          <w:shd w:fill="auto" w:val="clear"/>
+          <w:vertAlign w:val="baseline"/>
+          <w:rtl w:val="0"/>
+        </w:rPr>
+        <w:t xml:space="preserve">blRet</w:t>
+      </w:r>
+      <w:r>
+        <w:rPr>
+          <w:i w:val="0"/>
+          <w:iCs w:val="0"/>
+          <w:smallCaps w:val="0"/>
+          <w:strike w:val="0"/>
+          <w:sz w:val="22"/>
+          <w:szCs w:val="22"/>
+          <w:u w:val="none"/>
+          <w:shd w:fill="auto" w:val="clear"/>
+          <w:vertAlign w:val="baseline"/>
+          <w:rtl w:val="0"/>
+        </w:rPr>
+        <w:t xml:space="preserve"> serves as the return value.</w:t>
+      </w:r>
+      <w:r>
+        <w:rPr>
+          <w:i w:val="0"/>
+          <w:iCs w:val="0"/>
+          <w:smallCaps w:val="0"/>
+          <w:strike w:val="0"/>
+          <w:sz w:val="22"/>
+          <w:szCs w:val="22"/>
+          <w:u w:val="none"/>
+          <w:shd w:fill="auto" w:val="clear"/>
+          <w:vertAlign w:val="baseline"/>
+          <w:rtl w:val="0"/>
+        </w:rPr>
+        <w:t xml:space="preserve"> </w:t>
+      </w:r>
+      <w:r>
+        <w:rPr>
+          <w:i w:val="0"/>
+          <w:iCs w:val="0"/>
+          <w:smallCaps w:val="0"/>
+          <w:strike w:val="0"/>
+          <w:sz w:val="22"/>
+          <w:szCs w:val="22"/>
+          <w:u w:val="none"/>
+          <w:shd w:fill="auto" w:val="clear"/>
+          <w:vertAlign w:val="baseline"/>
+          <w:rtl w:val="0"/>
+        </w:rPr>
+        <w:t xml:space="preserve">It will return </w:t>
+      </w:r>
+      <w:r>
+        <w:rPr>
+          <w:i w:val="0"/>
+          <w:iCs w:val="0"/>
+          <w:smallCaps w:val="0"/>
+          <w:strike w:val="0"/>
+          <w:sz w:val="22"/>
+          <w:szCs w:val="22"/>
+          <w:u w:val="none"/>
+          <w:shd w:fill="auto" w:val="clear"/>
+          <w:vertAlign w:val="baseline"/>
+          <w:rtl w:val="0"/>
+        </w:rPr>
+        <w:t xml:space="preserve">0</w:t>
+      </w:r>
+      <w:r>
+        <w:rPr>
+          <w:i w:val="0"/>
+          <w:iCs w:val="0"/>
+          <w:smallCaps w:val="0"/>
+          <w:strike w:val="0"/>
+          <w:sz w:val="22"/>
+          <w:szCs w:val="22"/>
+          <w:u w:val="none"/>
+          <w:shd w:fill="auto" w:val="clear"/>
+          <w:vertAlign w:val="baseline"/>
+          <w:rtl w:val="0"/>
+        </w:rPr>
+        <w:t xml:space="preserve"> on successful execution of </w:t>
+      </w:r>
+      <w:r>
+        <w:rPr>
+          <w:i w:val="0"/>
+          <w:iCs w:val="0"/>
+          <w:smallCaps w:val="0"/>
+          <w:strike w:val="0"/>
+          <w:sz w:val="22"/>
+          <w:szCs w:val="22"/>
+          <w:u w:val="none"/>
+          <w:shd w:fill="auto" w:val="clear"/>
+          <w:vertAlign w:val="baseline"/>
+          <w:rtl w:val="0"/>
+        </w:rPr>
+        <w:t xml:space="preserve">main</w:t>
+      </w:r>
+      <w:r>
+        <w:rPr>
+          <w:i w:val="0"/>
+          <w:iCs w:val="0"/>
+          <w:smallCaps w:val="0"/>
+          <w:strike w:val="0"/>
+          <w:sz w:val="22"/>
+          <w:szCs w:val="22"/>
+          <w:u w:val="none"/>
+          <w:shd w:fill="auto" w:val="clear"/>
+          <w:vertAlign w:val="baseline"/>
+          <w:rtl w:val="0"/>
+        </w:rPr>
+        <w:t xml:space="preserve"> and </w:t>
+      </w:r>
+      <w:r>
+        <w:rPr>
+          <w:i w:val="0"/>
+          <w:iCs w:val="0"/>
+          <w:smallCaps w:val="0"/>
+          <w:strike w:val="0"/>
+          <w:sz w:val="22"/>
+          <w:szCs w:val="22"/>
+          <w:u w:val="none"/>
+          <w:shd w:fill="auto" w:val="clear"/>
+          <w:vertAlign w:val="baseline"/>
+          <w:rtl w:val="0"/>
+        </w:rPr>
+        <w:t xml:space="preserve">1</w:t>
+      </w:r>
+      <w:r>
+        <w:rPr>
+          <w:i w:val="0"/>
+          <w:iCs w:val="0"/>
+          <w:smallCaps w:val="0"/>
+          <w:strike w:val="0"/>
+          <w:sz w:val="22"/>
+          <w:szCs w:val="22"/>
+          <w:u w:val="none"/>
+          <w:shd w:fill="auto" w:val="clear"/>
+          <w:vertAlign w:val="baseline"/>
+          <w:rtl w:val="0"/>
+        </w:rPr>
+        <w:t xml:space="preserve"> if it fails.</w:t>
+      </w:r>
+      <w:r>
+        <w:rPr>
+          <w:rtl w:val="0"/>
+        </w:rPr>
+      </w:r>
+    </w:p>
+    <w:p>
+      <w:pPr>
+        <w:keepNext w:val="0"/>
+        <w:keepLines w:val="0"/>
+        <w:pageBreakBefore w:val="0"/>
+        <w:widowControl w:val="0"/>
+        <w:numPr>
+          <w:ilvl w:val="0"/>
+          <w:numId w:val="6"/>
+        </w:numPr>
+        <w:pBdr>
+          <w:top w:space="0" w:sz="0" w:val="nil"/>
+          <w:left w:space="0" w:sz="0" w:val="nil"/>
+          <w:bottom w:space="0" w:sz="0" w:val="nil"/>
+          <w:right w:space="0" w:sz="0" w:val="nil"/>
+          <w:between w:space="0" w:sz="0" w:val="nil"/>
+        </w:pBdr>
+        <w:shd w:fill="auto" w:val="clear"/>
+        <w:spacing w:after="240" w:before="0" w:beforeAutospacing="0" w:line="276" w:lineRule="auto"/>
+        <w:ind w:left="720" w:right="0" w:hanging="360"/>
+        <w:jc w:val="left"/>
+        <w:rPr>
+          <w:rFonts w:ascii="Arial" w:cs="Arial" w:eastAsia="Arial" w:hAnsi="Arial"/>
+          <w:b w:val="0"/>
+          <w:bCs w:val="0"/>
+          <w:i w:val="0"/>
+          <w:iCs w:val="0"/>
+          <w:smallCaps w:val="0"/>
+          <w:strike w:val="0"/>
+          <w:sz w:val="22"/>
+          <w:szCs w:val="22"/>
+          <w:shd w:fill="auto" w:val="clear"/>
+          <w:vertAlign w:val="baseline"/>
+        </w:rPr>
+      </w:pPr>
+      <w:r>
+        <w:rPr>
+          <w:i w:val="0"/>
+          <w:iCs w:val="0"/>
+          <w:smallCaps w:val="0"/>
+          <w:strike w:val="0"/>
+          <w:sz w:val="22"/>
+          <w:szCs w:val="22"/>
+          <w:u w:val="none"/>
+          <w:shd w:fill="auto" w:val="clear"/>
+          <w:vertAlign w:val="baseline"/>
+          <w:rtl w:val="0"/>
+        </w:rPr>
+        <w:t xml:space="preserve">The function </w:t>
+      </w:r>
+      <w:r>
+        <w:rPr>
+          <w:i w:val="0"/>
+          <w:iCs w:val="0"/>
+          <w:smallCaps w:val="0"/>
+          <w:strike w:val="0"/>
+          <w:sz w:val="22"/>
+          <w:szCs w:val="22"/>
+          <w:u w:val="none"/>
+          <w:shd w:fill="auto" w:val="clear"/>
+          <w:vertAlign w:val="baseline"/>
+          <w:rtl w:val="0"/>
+        </w:rPr>
+        <w:t xml:space="preserve">CreateThreads()</w:t>
+      </w:r>
+      <w:r>
+        <w:rPr>
+          <w:i w:val="0"/>
+          <w:iCs w:val="0"/>
+          <w:smallCaps w:val="0"/>
+          <w:strike w:val="0"/>
+          <w:sz w:val="22"/>
+          <w:szCs w:val="22"/>
+          <w:u w:val="none"/>
+          <w:shd w:fill="auto" w:val="clear"/>
+          <w:vertAlign w:val="baseline"/>
+          <w:rtl w:val="0"/>
+        </w:rPr>
+        <w:t xml:space="preserve"> is invoked to initialize all necessary threads for the implementation.</w:t>
+      </w:r>
+      <w:r>
+        <w:rPr>
+          <w:rtl w:val="0"/>
+        </w:rPr>
+      </w:r>
+    </w:p>
+    <w:p>
+      <w:pPr>
+        <w:pStyle w:val="Heading2"/>
+        <w:rPr/>
+      </w:pPr>
+      <w:bookmarkStart w:colFirst="0" w:colLast="0" w:name="_heading=h.ha65rukbiwoy" w:id="12"/>
+      <w:bookmarkEnd w:id="12"/>
+      <w:r>
+        <w:rPr>
+          <w:sz w:val="22"/>
+          <w:szCs w:val="22"/>
+          <w:rtl w:val="0"/>
+        </w:rPr>
+        <w:t xml:space="preserve">CreateThreads()</w:t>
+      </w:r>
+      <w:r>
+        <w:rPr>
+          <w:rtl w:val="0"/>
+        </w:rPr>
+      </w:r>
+    </w:p>
+    <w:p>
+      <w:pPr>
+        <w:numPr>
+          <w:ilvl w:val="0"/>
+          <w:numId w:val="7"/>
+        </w:numPr>
+        <w:spacing w:after="0" w:lineRule="auto"/>
+        <w:ind w:left="720" w:hanging="360"/>
+      </w:pPr>
+      <w:r>
+        <w:rPr>
+          <w:rtl w:val="0"/>
+        </w:rPr>
+        <w:t xml:space="preserve">blRet serves as the return value.</w:t>
+      </w:r>
+      <w:r>
+        <w:rPr>
+          <w:rtl w:val="0"/>
+        </w:rPr>
+        <w:t xml:space="preserve"> It will return boolean true on successful execution of the function and false if it fails</w:t>
+      </w:r>
+    </w:p>
+    <w:p>
+      <w:pPr>
+        <w:numPr>
+          <w:ilvl w:val="0"/>
+          <w:numId w:val="7"/>
+        </w:numPr>
+        <w:spacing w:after="0" w:lineRule="auto"/>
+        <w:ind w:left="720" w:hanging="360"/>
+        <w:rPr>
+          <w:u w:val="none"/>
+        </w:rPr>
+      </w:pPr>
+      <w:r>
+        <w:rPr>
+          <w:rtl w:val="0"/>
+        </w:rPr>
+        <w:t xml:space="preserve">Create table of threads and create &amp; it in separate for loops</w:t>
+      </w:r>
+    </w:p>
+    <w:p>
+      <w:pPr>
+        <w:pStyle w:val="Heading2"/>
+        <w:rPr>
+          <w:sz w:val="22"/>
+          <w:szCs w:val="22"/>
+        </w:rPr>
+      </w:pPr>
+      <w:bookmarkStart w:colFirst="0" w:colLast="0" w:name="_heading=h.ql9s88xz00s" w:id="13"/>
+      <w:bookmarkEnd w:id="13"/>
+      <w:r>
+        <w:rPr>
+          <w:sz w:val="22"/>
+          <w:szCs w:val="22"/>
+          <w:rtl w:val="0"/>
+        </w:rPr>
+        <w:t xml:space="preserve">MessageQueueCreate()</w:t>
+      </w:r>
+    </w:p>
+    <w:p>
+      <w:pPr>
+        <w:numPr>
+          <w:ilvl w:val="0"/>
+          <w:numId w:val="2"/>
+        </w:numPr>
+        <w:spacing w:after="0" w:lineRule="auto"/>
+        <w:ind w:left="720" w:hanging="360"/>
+      </w:pPr>
+      <w:r>
+        <w:rPr>
+          <w:rtl w:val="0"/>
+        </w:rPr>
+        <w:t xml:space="preserve">blRet serves as the return value.</w:t>
+      </w:r>
+      <w:r>
+        <w:rPr>
+          <w:rtl w:val="0"/>
+        </w:rPr>
+        <w:t xml:space="preserve"> It will return boolean true on successful execution of the function and false if it fails</w:t>
+      </w:r>
+    </w:p>
+    <w:p>
+      <w:pPr>
+        <w:numPr>
+          <w:ilvl w:val="0"/>
+          <w:numId w:val="2"/>
+        </w:numPr>
+        <w:spacing w:after="0" w:lineRule="auto"/>
+        <w:ind w:left="720" w:hanging="360"/>
+        <w:rPr>
+          <w:u w:val="none"/>
+        </w:rPr>
+      </w:pPr>
+      <w:r>
+        <w:rPr>
+          <w:rtl w:val="0"/>
+        </w:rPr>
+        <w:t xml:space="preserve">Use mq_open() to create a message queue.</w:t>
+      </w:r>
+    </w:p>
+    <w:p>
+      <w:pPr>
+        <w:rPr/>
+      </w:pPr>
+      <w:r>
+        <w:rPr>
+          <w:rtl w:val="0"/>
+        </w:rPr>
+      </w:r>
+    </w:p>
+    <w:p>
+      <w:pPr>
+        <w:ind w:left="720" w:firstLine="0"/>
+        <w:rPr/>
+      </w:pPr>
+      <w:r>
+        <w:rPr>
+          <w:rtl w:val="0"/>
+        </w:rPr>
+      </w:r>
+    </w:p>
+    <w:p>
+      <w:pPr>
+        <w:pStyle w:val="Heading2"/>
+        <w:rPr>
+          <w:sz w:val="22"/>
+          <w:szCs w:val="22"/>
+        </w:rPr>
+      </w:pPr>
+      <w:bookmarkStart w:colFirst="0" w:colLast="0" w:name="_heading=h.50dwroiexr16" w:id="14"/>
+      <w:bookmarkEnd w:id="14"/>
       <w:r>
         <w:rPr>
           <w:sz w:val="22"/>
@@ -461,10 +1329,32 @@
       <w:pPr>
         <w:numPr>
           <w:ilvl w:val="0"/>
-          <w:numId w:val="4"/>
+          <w:numId w:val="7"/>
         </w:numPr>
-        <w:spacing w:after="0" w:afterAutospacing="0"/>
+        <w:spacing w:after="0" w:lineRule="auto"/>
         <w:ind w:left="720" w:hanging="360"/>
+      </w:pPr>
+      <w:r>
+        <w:rPr>
+          <w:rtl w:val="0"/>
+        </w:rPr>
+        <w:t xml:space="preserve">blRet serves as the return value.</w:t>
+      </w:r>
+      <w:r>
+        <w:rPr>
+          <w:rtl w:val="0"/>
+        </w:rPr>
+        <w:t xml:space="preserve"> It will return boolean true on successful execution of the function and false if it fails</w:t>
+      </w:r>
+    </w:p>
+    <w:p>
+      <w:pPr>
+        <w:numPr>
+          <w:ilvl w:val="0"/>
+          <w:numId w:val="7"/>
+        </w:numPr>
+        <w:spacing w:after="0" w:lineRule="auto"/>
+        <w:ind w:left="720" w:hanging="360"/>
         <w:rPr>
           <w:u w:val="none"/>
         </w:rPr>
@@ -473,7 +1363,451 @@
         <w:rPr>
           <w:rtl w:val="0"/>
         </w:rPr>
-        <w:t xml:space="preserve">Call message queue send </w:t>
+        <w:t xml:space="preserve">Use mq_send() to send the data via message queue</w:t>
+      </w:r>
+    </w:p>
+    <w:p>
+      <w:pPr>
+        <w:pStyle w:val="Heading2"/>
+        <w:rPr>
+          <w:sz w:val="22"/>
+          <w:szCs w:val="22"/>
+        </w:rPr>
+      </w:pPr>
+      <w:bookmarkStart w:colFirst="0" w:colLast="0" w:name="_heading=h.tp4n78grugdy" w:id="15"/>
+      <w:bookmarkEnd w:id="15"/>
+      <w:r>
+        <w:rPr>
+          <w:sz w:val="22"/>
+          <w:szCs w:val="22"/>
+          <w:rtl w:val="0"/>
+        </w:rPr>
+        <w:t xml:space="preserve">MessageQueueReceive()</w:t>
+      </w:r>
+    </w:p>
+    <w:p>
+      <w:pPr>
+        <w:numPr>
+          <w:ilvl w:val="0"/>
+          <w:numId w:val="1"/>
+        </w:numPr>
+        <w:spacing w:after="0" w:lineRule="auto"/>
+        <w:ind w:left="720" w:hanging="360"/>
+      </w:pPr>
+      <w:r>
+        <w:rPr>
+          <w:rtl w:val="0"/>
+        </w:rPr>
+        <w:t xml:space="preserve">blRet serves as the return value.</w:t>
+      </w:r>
+      <w:r>
+        <w:rPr>
+          <w:rtl w:val="0"/>
+        </w:rPr>
+        <w:t xml:space="preserve"> It will return boolean  true on successful execution of the function and false if it fails</w:t>
+      </w:r>
+    </w:p>
+    <w:p>
+      <w:pPr>
+        <w:numPr>
+          <w:ilvl w:val="0"/>
+          <w:numId w:val="1"/>
+        </w:numPr>
+        <w:spacing w:after="0" w:lineRule="auto"/>
+        <w:ind w:left="720" w:hanging="360"/>
+      </w:pPr>
+      <w:r>
+        <w:rPr>
+          <w:rtl w:val="0"/>
+        </w:rPr>
+        <w:t xml:space="preserve">Use mq_receive() to receive the data via message queue</w:t>
+      </w:r>
+    </w:p>
+    <w:p>
+      <w:pPr>
+        <w:pStyle w:val="Heading2"/>
+        <w:rPr/>
+      </w:pPr>
+      <w:bookmarkStart w:colFirst="0" w:colLast="0" w:name="_heading=h.5nrxiji642i0" w:id="16"/>
+      <w:bookmarkEnd w:id="16"/>
+      <w:r>
+        <w:rPr>
+          <w:sz w:val="22"/>
+          <w:szCs w:val="22"/>
+          <w:rtl w:val="0"/>
+        </w:rPr>
+        <w:t xml:space="preserve">TempReadThread()</w:t>
+      </w:r>
+      <w:r>
+        <w:rPr>
+          <w:rtl w:val="0"/>
+        </w:rPr>
+      </w:r>
+    </w:p>
+    <w:p>
+      <w:pPr>
+        <w:numPr>
+          <w:ilvl w:val="0"/>
+          <w:numId w:val="1"/>
+        </w:numPr>
+        <w:spacing w:after="0" w:lineRule="auto"/>
+        <w:ind w:left="720" w:hanging="360"/>
+        <w:jc w:val="both"/>
+        <w:rPr>
+          <w:u w:val="none"/>
+        </w:rPr>
+      </w:pPr>
+      <w:r>
+        <w:rPr>
+          <w:rtl w:val="0"/>
+        </w:rPr>
+        <w:t xml:space="preserve">Calling ReadTemp(uint8_t *pucTempValue) to get the temperature value</w:t>
+      </w:r>
+    </w:p>
+    <w:p>
+      <w:pPr>
+        <w:numPr>
+          <w:ilvl w:val="0"/>
+          <w:numId w:val="1"/>
+        </w:numPr>
+        <w:spacing w:after="0" w:lineRule="auto"/>
+        <w:ind w:left="720" w:hanging="360"/>
+        <w:jc w:val="both"/>
+        <w:rPr>
+          <w:u w:val="none"/>
+        </w:rPr>
+      </w:pPr>
+      <w:r>
+        <w:rPr>
+          <w:rtl w:val="0"/>
+        </w:rPr>
+        <w:t xml:space="preserve">Calling msl</w:t>
+      </w:r>
+      <w:r>
+        <w:rPr>
+          <w:rtl w:val="0"/>
+        </w:rPr>
+        <w:t xml:space="preserve">eep(</w:t>
+      </w:r>
+      <w:r>
+        <w:rPr>
+          <w:rtl w:val="0"/>
+        </w:rPr>
+        <w:t xml:space="preserve">TEMP_READ_FREQUENCY</w:t>
+      </w:r>
+      <w:r>
+        <w:rPr>
+          <w:rtl w:val="0"/>
+        </w:rPr>
+        <w:t xml:space="preserve">) as a delay in the thread.</w:t>
+      </w:r>
+      <w:r>
+        <w:rPr>
+          <w:rtl w:val="0"/>
+        </w:rPr>
+      </w:r>
+    </w:p>
+    <w:p>
+      <w:pPr>
+        <w:pStyle w:val="Heading2"/>
+        <w:rPr>
+          <w:sz w:val="22"/>
+          <w:szCs w:val="22"/>
+        </w:rPr>
+      </w:pPr>
+      <w:bookmarkStart w:colFirst="0" w:colLast="0" w:name="_heading=h.w2q7ijxj3bou" w:id="17"/>
+      <w:bookmarkEnd w:id="17"/>
+      <w:r>
+        <w:rPr>
+          <w:sz w:val="22"/>
+          <w:szCs w:val="22"/>
+          <w:rtl w:val="0"/>
+        </w:rPr>
+        <w:t xml:space="preserve">ReadTemp()</w:t>
+      </w:r>
+    </w:p>
+    <w:p>
+      <w:pPr>
+        <w:numPr>
+          <w:ilvl w:val="0"/>
+          <w:numId w:val="1"/>
+        </w:numPr>
+        <w:spacing w:after="0" w:lineRule="auto"/>
+        <w:ind w:left="720" w:hanging="360"/>
+        <w:jc w:val="both"/>
+      </w:pPr>
+      <w:r>
+        <w:rPr>
+          <w:rtl w:val="0"/>
+        </w:rPr>
+        <w:t xml:space="preserve">blRet serves as the return value.</w:t>
+      </w:r>
+      <w:r>
+        <w:rPr>
+          <w:rtl w:val="0"/>
+        </w:rPr>
+        <w:t xml:space="preserve"> It will return true on successful execution of the function and false if it fails</w:t>
+      </w:r>
+    </w:p>
+    <w:p>
+      <w:pPr>
+        <w:numPr>
+          <w:ilvl w:val="0"/>
+          <w:numId w:val="1"/>
+        </w:numPr>
+        <w:spacing w:after="0" w:lineRule="auto"/>
+        <w:ind w:left="720" w:hanging="360"/>
+        <w:jc w:val="both"/>
+        <w:rPr>
+          <w:u w:val="none"/>
+        </w:rPr>
+      </w:pPr>
+      <w:r>
+        <w:rPr>
+          <w:rtl w:val="0"/>
+        </w:rPr>
+        <w:t xml:space="preserve">Calls SensorRead(uint8_t *pucTempValue) to read the temperature from the sensor</w:t>
+      </w:r>
+    </w:p>
+    <w:p>
+      <w:pPr>
+        <w:pStyle w:val="Heading2"/>
+        <w:rPr>
+          <w:sz w:val="22"/>
+          <w:szCs w:val="22"/>
+        </w:rPr>
+      </w:pPr>
+      <w:bookmarkStart w:colFirst="0" w:colLast="0" w:name="_heading=h.21bucp6goo4s" w:id="18"/>
+      <w:bookmarkEnd w:id="18"/>
+      <w:r>
+        <w:rPr>
+          <w:sz w:val="22"/>
+          <w:szCs w:val="22"/>
+          <w:rtl w:val="0"/>
+        </w:rPr>
+        <w:t xml:space="preserve">SensorRead()</w:t>
+      </w:r>
+    </w:p>
+    <w:p>
+      <w:pPr>
+        <w:numPr>
+          <w:ilvl w:val="0"/>
+          <w:numId w:val="1"/>
+        </w:numPr>
+        <w:spacing w:after="0" w:lineRule="auto"/>
+        <w:ind w:left="720" w:hanging="360"/>
+        <w:jc w:val="both"/>
+      </w:pPr>
+      <w:r>
+        <w:rPr>
+          <w:rtl w:val="0"/>
+        </w:rPr>
+        <w:t xml:space="preserve">blRet serves as the return value.</w:t>
+      </w:r>
+      <w:r>
+        <w:rPr>
+          <w:rtl w:val="0"/>
+        </w:rPr>
+        <w:t xml:space="preserve"> It will return boolean  true on successful execution of the function and false if it fails</w:t>
+      </w:r>
+    </w:p>
+    <w:p>
+      <w:pPr>
+        <w:numPr>
+          <w:ilvl w:val="0"/>
+          <w:numId w:val="1"/>
+        </w:numPr>
+        <w:spacing w:after="0" w:lineRule="auto"/>
+        <w:ind w:left="720" w:hanging="360"/>
+        <w:jc w:val="both"/>
+      </w:pPr>
+      <w:r>
+        <w:rPr>
+          <w:rtl w:val="0"/>
+        </w:rPr>
+        <w:t xml:space="preserve">Read data from sensor</w:t>
+      </w:r>
+      <w:r>
+        <w:rPr>
+          <w:rtl w:val="0"/>
+        </w:rPr>
+      </w:r>
+    </w:p>
+    <w:p>
+      <w:pPr>
+        <w:pStyle w:val="Heading2"/>
+        <w:rPr>
+          <w:sz w:val="22"/>
+          <w:szCs w:val="22"/>
+        </w:rPr>
+      </w:pPr>
+      <w:bookmarkStart w:colFirst="0" w:colLast="0" w:name="_heading=h.c24p8x3xbs21" w:id="19"/>
+      <w:bookmarkEnd w:id="19"/>
+      <w:r>
+        <w:rPr>
+          <w:sz w:val="22"/>
+          <w:szCs w:val="22"/>
+          <w:rtl w:val="0"/>
+        </w:rPr>
+        <w:t xml:space="preserve">TempCheckThread()</w:t>
+      </w:r>
+    </w:p>
+    <w:p>
+      <w:pPr>
+        <w:numPr>
+          <w:ilvl w:val="0"/>
+          <w:numId w:val="14"/>
+        </w:numPr>
+        <w:spacing w:after="0" w:lineRule="auto"/>
+        <w:ind w:left="720" w:hanging="360"/>
+        <w:rPr>
+          <w:u w:val="none"/>
+        </w:rPr>
+      </w:pPr>
+      <w:r>
+        <w:rPr>
+          <w:rtl w:val="0"/>
+        </w:rPr>
+        <w:t xml:space="preserve">Calls Create message queue for receiving the temperature data</w:t>
+      </w:r>
+    </w:p>
+    <w:p>
+      <w:pPr>
+        <w:numPr>
+          <w:ilvl w:val="0"/>
+          <w:numId w:val="14"/>
+        </w:numPr>
+        <w:spacing w:after="0" w:lineRule="auto"/>
+        <w:ind w:left="720" w:hanging="360"/>
+        <w:rPr>
+          <w:u w:val="none"/>
+        </w:rPr>
+      </w:pPr>
+      <w:r>
+        <w:rPr>
+          <w:rtl w:val="0"/>
+        </w:rPr>
+        <w:t xml:space="preserve">Checking the received data against the thresholds</w:t>
+      </w:r>
+    </w:p>
+    <w:p>
+      <w:pPr>
+        <w:numPr>
+          <w:ilvl w:val="0"/>
+          <w:numId w:val="14"/>
+        </w:numPr>
+        <w:spacing w:after="0" w:lineRule="auto"/>
+        <w:ind w:left="720" w:hanging="360"/>
+        <w:rPr>
+          <w:u w:val="none"/>
+        </w:rPr>
+      </w:pPr>
+      <w:r>
+        <w:rPr>
+          <w:rtl w:val="0"/>
+        </w:rPr>
+        <w:t xml:space="preserve">If exceeds limits a semaphore is posted for the AlarmThread()</w:t>
+      </w:r>
+    </w:p>
+    <w:p>
+      <w:pPr>
+        <w:pStyle w:val="Heading2"/>
+        <w:rPr>
+          <w:sz w:val="22"/>
+          <w:szCs w:val="22"/>
+        </w:rPr>
+      </w:pPr>
+      <w:bookmarkStart w:colFirst="0" w:colLast="0" w:name="_heading=h.94jebsqwyjk" w:id="20"/>
+      <w:bookmarkEnd w:id="20"/>
+      <w:r>
+        <w:rPr>
+          <w:sz w:val="22"/>
+          <w:szCs w:val="22"/>
+          <w:rtl w:val="0"/>
+        </w:rPr>
+        <w:t xml:space="preserve">TempCheckForThresholds()</w:t>
+      </w:r>
+    </w:p>
+    <w:p>
+      <w:pPr>
+        <w:numPr>
+          <w:ilvl w:val="0"/>
+          <w:numId w:val="1"/>
+        </w:numPr>
+        <w:spacing w:after="0" w:lineRule="auto"/>
+        <w:ind w:left="720" w:hanging="360"/>
+        <w:jc w:val="both"/>
+      </w:pPr>
+      <w:r>
+        <w:rPr>
+          <w:rtl w:val="0"/>
+        </w:rPr>
+        <w:t xml:space="preserve">blRet serves as the return value.</w:t>
+      </w:r>
+      <w:r>
+        <w:rPr>
+          <w:rtl w:val="0"/>
+        </w:rPr>
+        <w:t xml:space="preserve"> It will return boolean  true on successful execution of the function and false if it fails</w:t>
+      </w:r>
+    </w:p>
+    <w:p>
+      <w:pPr>
+        <w:numPr>
+          <w:ilvl w:val="0"/>
+          <w:numId w:val="1"/>
+        </w:numPr>
+        <w:spacing w:after="0" w:lineRule="auto"/>
+        <w:ind w:left="720" w:hanging="360"/>
+        <w:jc w:val="both"/>
+        <w:rPr>
+          <w:u w:val="none"/>
+        </w:rPr>
+      </w:pPr>
+      <w:r>
+        <w:rPr>
+          <w:rtl w:val="0"/>
+        </w:rPr>
+        <w:t xml:space="preserve">Checking the thresholds</w:t>
+      </w:r>
+    </w:p>
+    <w:p>
+      <w:pPr>
+        <w:numPr>
+          <w:ilvl w:val="0"/>
+          <w:numId w:val="1"/>
+        </w:numPr>
+        <w:spacing w:after="0" w:lineRule="auto"/>
+        <w:ind w:left="720" w:hanging="360"/>
+        <w:jc w:val="both"/>
+        <w:rPr>
+          <w:u w:val="none"/>
+        </w:rPr>
+      </w:pPr>
+      <w:r>
+        <w:rPr>
+          <w:rtl w:val="0"/>
+        </w:rPr>
+        <w:t xml:space="preserve">If exceeds increment a semaphore</w:t>
+      </w:r>
+    </w:p>
+    <w:p>
+      <w:pPr>
+        <w:pStyle w:val="Heading2"/>
+        <w:rPr>
+          <w:sz w:val="22"/>
+          <w:szCs w:val="22"/>
+        </w:rPr>
+      </w:pPr>
+      <w:bookmarkStart w:colFirst="0" w:colLast="0" w:name="_heading=h.5xuwxj7hq2" w:id="21"/>
+      <w:bookmarkEnd w:id="21"/>
+      <w:r>
+        <w:rPr>
+          <w:sz w:val="22"/>
+          <w:szCs w:val="22"/>
+          <w:rtl w:val="0"/>
+        </w:rPr>
+        <w:t xml:space="preserve">AlarmThread()</w:t>
       </w:r>
     </w:p>
     <w:p>
@@ -482,6 +1816,7 @@
           <w:ilvl w:val="0"/>
           <w:numId w:val="4"/>
         </w:numPr>
+        <w:spacing w:after="0" w:lineRule="auto"/>
         <w:ind w:left="720" w:hanging="360"/>
         <w:rPr>
           <w:u w:val="none"/>
@@ -491,5104 +1826,36 @@
         <w:rPr>
           <w:rtl w:val="0"/>
         </w:rPr>
-        <w:t xml:space="preserve">If all OK, return true</w:t>
+        <w:t xml:space="preserve">Wait for the semaphore to get incremented from TempCheckThread()</w:t>
       </w:r>
     </w:p>
     <w:p>
       <w:pPr>
-        <w:rPr/>
+        <w:numPr>
+          <w:ilvl w:val="0"/>
+          <w:numId w:val="4"/>
+        </w:numPr>
+        <w:spacing w:after="0" w:lineRule="auto"/>
+        <w:ind w:left="720" w:hanging="360"/>
+        <w:rPr>
+          <w:u w:val="none"/>
+        </w:rPr>
       </w:pPr>
       <w:r>
         <w:rPr>
           <w:rtl w:val="0"/>
         </w:rPr>
-        <w:tab/>
+        <w:t xml:space="preserve">Once receive, print “Alarm Triggered”</w:t>
       </w:r>
     </w:p>
     <w:p>
       <w:pPr>
-        <w:pStyle w:val="Heading2"/>
-        <w:rPr>
-          <w:sz w:val="22"/>
-          <w:szCs w:val="22"/>
-        </w:rPr>
-      </w:pPr>
-      <w:bookmarkStart w:colFirst="0" w:colLast="0" w:name="_heading=h.34c9ztmqdm61" w:id="5"/>
-      <w:bookmarkEnd w:id="5"/>
+        <w:rPr/>
+      </w:pPr>
       <w:r>
         <w:rPr>
-          <w:sz w:val="22"/>
-          <w:szCs w:val="22"/>
           <w:rtl w:val="0"/>
         </w:rPr>
-        <w:t xml:space="preserve">MessageQueueReceive()</w:t>
-      </w:r>
-    </w:p>
-    <w:p>
-      <w:pPr>
-        <w:numPr>
-          <w:ilvl w:val="0"/>
-          <w:numId w:val="9"/>
-        </w:numPr>
-        <w:spacing w:after="0" w:afterAutospacing="0"/>
-        <w:ind w:left="720" w:hanging="360"/>
-      </w:pPr>
-      <w:r>
-        <w:rPr>
-          <w:rtl w:val="0"/>
-        </w:rPr>
-        <w:t xml:space="preserve">Call message queue receive from system V </w:t>
-      </w:r>
-    </w:p>
-    <w:p>
-      <w:pPr>
-        <w:numPr>
-          <w:ilvl w:val="0"/>
-          <w:numId w:val="9"/>
-        </w:numPr>
-        <w:ind w:left="720" w:hanging="360"/>
-      </w:pPr>
-      <w:r>
-        <w:rPr>
-          <w:rtl w:val="0"/>
-        </w:rPr>
-        <w:t xml:space="preserve">If all OK, return true</w:t>
-      </w:r>
-      <w:r>
-        <w:rPr>
-          <w:rtl w:val="0"/>
-        </w:rPr>
-      </w:r>
-    </w:p>
-    <w:p>
-      <w:pPr>
-        <w:pStyle w:val="Heading2"/>
-        <w:rPr>
-          <w:sz w:val="22"/>
-          <w:szCs w:val="22"/>
-        </w:rPr>
-      </w:pPr>
-      <w:bookmarkStart w:colFirst="0" w:colLast="0" w:name="_heading=h.lcvzhbg5iky9" w:id="6"/>
-      <w:bookmarkEnd w:id="6"/>
-      <w:r>
-        <w:rPr>
-          <w:sz w:val="22"/>
-          <w:szCs w:val="22"/>
-          <w:rtl w:val="0"/>
-        </w:rPr>
-        <w:t xml:space="preserve">TempReadThread()</w:t>
-      </w:r>
-    </w:p>
-    <w:p>
-      <w:pPr>
-        <w:numPr>
-          <w:ilvl w:val="0"/>
-          <w:numId w:val="9"/>
-        </w:numPr>
-        <w:spacing w:after="0" w:afterAutospacing="0"/>
-        <w:ind w:left="720" w:hanging="360"/>
-      </w:pPr>
-      <w:r>
-        <w:rPr>
-          <w:rtl w:val="0"/>
-        </w:rPr>
-        <w:t xml:space="preserve">Calls ReadTemp() and store value to the function argument int8_t scTempValue</w:t>
-      </w:r>
-    </w:p>
-    <w:p>
-      <w:pPr>
-        <w:numPr>
-          <w:ilvl w:val="0"/>
-          <w:numId w:val="9"/>
-        </w:numPr>
-        <w:spacing w:after="0" w:afterAutospacing="0"/>
-        <w:ind w:left="720" w:hanging="360"/>
-      </w:pPr>
-      <w:r>
-        <w:rPr>
-          <w:rtl w:val="0"/>
-        </w:rPr>
-        <w:t xml:space="preserve">Assign temperature value in pscTempValue to message queue buffer</w:t>
-      </w:r>
-    </w:p>
-    <w:p>
-      <w:pPr>
-        <w:numPr>
-          <w:ilvl w:val="0"/>
-          <w:numId w:val="9"/>
-        </w:numPr>
-        <w:spacing w:after="0" w:afterAutospacing="0"/>
-        <w:ind w:left="720" w:hanging="360"/>
-        <w:rPr>
-          <w:u w:val="none"/>
-        </w:rPr>
-      </w:pPr>
-      <w:r>
-        <w:rPr>
-          <w:rtl w:val="0"/>
-        </w:rPr>
-        <w:t xml:space="preserve">Sent the temperature value to TempCheckThread() using MessageQueueSend()</w:t>
-      </w:r>
-    </w:p>
-    <w:p>
-      <w:pPr>
-        <w:numPr>
-          <w:ilvl w:val="0"/>
-          <w:numId w:val="9"/>
-        </w:numPr>
-        <w:ind w:left="720" w:hanging="360"/>
-        <w:rPr>
-          <w:u w:val="none"/>
-        </w:rPr>
-      </w:pPr>
-      <w:r>
-        <w:rPr>
-          <w:rtl w:val="0"/>
-        </w:rPr>
-        <w:t xml:space="preserve">Threads runs in every TEMP_READ_FREQUENCY</w:t>
-      </w:r>
-    </w:p>
-    <w:p>
-      <w:pPr>
-        <w:pStyle w:val="Heading2"/>
-        <w:rPr>
-          <w:sz w:val="22"/>
-          <w:szCs w:val="22"/>
-        </w:rPr>
-      </w:pPr>
-      <w:bookmarkStart w:colFirst="0" w:colLast="0" w:name="_heading=h.femxs3ha3r8h" w:id="7"/>
-      <w:bookmarkEnd w:id="7"/>
-      <w:r>
-        <w:rPr>
-          <w:sz w:val="22"/>
-          <w:szCs w:val="22"/>
-          <w:rtl w:val="0"/>
-        </w:rPr>
-        <w:t xml:space="preserve">ReadTemp()</w:t>
-      </w:r>
-    </w:p>
-    <w:p>
-      <w:pPr>
-        <w:numPr>
-          <w:ilvl w:val="0"/>
-          <w:numId w:val="9"/>
-        </w:numPr>
-        <w:spacing w:after="0" w:afterAutospacing="0"/>
-        <w:ind w:left="720" w:hanging="360"/>
-      </w:pPr>
-      <w:r>
-        <w:rPr>
-          <w:rtl w:val="0"/>
-        </w:rPr>
-        <w:t xml:space="preserve">Read temperature from sensor and store to pscTempValue</w:t>
-      </w:r>
-    </w:p>
-    <w:p>
-      <w:pPr>
-        <w:numPr>
-          <w:ilvl w:val="0"/>
-          <w:numId w:val="9"/>
-        </w:numPr>
-        <w:ind w:left="720" w:hanging="360"/>
-      </w:pPr>
-      <w:r>
-        <w:rPr>
-          <w:rtl w:val="0"/>
-        </w:rPr>
-        <w:t xml:space="preserve">If all OK, return true</w:t>
-      </w:r>
-      <w:r>
-        <w:rPr>
-          <w:rtl w:val="0"/>
-        </w:rPr>
-      </w:r>
-    </w:p>
-    <w:p>
-      <w:pPr>
-        <w:pStyle w:val="Heading2"/>
-        <w:rPr>
-          <w:sz w:val="22"/>
-          <w:szCs w:val="22"/>
-        </w:rPr>
-      </w:pPr>
-      <w:bookmarkStart w:colFirst="0" w:colLast="0" w:name="_heading=h.fi6wlxg3rayg" w:id="8"/>
-      <w:bookmarkEnd w:id="8"/>
-      <w:r>
-        <w:rPr>
-          <w:sz w:val="22"/>
-          <w:szCs w:val="22"/>
-          <w:rtl w:val="0"/>
-        </w:rPr>
-        <w:t xml:space="preserve">TempCheckThread()</w:t>
-      </w:r>
-    </w:p>
-    <w:p>
-      <w:pPr>
-        <w:numPr>
-          <w:ilvl w:val="0"/>
-          <w:numId w:val="1"/>
-        </w:numPr>
-        <w:spacing w:after="0" w:afterAutospacing="0"/>
-        <w:ind w:left="720" w:hanging="360"/>
-        <w:rPr>
-          <w:u w:val="none"/>
-        </w:rPr>
-      </w:pPr>
-      <w:r>
-        <w:rPr>
-          <w:rtl w:val="0"/>
-        </w:rPr>
-        <w:t xml:space="preserve">Calls MessageQueueReceive wrap function to receive message from TempReadThread()</w:t>
-      </w:r>
-    </w:p>
-    <w:p>
-      <w:pPr>
-        <w:numPr>
-          <w:ilvl w:val="0"/>
-          <w:numId w:val="1"/>
-        </w:numPr>
-        <w:spacing w:after="0" w:afterAutospacing="0"/>
-        <w:ind w:left="720" w:hanging="360"/>
-        <w:rPr>
-          <w:u w:val="none"/>
-        </w:rPr>
-      </w:pPr>
-      <w:r>
-        <w:rPr>
-          <w:rtl w:val="0"/>
-        </w:rPr>
-        <w:t xml:space="preserve">Calls TempCheckData() to check whether the temp value is within the threshold</w:t>
-      </w:r>
-    </w:p>
-    <w:p>
-      <w:pPr>
-        <w:numPr>
-          <w:ilvl w:val="0"/>
-          <w:numId w:val="1"/>
-        </w:numPr>
-        <w:ind w:left="720" w:hanging="360"/>
-        <w:rPr>
-          <w:u w:val="none"/>
-        </w:rPr>
-      </w:pPr>
-      <w:r>
-        <w:rPr>
-          <w:rtl w:val="0"/>
-        </w:rPr>
-        <w:t xml:space="preserve">If not within threshold more than </w:t>
-      </w:r>
-      <w:r>
-        <w:rPr>
-          <w:i w:val="1"/>
-          <w:iCs w:val="1"/>
-          <w:rtl w:val="0"/>
-        </w:rPr>
-        <w:t xml:space="preserve">THRESHOLD_DETECTION_COUNT </w:t>
-      </w:r>
-      <w:r>
-        <w:rPr>
-          <w:rtl w:val="0"/>
-        </w:rPr>
-        <w:t xml:space="preserve">times, send an event to AlarmThread()</w:t>
-      </w:r>
-    </w:p>
-    <w:p>
-      <w:pPr>
-        <w:pStyle w:val="Heading2"/>
-        <w:rPr>
-          <w:sz w:val="22"/>
-          <w:szCs w:val="22"/>
-        </w:rPr>
-      </w:pPr>
-      <w:bookmarkStart w:colFirst="0" w:colLast="0" w:name="_heading=h.w62zdso45srg" w:id="9"/>
-      <w:bookmarkEnd w:id="9"/>
-      <w:r>
-        <w:rPr>
-          <w:sz w:val="22"/>
-          <w:szCs w:val="22"/>
-          <w:rtl w:val="0"/>
-        </w:rPr>
-        <w:t xml:space="preserve">TempCheckData()</w:t>
-      </w:r>
-    </w:p>
-    <w:p>
-      <w:pPr>
-        <w:numPr>
-          <w:ilvl w:val="0"/>
-          <w:numId w:val="5"/>
-        </w:numPr>
-        <w:spacing w:after="0" w:afterAutospacing="0"/>
-        <w:ind w:left="720" w:hanging="360"/>
-        <w:rPr>
-          <w:u w:val="none"/>
-        </w:rPr>
-      </w:pPr>
-      <w:r>
-        <w:rPr>
-          <w:rtl w:val="0"/>
-        </w:rPr>
-        <w:t xml:space="preserve">Calls TempCheckData() to check whether the temp value is within the threshold</w:t>
-      </w:r>
-    </w:p>
-    <w:p>
-      <w:pPr>
-        <w:numPr>
-          <w:ilvl w:val="0"/>
-          <w:numId w:val="5"/>
-        </w:numPr>
-        <w:ind w:left="720" w:hanging="360"/>
-        <w:rPr>
-          <w:u w:val="none"/>
-        </w:rPr>
-      </w:pPr>
-      <w:r>
-        <w:rPr>
-          <w:rtl w:val="0"/>
-        </w:rPr>
-        <w:t xml:space="preserve">If within range, return true</w:t>
-      </w:r>
-    </w:p>
-    <w:p>
-      <w:pPr>
-        <w:pStyle w:val="Heading2"/>
-        <w:rPr>
-          <w:sz w:val="22"/>
-          <w:szCs w:val="22"/>
-        </w:rPr>
-      </w:pPr>
-      <w:bookmarkStart w:colFirst="0" w:colLast="0" w:name="_heading=h.95rupe9z4gfl" w:id="10"/>
-      <w:bookmarkEnd w:id="10"/>
-      <w:r>
-        <w:rPr>
-          <w:sz w:val="22"/>
-          <w:szCs w:val="22"/>
-          <w:rtl w:val="0"/>
-        </w:rPr>
-        <w:t xml:space="preserve">AlarmThread()</w:t>
-      </w:r>
-    </w:p>
-    <w:p>
-      <w:pPr>
-        <w:numPr>
-          <w:ilvl w:val="0"/>
-          <w:numId w:val="5"/>
-        </w:numPr>
-        <w:spacing w:after="0" w:afterAutospacing="0"/>
-        <w:ind w:left="720" w:hanging="360"/>
-      </w:pPr>
-      <w:r>
-        <w:rPr>
-          <w:rtl w:val="0"/>
-        </w:rPr>
-        <w:t xml:space="preserve">Calls event receive to get alarm event from TempCheckThread()</w:t>
-      </w:r>
-    </w:p>
-    <w:p>
-      <w:pPr>
-        <w:numPr>
-          <w:ilvl w:val="0"/>
-          <w:numId w:val="5"/>
-        </w:numPr>
-        <w:spacing w:after="0" w:afterAutospacing="0"/>
-        <w:ind w:left="720" w:hanging="360"/>
-        <w:rPr>
-          <w:u w:val="none"/>
-        </w:rPr>
-      </w:pPr>
-      <w:r>
-        <w:rPr>
-          <w:rtl w:val="0"/>
-        </w:rPr>
-        <w:t xml:space="preserve">Upon receiving the event , print “ALARM TRIGGERED”</w:t>
-      </w:r>
-    </w:p>
-    <w:p>
-      <w:pPr>
-        <w:numPr>
-          <w:ilvl w:val="0"/>
-          <w:numId w:val="5"/>
-        </w:numPr>
-        <w:ind w:left="720" w:hanging="360"/>
-        <w:rPr>
-          <w:u w:val="none"/>
-        </w:rPr>
-      </w:pPr>
-      <w:r>
-        <w:rPr>
-          <w:rtl w:val="0"/>
-        </w:rPr>
-        <w:t xml:space="preserve">Alarm duration is ALARM_DURATION</w:t>
-      </w:r>
-    </w:p>
-    <w:p>
-      <w:pPr>
-        <w:pStyle w:val="Heading2"/>
-        <w:rPr/>
-      </w:pPr>
-      <w:r>
-        <w:rPr>
-          <w:rtl w:val="0"/>
-        </w:rPr>
-        <w:t xml:space="preserve">3. Detailed Function Descriptions</w:t>
-      </w:r>
-    </w:p>
-    <w:p>
-      <w:pPr>
-        <w:pStyle w:val="Heading2"/>
-        <w:rPr>
-          <w:sz w:val="22"/>
-          <w:szCs w:val="22"/>
-        </w:rPr>
-      </w:pPr>
-      <w:bookmarkStart w:colFirst="0" w:colLast="0" w:name="_heading=h.43s6d7duo6fj" w:id="11"/>
-      <w:bookmarkEnd w:id="11"/>
-      <w:r>
-        <w:rPr>
-          <w:sz w:val="22"/>
-          <w:szCs w:val="22"/>
-          <w:rtl w:val="0"/>
-        </w:rPr>
-        <w:t xml:space="preserve">main()</w:t>
-      </w:r>
-    </w:p>
-    <w:p>
-      <w:pPr>
-        <w:spacing w:after="0" w:lineRule="auto"/>
-        <w:rPr/>
-      </w:pPr>
-      <w:r>
-        <w:rPr>
-          <w:rtl w:val="0"/>
-        </w:rPr>
-      </w:r>
-    </w:p>
-    <w:p>
-      <w:pPr>
-        <w:spacing w:after="0" w:lineRule="auto"/>
-        <w:rPr>
-          <w:rFonts w:ascii="Roboto Mono" w:cs="Roboto Mono" w:eastAsia="Roboto Mono" w:hAnsi="Roboto Mono"/>
-          <w:color w:val="188038"/>
-          <w:sz w:val="18"/>
-          <w:szCs w:val="18"/>
-        </w:rPr>
-      </w:pPr>
-      <w:r>
-        <w:rPr>
-          <w:rtl w:val="0"/>
-        </w:rPr>
-        <w:t xml:space="preserve"></w:t>
-      </w:r>
-      <w:r>
-        <w:rPr>
-          <w:rFonts w:ascii="Roboto Mono" w:cs="Roboto Mono" w:eastAsia="Roboto Mono" w:hAnsi="Roboto Mono"/>
-          <w:color w:val="188038"/>
-          <w:sz w:val="18"/>
-          <w:szCs w:val="18"/>
-          <w:rtl w:val="0"/>
-        </w:rPr>
-        <w:t xml:space="preserve">int main()</w:t>
-      </w:r>
-    </w:p>
-    <w:p>
-      <w:pPr>
-        <w:spacing w:after="0" w:lineRule="auto"/>
-        <w:rPr>
-          <w:rFonts w:ascii="Roboto Mono" w:cs="Roboto Mono" w:eastAsia="Roboto Mono" w:hAnsi="Roboto Mono"/>
-          <w:color w:val="188038"/>
-          <w:sz w:val="18"/>
-          <w:szCs w:val="18"/>
-        </w:rPr>
-      </w:pPr>
-      <w:r>
-        <w:rPr>
-          <w:rFonts w:ascii="Roboto Mono" w:cs="Roboto Mono" w:eastAsia="Roboto Mono" w:hAnsi="Roboto Mono"/>
-          <w:color w:val="188038"/>
-          <w:sz w:val="18"/>
-          <w:szCs w:val="18"/>
-          <w:rtl w:val="0"/>
-        </w:rPr>
-        <w:t xml:space="preserve">{</w:t>
-      </w:r>
-    </w:p>
-    <w:p>
-      <w:pPr>
-        <w:spacing w:after="0" w:lineRule="auto"/>
-        <w:ind w:firstLine="720"/>
-        <w:rPr>
-          <w:rFonts w:ascii="Roboto Mono" w:cs="Roboto Mono" w:eastAsia="Roboto Mono" w:hAnsi="Roboto Mono"/>
-          <w:color w:val="188038"/>
-          <w:sz w:val="18"/>
-          <w:szCs w:val="18"/>
-        </w:rPr>
-      </w:pPr>
-      <w:r>
-        <w:rPr>
-          <w:rFonts w:ascii="Roboto Mono" w:cs="Roboto Mono" w:eastAsia="Roboto Mono" w:hAnsi="Roboto Mono"/>
-          <w:color w:val="188038"/>
-          <w:sz w:val="18"/>
-          <w:szCs w:val="18"/>
-          <w:rtl w:val="0"/>
-        </w:rPr>
-        <w:t xml:space="preserve">int blRet = 1;</w:t>
-      </w:r>
-    </w:p>
-    <w:p>
-      <w:pPr>
-        <w:spacing w:after="0" w:lineRule="auto"/>
-        <w:rPr>
-          <w:rFonts w:ascii="Roboto Mono" w:cs="Roboto Mono" w:eastAsia="Roboto Mono" w:hAnsi="Roboto Mono"/>
-          <w:color w:val="188038"/>
-          <w:sz w:val="18"/>
-          <w:szCs w:val="18"/>
-        </w:rPr>
-      </w:pPr>
-      <w:r>
-        <w:rPr>
-          <w:rFonts w:ascii="Roboto Mono" w:cs="Roboto Mono" w:eastAsia="Roboto Mono" w:hAnsi="Roboto Mono"/>
-          <w:color w:val="188038"/>
-          <w:sz w:val="18"/>
-          <w:szCs w:val="18"/>
-          <w:rtl w:val="0"/>
-        </w:rPr>
-        <w:tab/>
-        <w:t xml:space="preserve">if(MessageQueueCreate())</w:t>
-      </w:r>
-    </w:p>
-    <w:p>
-      <w:pPr>
-        <w:spacing w:after="0" w:lineRule="auto"/>
-        <w:rPr>
-          <w:rFonts w:ascii="Roboto Mono" w:cs="Roboto Mono" w:eastAsia="Roboto Mono" w:hAnsi="Roboto Mono"/>
-          <w:color w:val="188038"/>
-          <w:sz w:val="18"/>
-          <w:szCs w:val="18"/>
-        </w:rPr>
-      </w:pPr>
-      <w:r>
-        <w:rPr>
-          <w:rFonts w:ascii="Roboto Mono" w:cs="Roboto Mono" w:eastAsia="Roboto Mono" w:hAnsi="Roboto Mono"/>
-          <w:color w:val="188038"/>
-          <w:sz w:val="18"/>
-          <w:szCs w:val="18"/>
-          <w:rtl w:val="0"/>
-        </w:rPr>
-        <w:tab/>
-        <w:t xml:space="preserve">{</w:t>
-      </w:r>
-    </w:p>
-    <w:p>
-      <w:pPr>
-        <w:spacing w:after="0" w:lineRule="auto"/>
-        <w:rPr>
-          <w:rFonts w:ascii="Roboto Mono" w:cs="Roboto Mono" w:eastAsia="Roboto Mono" w:hAnsi="Roboto Mono"/>
-          <w:color w:val="188038"/>
-          <w:sz w:val="18"/>
-          <w:szCs w:val="18"/>
-        </w:rPr>
-      </w:pPr>
-      <w:r>
-        <w:rPr>
-          <w:rFonts w:ascii="Roboto Mono" w:cs="Roboto Mono" w:eastAsia="Roboto Mono" w:hAnsi="Roboto Mono"/>
-          <w:color w:val="188038"/>
-          <w:sz w:val="18"/>
-          <w:szCs w:val="18"/>
-          <w:rtl w:val="0"/>
-        </w:rPr>
-        <w:tab/>
-        <w:tab/>
-        <w:t xml:space="preserve">if(CreateThreads())</w:t>
-      </w:r>
-    </w:p>
-    <w:p>
-      <w:pPr>
-        <w:spacing w:after="0" w:lineRule="auto"/>
-        <w:rPr>
-          <w:rFonts w:ascii="Roboto Mono" w:cs="Roboto Mono" w:eastAsia="Roboto Mono" w:hAnsi="Roboto Mono"/>
-          <w:color w:val="188038"/>
-          <w:sz w:val="18"/>
-          <w:szCs w:val="18"/>
-        </w:rPr>
-      </w:pPr>
-      <w:r>
-        <w:rPr>
-          <w:rFonts w:ascii="Roboto Mono" w:cs="Roboto Mono" w:eastAsia="Roboto Mono" w:hAnsi="Roboto Mono"/>
-          <w:color w:val="188038"/>
-          <w:sz w:val="18"/>
-          <w:szCs w:val="18"/>
-          <w:rtl w:val="0"/>
-        </w:rPr>
-        <w:tab/>
-        <w:tab/>
-        <w:t xml:space="preserve">{</w:t>
-      </w:r>
-    </w:p>
-    <w:p>
-      <w:pPr>
-        <w:spacing w:after="0" w:lineRule="auto"/>
-        <w:rPr>
-          <w:rFonts w:ascii="Roboto Mono" w:cs="Roboto Mono" w:eastAsia="Roboto Mono" w:hAnsi="Roboto Mono"/>
-          <w:color w:val="188038"/>
-          <w:sz w:val="18"/>
-          <w:szCs w:val="18"/>
-        </w:rPr>
-      </w:pPr>
-      <w:r>
-        <w:rPr>
-          <w:rFonts w:ascii="Roboto Mono" w:cs="Roboto Mono" w:eastAsia="Roboto Mono" w:hAnsi="Roboto Mono"/>
-          <w:color w:val="188038"/>
-          <w:sz w:val="18"/>
-          <w:szCs w:val="18"/>
-          <w:rtl w:val="0"/>
-        </w:rPr>
-        <w:tab/>
-        <w:tab/>
-        <w:tab/>
-        <w:t xml:space="preserve">//update blRet to 0</w:t>
-      </w:r>
-    </w:p>
-    <w:p>
-      <w:pPr>
-        <w:spacing w:after="0" w:lineRule="auto"/>
-        <w:rPr>
-          <w:rFonts w:ascii="Roboto Mono" w:cs="Roboto Mono" w:eastAsia="Roboto Mono" w:hAnsi="Roboto Mono"/>
-          <w:color w:val="188038"/>
-          <w:sz w:val="18"/>
-          <w:szCs w:val="18"/>
-        </w:rPr>
-      </w:pPr>
-      <w:r>
-        <w:rPr>
-          <w:rFonts w:ascii="Roboto Mono" w:cs="Roboto Mono" w:eastAsia="Roboto Mono" w:hAnsi="Roboto Mono"/>
-          <w:color w:val="188038"/>
-          <w:sz w:val="18"/>
-          <w:szCs w:val="18"/>
-          <w:rtl w:val="0"/>
-        </w:rPr>
-        <w:tab/>
-        <w:tab/>
-        <w:t xml:space="preserve">}</w:t>
-      </w:r>
-    </w:p>
-    <w:p>
-      <w:pPr>
-        <w:spacing w:after="0" w:lineRule="auto"/>
-        <w:rPr>
-          <w:rFonts w:ascii="Roboto Mono" w:cs="Roboto Mono" w:eastAsia="Roboto Mono" w:hAnsi="Roboto Mono"/>
-          <w:color w:val="188038"/>
-          <w:sz w:val="18"/>
-          <w:szCs w:val="18"/>
-        </w:rPr>
-      </w:pPr>
-      <w:r>
-        <w:rPr>
-          <w:rFonts w:ascii="Roboto Mono" w:cs="Roboto Mono" w:eastAsia="Roboto Mono" w:hAnsi="Roboto Mono"/>
-          <w:color w:val="188038"/>
-          <w:sz w:val="18"/>
-          <w:szCs w:val="18"/>
-          <w:rtl w:val="0"/>
-        </w:rPr>
-        <w:tab/>
-        <w:t xml:space="preserve">}</w:t>
-      </w:r>
-    </w:p>
-    <w:p>
-      <w:pPr>
-        <w:spacing w:after="0" w:lineRule="auto"/>
-        <w:rPr>
-          <w:rFonts w:ascii="Roboto Mono" w:cs="Roboto Mono" w:eastAsia="Roboto Mono" w:hAnsi="Roboto Mono"/>
-          <w:color w:val="188038"/>
-          <w:sz w:val="18"/>
-          <w:szCs w:val="18"/>
-        </w:rPr>
-      </w:pPr>
-      <w:r>
-        <w:rPr>
-          <w:rFonts w:ascii="Roboto Mono" w:cs="Roboto Mono" w:eastAsia="Roboto Mono" w:hAnsi="Roboto Mono"/>
-          <w:color w:val="188038"/>
-          <w:sz w:val="18"/>
-          <w:szCs w:val="18"/>
-          <w:rtl w:val="0"/>
-        </w:rPr>
-        <w:tab/>
-        <w:t xml:space="preserve">return blRet;</w:t>
-      </w:r>
-    </w:p>
-    <w:p>
-      <w:pPr>
-        <w:spacing w:after="0" w:lineRule="auto"/>
-        <w:rPr>
-          <w:rFonts w:ascii="Roboto Mono" w:cs="Roboto Mono" w:eastAsia="Roboto Mono" w:hAnsi="Roboto Mono"/>
-          <w:color w:val="188038"/>
-          <w:sz w:val="18"/>
-          <w:szCs w:val="18"/>
-        </w:rPr>
-      </w:pPr>
-      <w:r>
-        <w:rPr>
-          <w:rFonts w:ascii="Roboto Mono" w:cs="Roboto Mono" w:eastAsia="Roboto Mono" w:hAnsi="Roboto Mono"/>
-          <w:color w:val="188038"/>
-          <w:sz w:val="18"/>
-          <w:szCs w:val="18"/>
-          <w:rtl w:val="0"/>
-        </w:rPr>
-        <w:t xml:space="preserve">}</w:t>
-      </w:r>
-    </w:p>
-    <w:p>
-      <w:pPr>
-        <w:spacing w:after="0" w:lineRule="auto"/>
-        <w:rPr>
-          <w:rFonts w:ascii="Roboto Mono" w:cs="Roboto Mono" w:eastAsia="Roboto Mono" w:hAnsi="Roboto Mono"/>
-          <w:color w:val="188038"/>
-          <w:sz w:val="18"/>
-          <w:szCs w:val="18"/>
-        </w:rPr>
-      </w:pPr>
-      <w:r>
-        <w:rPr>
-          <w:rtl w:val="0"/>
-        </w:rPr>
-      </w:r>
-    </w:p>
-    <w:p>
-      <w:pPr>
-        <w:rPr/>
-      </w:pPr>
-      <w:r>
-        <w:rPr>
-          <w:rtl w:val="0"/>
-        </w:rPr>
-        <w:t xml:space="preserve"></w:t>
-      </w:r>
-    </w:p>
-    <w:p>
-      <w:pPr>
-        <w:rPr/>
-      </w:pPr>
-      <w:r>
-        <w:rPr>
-          <w:rtl w:val="0"/>
-        </w:rPr>
-      </w:r>
-    </w:p>
-    <w:p>
-      <w:pPr>
-        <w:pStyle w:val="Heading2"/>
-        <w:rPr>
-          <w:sz w:val="22"/>
-          <w:szCs w:val="22"/>
-        </w:rPr>
-      </w:pPr>
-      <w:bookmarkStart w:colFirst="0" w:colLast="0" w:name="_heading=h.ha65rukbiwoy" w:id="12"/>
-      <w:bookmarkEnd w:id="12"/>
-      <w:r>
-        <w:rPr>
-          <w:sz w:val="22"/>
-          <w:szCs w:val="22"/>
-          <w:rtl w:val="0"/>
-        </w:rPr>
-        <w:t xml:space="preserve">CreateThreads()</w:t>
-      </w:r>
-    </w:p>
-    <w:p>
-      <w:pPr>
-        <w:spacing w:after="0" w:lineRule="auto"/>
-        <w:rPr/>
-      </w:pPr>
-      <w:r>
-        <w:rPr>
-          <w:rtl w:val="0"/>
-        </w:rPr>
-      </w:r>
-    </w:p>
-    <w:p>
-      <w:pPr>
-        <w:spacing w:after="0" w:lineRule="auto"/>
-        <w:rPr>
-          <w:rFonts w:ascii="Roboto Mono" w:cs="Roboto Mono" w:eastAsia="Roboto Mono" w:hAnsi="Roboto Mono"/>
-          <w:sz w:val="18"/>
-          <w:szCs w:val="18"/>
-        </w:rPr>
-      </w:pPr>
-      <w:r>
-        <w:rPr>
-          <w:rtl w:val="0"/>
-        </w:rPr>
-        <w:t xml:space="preserve"></w:t>
-      </w:r>
-      <w:r>
-        <w:rPr>
-          <w:rFonts w:ascii="Roboto Mono" w:cs="Roboto Mono" w:eastAsia="Roboto Mono" w:hAnsi="Roboto Mono"/>
-          <w:color w:val="188038"/>
-          <w:sz w:val="18"/>
-          <w:szCs w:val="18"/>
-          <w:rtl w:val="0"/>
-        </w:rPr>
-        <w:t xml:space="preserve">bool</w:t>
-      </w:r>
-      <w:r>
-        <w:rPr>
-          <w:rFonts w:ascii="Roboto Mono" w:cs="Roboto Mono" w:eastAsia="Roboto Mono" w:hAnsi="Roboto Mono"/>
-          <w:sz w:val="18"/>
-          <w:szCs w:val="18"/>
-          <w:rtl w:val="0"/>
-        </w:rPr>
-        <w:t xml:space="preserve"> </w:t>
-      </w:r>
-      <w:r>
-        <w:rPr>
-          <w:rFonts w:ascii="Roboto Mono" w:cs="Roboto Mono" w:eastAsia="Roboto Mono" w:hAnsi="Roboto Mono"/>
-          <w:color w:val="188038"/>
-          <w:sz w:val="18"/>
-          <w:szCs w:val="18"/>
-          <w:rtl w:val="0"/>
-        </w:rPr>
-        <w:t xml:space="preserve">CreateThreads()</w:t>
-      </w:r>
-      <w:r>
-        <w:rPr>
-          <w:rtl w:val="0"/>
-        </w:rPr>
-      </w:r>
-    </w:p>
-    <w:p>
-      <w:pPr>
-        <w:spacing w:after="0" w:lineRule="auto"/>
-        <w:rPr>
-          <w:rFonts w:ascii="Roboto Mono" w:cs="Roboto Mono" w:eastAsia="Roboto Mono" w:hAnsi="Roboto Mono"/>
-          <w:sz w:val="18"/>
-          <w:szCs w:val="18"/>
-        </w:rPr>
-      </w:pPr>
-      <w:r>
-        <w:rPr>
-          <w:rFonts w:ascii="Roboto Mono" w:cs="Roboto Mono" w:eastAsia="Roboto Mono" w:hAnsi="Roboto Mono"/>
-          <w:color w:val="188038"/>
-          <w:sz w:val="18"/>
-          <w:szCs w:val="18"/>
-          <w:rtl w:val="0"/>
-        </w:rPr>
-        <w:t xml:space="preserve">{</w:t>
-      </w:r>
-      <w:r>
-        <w:rPr>
-          <w:rtl w:val="0"/>
-        </w:rPr>
-      </w:r>
-    </w:p>
-    <w:p>
-      <w:pPr>
-        <w:spacing w:after="0" w:lineRule="auto"/>
-        <w:rPr>
-          <w:rFonts w:ascii="Roboto Mono" w:cs="Roboto Mono" w:eastAsia="Roboto Mono" w:hAnsi="Roboto Mono"/>
-          <w:sz w:val="18"/>
-          <w:szCs w:val="18"/>
-        </w:rPr>
-      </w:pPr>
-      <w:r>
-        <w:rPr>
-          <w:rFonts w:ascii="Roboto Mono" w:cs="Roboto Mono" w:eastAsia="Roboto Mono" w:hAnsi="Roboto Mono"/>
-          <w:sz w:val="18"/>
-          <w:szCs w:val="18"/>
-          <w:rtl w:val="0"/>
-        </w:rPr>
-        <w:tab/>
-      </w:r>
-      <w:r>
-        <w:rPr>
-          <w:rFonts w:ascii="Roboto Mono" w:cs="Roboto Mono" w:eastAsia="Roboto Mono" w:hAnsi="Roboto Mono"/>
-          <w:color w:val="188038"/>
-          <w:sz w:val="18"/>
-          <w:szCs w:val="18"/>
-          <w:rtl w:val="0"/>
-        </w:rPr>
-        <w:t xml:space="preserve">bool</w:t>
-      </w:r>
-      <w:r>
-        <w:rPr>
-          <w:rFonts w:ascii="Roboto Mono" w:cs="Roboto Mono" w:eastAsia="Roboto Mono" w:hAnsi="Roboto Mono"/>
-          <w:sz w:val="18"/>
-          <w:szCs w:val="18"/>
-          <w:rtl w:val="0"/>
-        </w:rPr>
-        <w:t xml:space="preserve"> </w:t>
-      </w:r>
-      <w:r>
-        <w:rPr>
-          <w:rFonts w:ascii="Roboto Mono" w:cs="Roboto Mono" w:eastAsia="Roboto Mono" w:hAnsi="Roboto Mono"/>
-          <w:color w:val="188038"/>
-          <w:sz w:val="18"/>
-          <w:szCs w:val="18"/>
-          <w:rtl w:val="0"/>
-        </w:rPr>
-        <w:t xml:space="preserve">blRet</w:t>
-      </w:r>
-      <w:r>
-        <w:rPr>
-          <w:rFonts w:ascii="Roboto Mono" w:cs="Roboto Mono" w:eastAsia="Roboto Mono" w:hAnsi="Roboto Mono"/>
-          <w:sz w:val="18"/>
-          <w:szCs w:val="18"/>
-          <w:rtl w:val="0"/>
-        </w:rPr>
-        <w:t xml:space="preserve"> </w:t>
-      </w:r>
-      <w:r>
-        <w:rPr>
-          <w:rFonts w:ascii="Roboto Mono" w:cs="Roboto Mono" w:eastAsia="Roboto Mono" w:hAnsi="Roboto Mono"/>
-          <w:color w:val="188038"/>
-          <w:sz w:val="18"/>
-          <w:szCs w:val="18"/>
-          <w:rtl w:val="0"/>
-        </w:rPr>
-        <w:t xml:space="preserve">=</w:t>
-      </w:r>
-      <w:r>
-        <w:rPr>
-          <w:rFonts w:ascii="Roboto Mono" w:cs="Roboto Mono" w:eastAsia="Roboto Mono" w:hAnsi="Roboto Mono"/>
-          <w:sz w:val="18"/>
-          <w:szCs w:val="18"/>
-          <w:rtl w:val="0"/>
-        </w:rPr>
-        <w:t xml:space="preserve"> </w:t>
-      </w:r>
-      <w:r>
-        <w:rPr>
-          <w:rFonts w:ascii="Roboto Mono" w:cs="Roboto Mono" w:eastAsia="Roboto Mono" w:hAnsi="Roboto Mono"/>
-          <w:color w:val="188038"/>
-          <w:sz w:val="18"/>
-          <w:szCs w:val="18"/>
-          <w:rtl w:val="0"/>
-        </w:rPr>
-        <w:t xml:space="preserve">false;</w:t>
-      </w:r>
-      <w:r>
-        <w:rPr>
-          <w:rtl w:val="0"/>
-        </w:rPr>
-      </w:r>
-    </w:p>
-    <w:p>
-      <w:pPr>
-        <w:spacing w:after="0" w:lineRule="auto"/>
-        <w:rPr>
-          <w:rFonts w:ascii="Roboto Mono" w:cs="Roboto Mono" w:eastAsia="Roboto Mono" w:hAnsi="Roboto Mono"/>
-          <w:sz w:val="18"/>
-          <w:szCs w:val="18"/>
-        </w:rPr>
-      </w:pPr>
-      <w:r>
-        <w:rPr>
-          <w:rFonts w:ascii="Roboto Mono" w:cs="Roboto Mono" w:eastAsia="Roboto Mono" w:hAnsi="Roboto Mono"/>
-          <w:sz w:val="18"/>
-          <w:szCs w:val="18"/>
-          <w:rtl w:val="0"/>
-        </w:rPr>
-        <w:tab/>
-      </w:r>
-      <w:r>
-        <w:rPr>
-          <w:rFonts w:ascii="Roboto Mono" w:cs="Roboto Mono" w:eastAsia="Roboto Mono" w:hAnsi="Roboto Mono"/>
-          <w:color w:val="188038"/>
-          <w:sz w:val="18"/>
-          <w:szCs w:val="18"/>
-          <w:rtl w:val="0"/>
-        </w:rPr>
-        <w:t xml:space="preserve">//Create</w:t>
-      </w:r>
-      <w:r>
-        <w:rPr>
-          <w:rFonts w:ascii="Roboto Mono" w:cs="Roboto Mono" w:eastAsia="Roboto Mono" w:hAnsi="Roboto Mono"/>
-          <w:sz w:val="18"/>
-          <w:szCs w:val="18"/>
-          <w:rtl w:val="0"/>
-        </w:rPr>
-        <w:t xml:space="preserve"> </w:t>
-      </w:r>
-      <w:r>
-        <w:rPr>
-          <w:rFonts w:ascii="Roboto Mono" w:cs="Roboto Mono" w:eastAsia="Roboto Mono" w:hAnsi="Roboto Mono"/>
-          <w:color w:val="188038"/>
-          <w:sz w:val="18"/>
-          <w:szCs w:val="18"/>
-          <w:rtl w:val="0"/>
-        </w:rPr>
-        <w:t xml:space="preserve">all</w:t>
-      </w:r>
-      <w:r>
-        <w:rPr>
-          <w:rFonts w:ascii="Roboto Mono" w:cs="Roboto Mono" w:eastAsia="Roboto Mono" w:hAnsi="Roboto Mono"/>
-          <w:sz w:val="18"/>
-          <w:szCs w:val="18"/>
-          <w:rtl w:val="0"/>
-        </w:rPr>
-        <w:t xml:space="preserve"> </w:t>
-      </w:r>
-      <w:r>
-        <w:rPr>
-          <w:rFonts w:ascii="Roboto Mono" w:cs="Roboto Mono" w:eastAsia="Roboto Mono" w:hAnsi="Roboto Mono"/>
-          <w:color w:val="188038"/>
-          <w:sz w:val="18"/>
-          <w:szCs w:val="18"/>
-          <w:rtl w:val="0"/>
-        </w:rPr>
-        <w:t xml:space="preserve">3</w:t>
-      </w:r>
-      <w:r>
-        <w:rPr>
-          <w:rFonts w:ascii="Roboto Mono" w:cs="Roboto Mono" w:eastAsia="Roboto Mono" w:hAnsi="Roboto Mono"/>
-          <w:sz w:val="18"/>
-          <w:szCs w:val="18"/>
-          <w:rtl w:val="0"/>
-        </w:rPr>
-        <w:t xml:space="preserve"> </w:t>
-      </w:r>
-      <w:r>
-        <w:rPr>
-          <w:rFonts w:ascii="Roboto Mono" w:cs="Roboto Mono" w:eastAsia="Roboto Mono" w:hAnsi="Roboto Mono"/>
-          <w:color w:val="188038"/>
-          <w:sz w:val="18"/>
-          <w:szCs w:val="18"/>
-          <w:rtl w:val="0"/>
-        </w:rPr>
-        <w:t xml:space="preserve">threads</w:t>
-      </w:r>
-      <w:r>
-        <w:rPr>
-          <w:rtl w:val="0"/>
-        </w:rPr>
-      </w:r>
-    </w:p>
-    <w:p>
-      <w:pPr>
-        <w:spacing w:after="0" w:lineRule="auto"/>
-        <w:rPr>
-          <w:rFonts w:ascii="Roboto Mono" w:cs="Roboto Mono" w:eastAsia="Roboto Mono" w:hAnsi="Roboto Mono"/>
-          <w:sz w:val="18"/>
-          <w:szCs w:val="18"/>
-        </w:rPr>
-      </w:pPr>
-      <w:r>
-        <w:rPr>
-          <w:rFonts w:ascii="Roboto Mono" w:cs="Roboto Mono" w:eastAsia="Roboto Mono" w:hAnsi="Roboto Mono"/>
-          <w:sz w:val="18"/>
-          <w:szCs w:val="18"/>
-          <w:rtl w:val="0"/>
-        </w:rPr>
-        <w:tab/>
-      </w:r>
-      <w:r>
-        <w:rPr>
-          <w:rFonts w:ascii="Roboto Mono" w:cs="Roboto Mono" w:eastAsia="Roboto Mono" w:hAnsi="Roboto Mono"/>
-          <w:color w:val="188038"/>
-          <w:sz w:val="18"/>
-          <w:szCs w:val="18"/>
-          <w:rtl w:val="0"/>
-        </w:rPr>
-        <w:t xml:space="preserve">//Join</w:t>
-      </w:r>
-      <w:r>
-        <w:rPr>
-          <w:rFonts w:ascii="Roboto Mono" w:cs="Roboto Mono" w:eastAsia="Roboto Mono" w:hAnsi="Roboto Mono"/>
-          <w:sz w:val="18"/>
-          <w:szCs w:val="18"/>
-          <w:rtl w:val="0"/>
-        </w:rPr>
-        <w:t xml:space="preserve"> </w:t>
-      </w:r>
-      <w:r>
-        <w:rPr>
-          <w:rFonts w:ascii="Roboto Mono" w:cs="Roboto Mono" w:eastAsia="Roboto Mono" w:hAnsi="Roboto Mono"/>
-          <w:color w:val="188038"/>
-          <w:sz w:val="18"/>
-          <w:szCs w:val="18"/>
-          <w:rtl w:val="0"/>
-        </w:rPr>
-        <w:t xml:space="preserve">all</w:t>
-      </w:r>
-      <w:r>
-        <w:rPr>
-          <w:rFonts w:ascii="Roboto Mono" w:cs="Roboto Mono" w:eastAsia="Roboto Mono" w:hAnsi="Roboto Mono"/>
-          <w:sz w:val="18"/>
-          <w:szCs w:val="18"/>
-          <w:rtl w:val="0"/>
-        </w:rPr>
-        <w:t xml:space="preserve"> </w:t>
-      </w:r>
-      <w:r>
-        <w:rPr>
-          <w:rFonts w:ascii="Roboto Mono" w:cs="Roboto Mono" w:eastAsia="Roboto Mono" w:hAnsi="Roboto Mono"/>
-          <w:color w:val="188038"/>
-          <w:sz w:val="18"/>
-          <w:szCs w:val="18"/>
-          <w:rtl w:val="0"/>
-        </w:rPr>
-        <w:t xml:space="preserve">3</w:t>
-      </w:r>
-      <w:r>
-        <w:rPr>
-          <w:rFonts w:ascii="Roboto Mono" w:cs="Roboto Mono" w:eastAsia="Roboto Mono" w:hAnsi="Roboto Mono"/>
-          <w:sz w:val="18"/>
-          <w:szCs w:val="18"/>
-          <w:rtl w:val="0"/>
-        </w:rPr>
-        <w:t xml:space="preserve"> </w:t>
-      </w:r>
-      <w:r>
-        <w:rPr>
-          <w:rFonts w:ascii="Roboto Mono" w:cs="Roboto Mono" w:eastAsia="Roboto Mono" w:hAnsi="Roboto Mono"/>
-          <w:color w:val="188038"/>
-          <w:sz w:val="18"/>
-          <w:szCs w:val="18"/>
-          <w:rtl w:val="0"/>
-        </w:rPr>
-        <w:t xml:space="preserve">threads</w:t>
-      </w:r>
-      <w:r>
-        <w:rPr>
-          <w:rtl w:val="0"/>
-        </w:rPr>
-      </w:r>
-    </w:p>
-    <w:p>
-      <w:pPr>
-        <w:spacing w:after="0" w:lineRule="auto"/>
-        <w:rPr>
-          <w:rFonts w:ascii="Roboto Mono" w:cs="Roboto Mono" w:eastAsia="Roboto Mono" w:hAnsi="Roboto Mono"/>
-          <w:sz w:val="18"/>
-          <w:szCs w:val="18"/>
-        </w:rPr>
-      </w:pPr>
-      <w:r>
-        <w:rPr>
-          <w:rFonts w:ascii="Roboto Mono" w:cs="Roboto Mono" w:eastAsia="Roboto Mono" w:hAnsi="Roboto Mono"/>
-          <w:sz w:val="18"/>
-          <w:szCs w:val="18"/>
-          <w:rtl w:val="0"/>
-        </w:rPr>
-        <w:tab/>
-      </w:r>
-      <w:r>
-        <w:rPr>
-          <w:rFonts w:ascii="Roboto Mono" w:cs="Roboto Mono" w:eastAsia="Roboto Mono" w:hAnsi="Roboto Mono"/>
-          <w:color w:val="188038"/>
-          <w:sz w:val="18"/>
-          <w:szCs w:val="18"/>
-          <w:rtl w:val="0"/>
-        </w:rPr>
-        <w:t xml:space="preserve">//</w:t>
-      </w:r>
-      <w:r>
-        <w:rPr>
-          <w:rFonts w:ascii="Roboto Mono" w:cs="Roboto Mono" w:eastAsia="Roboto Mono" w:hAnsi="Roboto Mono"/>
-          <w:sz w:val="18"/>
-          <w:szCs w:val="18"/>
-          <w:rtl w:val="0"/>
-        </w:rPr>
-        <w:t xml:space="preserve"> </w:t>
-      </w:r>
-      <w:r>
-        <w:rPr>
-          <w:rFonts w:ascii="Roboto Mono" w:cs="Roboto Mono" w:eastAsia="Roboto Mono" w:hAnsi="Roboto Mono"/>
-          <w:color w:val="188038"/>
-          <w:sz w:val="18"/>
-          <w:szCs w:val="18"/>
-          <w:rtl w:val="0"/>
-        </w:rPr>
-        <w:t xml:space="preserve">upon</w:t>
-      </w:r>
-      <w:r>
-        <w:rPr>
-          <w:rFonts w:ascii="Roboto Mono" w:cs="Roboto Mono" w:eastAsia="Roboto Mono" w:hAnsi="Roboto Mono"/>
-          <w:sz w:val="18"/>
-          <w:szCs w:val="18"/>
-          <w:rtl w:val="0"/>
-        </w:rPr>
-        <w:t xml:space="preserve"> </w:t>
-      </w:r>
-      <w:r>
-        <w:rPr>
-          <w:rFonts w:ascii="Roboto Mono" w:cs="Roboto Mono" w:eastAsia="Roboto Mono" w:hAnsi="Roboto Mono"/>
-          <w:color w:val="188038"/>
-          <w:sz w:val="18"/>
-          <w:szCs w:val="18"/>
-          <w:rtl w:val="0"/>
-        </w:rPr>
-        <w:t xml:space="preserve">success</w:t>
-      </w:r>
-      <w:r>
-        <w:rPr>
-          <w:rFonts w:ascii="Roboto Mono" w:cs="Roboto Mono" w:eastAsia="Roboto Mono" w:hAnsi="Roboto Mono"/>
-          <w:sz w:val="18"/>
-          <w:szCs w:val="18"/>
-          <w:rtl w:val="0"/>
-        </w:rPr>
-        <w:t xml:space="preserve"> </w:t>
-      </w:r>
-      <w:r>
-        <w:rPr>
-          <w:rFonts w:ascii="Roboto Mono" w:cs="Roboto Mono" w:eastAsia="Roboto Mono" w:hAnsi="Roboto Mono"/>
-          <w:color w:val="188038"/>
-          <w:sz w:val="18"/>
-          <w:szCs w:val="18"/>
-          <w:rtl w:val="0"/>
-        </w:rPr>
-        <w:t xml:space="preserve">return</w:t>
-      </w:r>
-      <w:r>
-        <w:rPr>
-          <w:rFonts w:ascii="Roboto Mono" w:cs="Roboto Mono" w:eastAsia="Roboto Mono" w:hAnsi="Roboto Mono"/>
-          <w:sz w:val="18"/>
-          <w:szCs w:val="18"/>
-          <w:rtl w:val="0"/>
-        </w:rPr>
-        <w:t xml:space="preserve"> </w:t>
-      </w:r>
-      <w:r>
-        <w:rPr>
-          <w:rFonts w:ascii="Roboto Mono" w:cs="Roboto Mono" w:eastAsia="Roboto Mono" w:hAnsi="Roboto Mono"/>
-          <w:color w:val="188038"/>
-          <w:sz w:val="18"/>
-          <w:szCs w:val="18"/>
-          <w:rtl w:val="0"/>
-        </w:rPr>
-        <w:t xml:space="preserve">blRet</w:t>
-      </w:r>
-      <w:r>
-        <w:rPr>
-          <w:rFonts w:ascii="Roboto Mono" w:cs="Roboto Mono" w:eastAsia="Roboto Mono" w:hAnsi="Roboto Mono"/>
-          <w:sz w:val="18"/>
-          <w:szCs w:val="18"/>
-          <w:rtl w:val="0"/>
-        </w:rPr>
-        <w:t xml:space="preserve"> </w:t>
-      </w:r>
-      <w:r>
-        <w:rPr>
-          <w:rFonts w:ascii="Roboto Mono" w:cs="Roboto Mono" w:eastAsia="Roboto Mono" w:hAnsi="Roboto Mono"/>
-          <w:color w:val="188038"/>
-          <w:sz w:val="18"/>
-          <w:szCs w:val="18"/>
-          <w:rtl w:val="0"/>
-        </w:rPr>
-        <w:t xml:space="preserve">=</w:t>
-      </w:r>
-      <w:r>
-        <w:rPr>
-          <w:rFonts w:ascii="Roboto Mono" w:cs="Roboto Mono" w:eastAsia="Roboto Mono" w:hAnsi="Roboto Mono"/>
-          <w:sz w:val="18"/>
-          <w:szCs w:val="18"/>
-          <w:rtl w:val="0"/>
-        </w:rPr>
-        <w:t xml:space="preserve"> </w:t>
-      </w:r>
-      <w:r>
-        <w:rPr>
-          <w:rFonts w:ascii="Roboto Mono" w:cs="Roboto Mono" w:eastAsia="Roboto Mono" w:hAnsi="Roboto Mono"/>
-          <w:color w:val="188038"/>
-          <w:sz w:val="18"/>
-          <w:szCs w:val="18"/>
-          <w:rtl w:val="0"/>
-        </w:rPr>
-        <w:t xml:space="preserve">true;</w:t>
-      </w:r>
-      <w:r>
-        <w:rPr>
-          <w:rtl w:val="0"/>
-        </w:rPr>
-      </w:r>
-    </w:p>
-    <w:p>
-      <w:pPr>
-        <w:spacing w:after="0" w:lineRule="auto"/>
-        <w:rPr>
-          <w:rFonts w:ascii="Roboto Mono" w:cs="Roboto Mono" w:eastAsia="Roboto Mono" w:hAnsi="Roboto Mono"/>
-          <w:sz w:val="18"/>
-          <w:szCs w:val="18"/>
-        </w:rPr>
-      </w:pPr>
-      <w:r>
-        <w:rPr>
-          <w:rFonts w:ascii="Roboto Mono" w:cs="Roboto Mono" w:eastAsia="Roboto Mono" w:hAnsi="Roboto Mono"/>
-          <w:color w:val="188038"/>
-          <w:sz w:val="18"/>
-          <w:szCs w:val="18"/>
-          <w:rtl w:val="0"/>
-        </w:rPr>
-        <w:t xml:space="preserve">}</w:t>
-      </w:r>
-      <w:r>
-        <w:rPr>
-          <w:rtl w:val="0"/>
-        </w:rPr>
-      </w:r>
-    </w:p>
-    <w:p>
-      <w:pPr>
-        <w:rPr/>
-      </w:pPr>
-      <w:r>
-        <w:rPr>
-          <w:rtl w:val="0"/>
-        </w:rPr>
-        <w:t xml:space="preserve"></w:t>
-      </w:r>
-    </w:p>
-    <w:p>
-      <w:pPr>
-        <w:pStyle w:val="Heading2"/>
-        <w:rPr>
-          <w:sz w:val="22"/>
-          <w:szCs w:val="22"/>
-        </w:rPr>
-      </w:pPr>
-      <w:bookmarkStart w:colFirst="0" w:colLast="0" w:name="_heading=h.ql9s88xz00s" w:id="13"/>
-      <w:bookmarkEnd w:id="13"/>
-      <w:r>
-        <w:rPr>
-          <w:sz w:val="22"/>
-          <w:szCs w:val="22"/>
-          <w:rtl w:val="0"/>
-        </w:rPr>
-        <w:t xml:space="preserve">MessageQueueCreate()</w:t>
-      </w:r>
-    </w:p>
-    <w:p>
-      <w:pPr>
-        <w:spacing w:after="0" w:lineRule="auto"/>
-        <w:rPr/>
-      </w:pPr>
-      <w:r>
-        <w:rPr>
-          <w:rtl w:val="0"/>
-        </w:rPr>
-      </w:r>
-    </w:p>
-    <w:p>
-      <w:pPr>
-        <w:spacing w:after="0" w:lineRule="auto"/>
-        <w:rPr>
-          <w:rFonts w:ascii="Roboto Mono" w:cs="Roboto Mono" w:eastAsia="Roboto Mono" w:hAnsi="Roboto Mono"/>
-          <w:sz w:val="18"/>
-          <w:szCs w:val="18"/>
-        </w:rPr>
-      </w:pPr>
-      <w:r>
-        <w:rPr>
-          <w:rtl w:val="0"/>
-        </w:rPr>
-        <w:t xml:space="preserve"></w:t>
-      </w:r>
-      <w:r>
-        <w:rPr>
-          <w:rFonts w:ascii="Roboto Mono" w:cs="Roboto Mono" w:eastAsia="Roboto Mono" w:hAnsi="Roboto Mono"/>
-          <w:color w:val="188038"/>
-          <w:sz w:val="18"/>
-          <w:szCs w:val="18"/>
-          <w:rtl w:val="0"/>
-        </w:rPr>
-        <w:t xml:space="preserve">bool</w:t>
-      </w:r>
-      <w:r>
-        <w:rPr>
-          <w:rFonts w:ascii="Roboto Mono" w:cs="Roboto Mono" w:eastAsia="Roboto Mono" w:hAnsi="Roboto Mono"/>
-          <w:sz w:val="18"/>
-          <w:szCs w:val="18"/>
-          <w:rtl w:val="0"/>
-        </w:rPr>
-        <w:t xml:space="preserve"> </w:t>
-      </w:r>
-      <w:r>
-        <w:rPr>
-          <w:rFonts w:ascii="Roboto Mono" w:cs="Roboto Mono" w:eastAsia="Roboto Mono" w:hAnsi="Roboto Mono"/>
-          <w:color w:val="188038"/>
-          <w:sz w:val="18"/>
-          <w:szCs w:val="18"/>
-          <w:rtl w:val="0"/>
-        </w:rPr>
-        <w:t xml:space="preserve">MessageQueueCreate()</w:t>
-      </w:r>
-      <w:r>
-        <w:rPr>
-          <w:rtl w:val="0"/>
-        </w:rPr>
-      </w:r>
-    </w:p>
-    <w:p>
-      <w:pPr>
-        <w:spacing w:after="0" w:lineRule="auto"/>
-        <w:rPr>
-          <w:rFonts w:ascii="Roboto Mono" w:cs="Roboto Mono" w:eastAsia="Roboto Mono" w:hAnsi="Roboto Mono"/>
-          <w:sz w:val="18"/>
-          <w:szCs w:val="18"/>
-        </w:rPr>
-      </w:pPr>
-      <w:r>
-        <w:rPr>
-          <w:rFonts w:ascii="Roboto Mono" w:cs="Roboto Mono" w:eastAsia="Roboto Mono" w:hAnsi="Roboto Mono"/>
-          <w:color w:val="188038"/>
-          <w:sz w:val="18"/>
-          <w:szCs w:val="18"/>
-          <w:rtl w:val="0"/>
-        </w:rPr>
-        <w:t xml:space="preserve">{</w:t>
-      </w:r>
-      <w:r>
-        <w:rPr>
-          <w:rtl w:val="0"/>
-        </w:rPr>
-      </w:r>
-    </w:p>
-    <w:p>
-      <w:pPr>
-        <w:spacing w:after="0" w:lineRule="auto"/>
-        <w:rPr>
-          <w:rFonts w:ascii="Roboto Mono" w:cs="Roboto Mono" w:eastAsia="Roboto Mono" w:hAnsi="Roboto Mono"/>
-          <w:sz w:val="18"/>
-          <w:szCs w:val="18"/>
-        </w:rPr>
-      </w:pPr>
-      <w:r>
-        <w:rPr>
-          <w:rFonts w:ascii="Roboto Mono" w:cs="Roboto Mono" w:eastAsia="Roboto Mono" w:hAnsi="Roboto Mono"/>
-          <w:sz w:val="18"/>
-          <w:szCs w:val="18"/>
-          <w:rtl w:val="0"/>
-        </w:rPr>
-        <w:tab/>
-      </w:r>
-      <w:r>
-        <w:rPr>
-          <w:rFonts w:ascii="Roboto Mono" w:cs="Roboto Mono" w:eastAsia="Roboto Mono" w:hAnsi="Roboto Mono"/>
-          <w:color w:val="188038"/>
-          <w:sz w:val="18"/>
-          <w:szCs w:val="18"/>
-          <w:rtl w:val="0"/>
-        </w:rPr>
-        <w:t xml:space="preserve">bool</w:t>
-      </w:r>
-      <w:r>
-        <w:rPr>
-          <w:rFonts w:ascii="Roboto Mono" w:cs="Roboto Mono" w:eastAsia="Roboto Mono" w:hAnsi="Roboto Mono"/>
-          <w:sz w:val="18"/>
-          <w:szCs w:val="18"/>
-          <w:rtl w:val="0"/>
-        </w:rPr>
-        <w:t xml:space="preserve"> </w:t>
-      </w:r>
-      <w:r>
-        <w:rPr>
-          <w:rFonts w:ascii="Roboto Mono" w:cs="Roboto Mono" w:eastAsia="Roboto Mono" w:hAnsi="Roboto Mono"/>
-          <w:color w:val="188038"/>
-          <w:sz w:val="18"/>
-          <w:szCs w:val="18"/>
-          <w:rtl w:val="0"/>
-        </w:rPr>
-        <w:t xml:space="preserve">blRet</w:t>
-      </w:r>
-      <w:r>
-        <w:rPr>
-          <w:rFonts w:ascii="Roboto Mono" w:cs="Roboto Mono" w:eastAsia="Roboto Mono" w:hAnsi="Roboto Mono"/>
-          <w:sz w:val="18"/>
-          <w:szCs w:val="18"/>
-          <w:rtl w:val="0"/>
-        </w:rPr>
-        <w:t xml:space="preserve"> </w:t>
-      </w:r>
-      <w:r>
-        <w:rPr>
-          <w:rFonts w:ascii="Roboto Mono" w:cs="Roboto Mono" w:eastAsia="Roboto Mono" w:hAnsi="Roboto Mono"/>
-          <w:color w:val="188038"/>
-          <w:sz w:val="18"/>
-          <w:szCs w:val="18"/>
-          <w:rtl w:val="0"/>
-        </w:rPr>
-        <w:t xml:space="preserve">=</w:t>
-      </w:r>
-      <w:r>
-        <w:rPr>
-          <w:rFonts w:ascii="Roboto Mono" w:cs="Roboto Mono" w:eastAsia="Roboto Mono" w:hAnsi="Roboto Mono"/>
-          <w:sz w:val="18"/>
-          <w:szCs w:val="18"/>
-          <w:rtl w:val="0"/>
-        </w:rPr>
-        <w:t xml:space="preserve"> </w:t>
-      </w:r>
-      <w:r>
-        <w:rPr>
-          <w:rFonts w:ascii="Roboto Mono" w:cs="Roboto Mono" w:eastAsia="Roboto Mono" w:hAnsi="Roboto Mono"/>
-          <w:color w:val="188038"/>
-          <w:sz w:val="18"/>
-          <w:szCs w:val="18"/>
-          <w:rtl w:val="0"/>
-        </w:rPr>
-        <w:t xml:space="preserve">false</w:t>
-      </w:r>
-      <w:r>
-        <w:rPr>
-          <w:rtl w:val="0"/>
-        </w:rPr>
-      </w:r>
-    </w:p>
-    <w:p>
-      <w:pPr>
-        <w:spacing w:after="0" w:lineRule="auto"/>
-        <w:rPr>
-          <w:rFonts w:ascii="Roboto Mono" w:cs="Roboto Mono" w:eastAsia="Roboto Mono" w:hAnsi="Roboto Mono"/>
-          <w:sz w:val="18"/>
-          <w:szCs w:val="18"/>
-        </w:rPr>
-      </w:pPr>
-      <w:r>
-        <w:rPr>
-          <w:rFonts w:ascii="Roboto Mono" w:cs="Roboto Mono" w:eastAsia="Roboto Mono" w:hAnsi="Roboto Mono"/>
-          <w:sz w:val="18"/>
-          <w:szCs w:val="18"/>
-          <w:rtl w:val="0"/>
-        </w:rPr>
-        <w:tab/>
-      </w:r>
-      <w:r>
-        <w:rPr>
-          <w:rFonts w:ascii="Roboto Mono" w:cs="Roboto Mono" w:eastAsia="Roboto Mono" w:hAnsi="Roboto Mono"/>
-          <w:color w:val="188038"/>
-          <w:sz w:val="18"/>
-          <w:szCs w:val="18"/>
-          <w:rtl w:val="0"/>
-        </w:rPr>
-        <w:t xml:space="preserve">//use</w:t>
-      </w:r>
-      <w:r>
-        <w:rPr>
-          <w:rFonts w:ascii="Roboto Mono" w:cs="Roboto Mono" w:eastAsia="Roboto Mono" w:hAnsi="Roboto Mono"/>
-          <w:sz w:val="18"/>
-          <w:szCs w:val="18"/>
-          <w:rtl w:val="0"/>
-        </w:rPr>
-        <w:t xml:space="preserve"> </w:t>
-      </w:r>
-      <w:r>
-        <w:rPr>
-          <w:rFonts w:ascii="Roboto Mono" w:cs="Roboto Mono" w:eastAsia="Roboto Mono" w:hAnsi="Roboto Mono"/>
-          <w:color w:val="188038"/>
-          <w:sz w:val="18"/>
-          <w:szCs w:val="18"/>
-          <w:rtl w:val="0"/>
-        </w:rPr>
-        <w:t xml:space="preserve">message</w:t>
-      </w:r>
-      <w:r>
-        <w:rPr>
-          <w:rFonts w:ascii="Roboto Mono" w:cs="Roboto Mono" w:eastAsia="Roboto Mono" w:hAnsi="Roboto Mono"/>
-          <w:sz w:val="18"/>
-          <w:szCs w:val="18"/>
-          <w:rtl w:val="0"/>
-        </w:rPr>
-        <w:t xml:space="preserve"> </w:t>
-      </w:r>
-      <w:r>
-        <w:rPr>
-          <w:rFonts w:ascii="Roboto Mono" w:cs="Roboto Mono" w:eastAsia="Roboto Mono" w:hAnsi="Roboto Mono"/>
-          <w:color w:val="188038"/>
-          <w:sz w:val="18"/>
-          <w:szCs w:val="18"/>
-          <w:rtl w:val="0"/>
-        </w:rPr>
-        <w:t xml:space="preserve">queue</w:t>
-      </w:r>
-      <w:r>
-        <w:rPr>
-          <w:rFonts w:ascii="Roboto Mono" w:cs="Roboto Mono" w:eastAsia="Roboto Mono" w:hAnsi="Roboto Mono"/>
-          <w:sz w:val="18"/>
-          <w:szCs w:val="18"/>
-          <w:rtl w:val="0"/>
-        </w:rPr>
-        <w:t xml:space="preserve"> </w:t>
-      </w:r>
-      <w:r>
-        <w:rPr>
-          <w:rFonts w:ascii="Roboto Mono" w:cs="Roboto Mono" w:eastAsia="Roboto Mono" w:hAnsi="Roboto Mono"/>
-          <w:color w:val="188038"/>
-          <w:sz w:val="18"/>
-          <w:szCs w:val="18"/>
-          <w:rtl w:val="0"/>
-        </w:rPr>
-        <w:t xml:space="preserve">create</w:t>
-      </w:r>
-      <w:r>
-        <w:rPr>
-          <w:rFonts w:ascii="Roboto Mono" w:cs="Roboto Mono" w:eastAsia="Roboto Mono" w:hAnsi="Roboto Mono"/>
-          <w:sz w:val="18"/>
-          <w:szCs w:val="18"/>
-          <w:rtl w:val="0"/>
-        </w:rPr>
-        <w:t xml:space="preserve"> </w:t>
-      </w:r>
-      <w:r>
-        <w:rPr>
-          <w:rFonts w:ascii="Roboto Mono" w:cs="Roboto Mono" w:eastAsia="Roboto Mono" w:hAnsi="Roboto Mono"/>
-          <w:color w:val="188038"/>
-          <w:sz w:val="18"/>
-          <w:szCs w:val="18"/>
-          <w:rtl w:val="0"/>
-        </w:rPr>
-        <w:t xml:space="preserve">methods</w:t>
-      </w:r>
-      <w:r>
-        <w:rPr>
-          <w:rtl w:val="0"/>
-        </w:rPr>
-      </w:r>
-    </w:p>
-    <w:p>
-      <w:pPr>
-        <w:spacing w:after="0" w:lineRule="auto"/>
-        <w:rPr>
-          <w:rFonts w:ascii="Roboto Mono" w:cs="Roboto Mono" w:eastAsia="Roboto Mono" w:hAnsi="Roboto Mono"/>
-          <w:sz w:val="18"/>
-          <w:szCs w:val="18"/>
-        </w:rPr>
-      </w:pPr>
-      <w:r>
-        <w:rPr>
-          <w:rFonts w:ascii="Roboto Mono" w:cs="Roboto Mono" w:eastAsia="Roboto Mono" w:hAnsi="Roboto Mono"/>
-          <w:sz w:val="18"/>
-          <w:szCs w:val="18"/>
-          <w:rtl w:val="0"/>
-        </w:rPr>
-        <w:tab/>
-      </w:r>
-      <w:r>
-        <w:rPr>
-          <w:rFonts w:ascii="Roboto Mono" w:cs="Roboto Mono" w:eastAsia="Roboto Mono" w:hAnsi="Roboto Mono"/>
-          <w:color w:val="188038"/>
-          <w:sz w:val="18"/>
-          <w:szCs w:val="18"/>
-          <w:rtl w:val="0"/>
-        </w:rPr>
-        <w:t xml:space="preserve">//return</w:t>
-      </w:r>
-      <w:r>
-        <w:rPr>
-          <w:rFonts w:ascii="Roboto Mono" w:cs="Roboto Mono" w:eastAsia="Roboto Mono" w:hAnsi="Roboto Mono"/>
-          <w:sz w:val="18"/>
-          <w:szCs w:val="18"/>
-          <w:rtl w:val="0"/>
-        </w:rPr>
-        <w:t xml:space="preserve"> </w:t>
-      </w:r>
-      <w:r>
-        <w:rPr>
-          <w:rFonts w:ascii="Roboto Mono" w:cs="Roboto Mono" w:eastAsia="Roboto Mono" w:hAnsi="Roboto Mono"/>
-          <w:color w:val="188038"/>
-          <w:sz w:val="18"/>
-          <w:szCs w:val="18"/>
-          <w:rtl w:val="0"/>
-        </w:rPr>
-        <w:t xml:space="preserve">true</w:t>
-      </w:r>
-      <w:r>
-        <w:rPr>
-          <w:rFonts w:ascii="Roboto Mono" w:cs="Roboto Mono" w:eastAsia="Roboto Mono" w:hAnsi="Roboto Mono"/>
-          <w:sz w:val="18"/>
-          <w:szCs w:val="18"/>
-          <w:rtl w:val="0"/>
-        </w:rPr>
-        <w:t xml:space="preserve"> </w:t>
-      </w:r>
-      <w:r>
-        <w:rPr>
-          <w:rFonts w:ascii="Roboto Mono" w:cs="Roboto Mono" w:eastAsia="Roboto Mono" w:hAnsi="Roboto Mono"/>
-          <w:color w:val="188038"/>
-          <w:sz w:val="18"/>
-          <w:szCs w:val="18"/>
-          <w:rtl w:val="0"/>
-        </w:rPr>
-        <w:t xml:space="preserve">if</w:t>
-      </w:r>
-      <w:r>
-        <w:rPr>
-          <w:rFonts w:ascii="Roboto Mono" w:cs="Roboto Mono" w:eastAsia="Roboto Mono" w:hAnsi="Roboto Mono"/>
-          <w:sz w:val="18"/>
-          <w:szCs w:val="18"/>
-          <w:rtl w:val="0"/>
-        </w:rPr>
-        <w:t xml:space="preserve"> </w:t>
-      </w:r>
-      <w:r>
-        <w:rPr>
-          <w:rFonts w:ascii="Roboto Mono" w:cs="Roboto Mono" w:eastAsia="Roboto Mono" w:hAnsi="Roboto Mono"/>
-          <w:color w:val="188038"/>
-          <w:sz w:val="18"/>
-          <w:szCs w:val="18"/>
-          <w:rtl w:val="0"/>
-        </w:rPr>
-        <w:t xml:space="preserve">success</w:t>
-      </w:r>
-      <w:r>
-        <w:rPr>
-          <w:rtl w:val="0"/>
-        </w:rPr>
-      </w:r>
-    </w:p>
-    <w:p>
-      <w:pPr>
-        <w:spacing w:after="0" w:lineRule="auto"/>
-        <w:rPr>
-          <w:rFonts w:ascii="Roboto Mono" w:cs="Roboto Mono" w:eastAsia="Roboto Mono" w:hAnsi="Roboto Mono"/>
-          <w:sz w:val="18"/>
-          <w:szCs w:val="18"/>
-        </w:rPr>
-      </w:pPr>
-      <w:r>
-        <w:rPr>
-          <w:rFonts w:ascii="Roboto Mono" w:cs="Roboto Mono" w:eastAsia="Roboto Mono" w:hAnsi="Roboto Mono"/>
-          <w:color w:val="188038"/>
-          <w:sz w:val="18"/>
-          <w:szCs w:val="18"/>
-          <w:rtl w:val="0"/>
-        </w:rPr>
-        <w:t xml:space="preserve">}</w:t>
-      </w:r>
-      <w:r>
-        <w:rPr>
-          <w:rtl w:val="0"/>
-        </w:rPr>
-      </w:r>
-    </w:p>
-    <w:p>
-      <w:pPr>
-        <w:rPr/>
-      </w:pPr>
-      <w:r>
-        <w:rPr>
-          <w:rtl w:val="0"/>
-        </w:rPr>
-        <w:t xml:space="preserve"></w:t>
-      </w:r>
-    </w:p>
-    <w:p>
-      <w:pPr>
-        <w:ind w:left="720" w:firstLine="0"/>
-        <w:rPr/>
-      </w:pPr>
-      <w:r>
-        <w:rPr>
-          <w:rtl w:val="0"/>
-        </w:rPr>
-      </w:r>
-    </w:p>
-    <w:p>
-      <w:pPr>
-        <w:pStyle w:val="Heading2"/>
-        <w:rPr>
-          <w:sz w:val="22"/>
-          <w:szCs w:val="22"/>
-        </w:rPr>
-      </w:pPr>
-      <w:bookmarkStart w:colFirst="0" w:colLast="0" w:name="_heading=h.50dwroiexr16" w:id="14"/>
-      <w:bookmarkEnd w:id="14"/>
-      <w:r>
-        <w:rPr>
-          <w:sz w:val="22"/>
-          <w:szCs w:val="22"/>
-          <w:rtl w:val="0"/>
-        </w:rPr>
-        <w:t xml:space="preserve">MessageQueueSend()</w:t>
-      </w:r>
-    </w:p>
-    <w:p>
-      <w:pPr>
-        <w:spacing w:after="0" w:lineRule="auto"/>
-        <w:rPr/>
-      </w:pPr>
-      <w:r>
-        <w:rPr>
-          <w:rtl w:val="0"/>
-        </w:rPr>
-      </w:r>
-    </w:p>
-    <w:p>
-      <w:pPr>
-        <w:spacing w:after="0" w:lineRule="auto"/>
-        <w:rPr>
-          <w:rFonts w:ascii="Roboto Mono" w:cs="Roboto Mono" w:eastAsia="Roboto Mono" w:hAnsi="Roboto Mono"/>
-          <w:sz w:val="18"/>
-          <w:szCs w:val="18"/>
-        </w:rPr>
-      </w:pPr>
-      <w:r>
-        <w:rPr>
-          <w:rtl w:val="0"/>
-        </w:rPr>
-        <w:t xml:space="preserve"></w:t>
-      </w:r>
-      <w:r>
-        <w:rPr>
-          <w:rFonts w:ascii="Roboto Mono" w:cs="Roboto Mono" w:eastAsia="Roboto Mono" w:hAnsi="Roboto Mono"/>
-          <w:color w:val="188038"/>
-          <w:sz w:val="18"/>
-          <w:szCs w:val="18"/>
-          <w:rtl w:val="0"/>
-        </w:rPr>
-        <w:t xml:space="preserve">bool</w:t>
-      </w:r>
-      <w:r>
-        <w:rPr>
-          <w:rFonts w:ascii="Roboto Mono" w:cs="Roboto Mono" w:eastAsia="Roboto Mono" w:hAnsi="Roboto Mono"/>
-          <w:sz w:val="18"/>
-          <w:szCs w:val="18"/>
-          <w:rtl w:val="0"/>
-        </w:rPr>
-        <w:t xml:space="preserve"> </w:t>
-      </w:r>
-      <w:r>
-        <w:rPr>
-          <w:rFonts w:ascii="Roboto Mono" w:cs="Roboto Mono" w:eastAsia="Roboto Mono" w:hAnsi="Roboto Mono"/>
-          <w:color w:val="188038"/>
-          <w:sz w:val="18"/>
-          <w:szCs w:val="18"/>
-          <w:rtl w:val="0"/>
-        </w:rPr>
-        <w:t xml:space="preserve">MessageQueueSend()</w:t>
-      </w:r>
-      <w:r>
-        <w:rPr>
-          <w:rtl w:val="0"/>
-        </w:rPr>
-      </w:r>
-    </w:p>
-    <w:p>
-      <w:pPr>
-        <w:spacing w:after="0" w:lineRule="auto"/>
-        <w:rPr>
-          <w:rFonts w:ascii="Roboto Mono" w:cs="Roboto Mono" w:eastAsia="Roboto Mono" w:hAnsi="Roboto Mono"/>
-          <w:sz w:val="18"/>
-          <w:szCs w:val="18"/>
-        </w:rPr>
-      </w:pPr>
-      <w:r>
-        <w:rPr>
-          <w:rFonts w:ascii="Roboto Mono" w:cs="Roboto Mono" w:eastAsia="Roboto Mono" w:hAnsi="Roboto Mono"/>
-          <w:color w:val="188038"/>
-          <w:sz w:val="18"/>
-          <w:szCs w:val="18"/>
-          <w:rtl w:val="0"/>
-        </w:rPr>
-        <w:t xml:space="preserve">{</w:t>
-      </w:r>
-      <w:r>
-        <w:rPr>
-          <w:rtl w:val="0"/>
-        </w:rPr>
-      </w:r>
-    </w:p>
-    <w:p>
-      <w:pPr>
-        <w:spacing w:after="0" w:lineRule="auto"/>
-        <w:rPr>
-          <w:rFonts w:ascii="Roboto Mono" w:cs="Roboto Mono" w:eastAsia="Roboto Mono" w:hAnsi="Roboto Mono"/>
-          <w:sz w:val="18"/>
-          <w:szCs w:val="18"/>
-        </w:rPr>
-      </w:pPr>
-      <w:r>
-        <w:rPr>
-          <w:rFonts w:ascii="Roboto Mono" w:cs="Roboto Mono" w:eastAsia="Roboto Mono" w:hAnsi="Roboto Mono"/>
-          <w:sz w:val="18"/>
-          <w:szCs w:val="18"/>
-          <w:rtl w:val="0"/>
-        </w:rPr>
-        <w:tab/>
-      </w:r>
-      <w:r>
-        <w:rPr>
-          <w:rFonts w:ascii="Roboto Mono" w:cs="Roboto Mono" w:eastAsia="Roboto Mono" w:hAnsi="Roboto Mono"/>
-          <w:color w:val="188038"/>
-          <w:sz w:val="18"/>
-          <w:szCs w:val="18"/>
-          <w:rtl w:val="0"/>
-        </w:rPr>
-        <w:t xml:space="preserve">bool</w:t>
-      </w:r>
-      <w:r>
-        <w:rPr>
-          <w:rFonts w:ascii="Roboto Mono" w:cs="Roboto Mono" w:eastAsia="Roboto Mono" w:hAnsi="Roboto Mono"/>
-          <w:sz w:val="18"/>
-          <w:szCs w:val="18"/>
-          <w:rtl w:val="0"/>
-        </w:rPr>
-        <w:t xml:space="preserve"> </w:t>
-      </w:r>
-      <w:r>
-        <w:rPr>
-          <w:rFonts w:ascii="Roboto Mono" w:cs="Roboto Mono" w:eastAsia="Roboto Mono" w:hAnsi="Roboto Mono"/>
-          <w:color w:val="188038"/>
-          <w:sz w:val="18"/>
-          <w:szCs w:val="18"/>
-          <w:rtl w:val="0"/>
-        </w:rPr>
-        <w:t xml:space="preserve">blRet</w:t>
-      </w:r>
-      <w:r>
-        <w:rPr>
-          <w:rFonts w:ascii="Roboto Mono" w:cs="Roboto Mono" w:eastAsia="Roboto Mono" w:hAnsi="Roboto Mono"/>
-          <w:sz w:val="18"/>
-          <w:szCs w:val="18"/>
-          <w:rtl w:val="0"/>
-        </w:rPr>
-        <w:t xml:space="preserve"> </w:t>
-      </w:r>
-      <w:r>
-        <w:rPr>
-          <w:rFonts w:ascii="Roboto Mono" w:cs="Roboto Mono" w:eastAsia="Roboto Mono" w:hAnsi="Roboto Mono"/>
-          <w:color w:val="188038"/>
-          <w:sz w:val="18"/>
-          <w:szCs w:val="18"/>
-          <w:rtl w:val="0"/>
-        </w:rPr>
-        <w:t xml:space="preserve">=</w:t>
-      </w:r>
-      <w:r>
-        <w:rPr>
-          <w:rFonts w:ascii="Roboto Mono" w:cs="Roboto Mono" w:eastAsia="Roboto Mono" w:hAnsi="Roboto Mono"/>
-          <w:sz w:val="18"/>
-          <w:szCs w:val="18"/>
-          <w:rtl w:val="0"/>
-        </w:rPr>
-        <w:t xml:space="preserve"> </w:t>
-      </w:r>
-      <w:r>
-        <w:rPr>
-          <w:rFonts w:ascii="Roboto Mono" w:cs="Roboto Mono" w:eastAsia="Roboto Mono" w:hAnsi="Roboto Mono"/>
-          <w:color w:val="188038"/>
-          <w:sz w:val="18"/>
-          <w:szCs w:val="18"/>
-          <w:rtl w:val="0"/>
-        </w:rPr>
-        <w:t xml:space="preserve">false</w:t>
-      </w:r>
-      <w:r>
-        <w:rPr>
-          <w:rtl w:val="0"/>
-        </w:rPr>
-      </w:r>
-    </w:p>
-    <w:p>
-      <w:pPr>
-        <w:spacing w:after="0" w:lineRule="auto"/>
-        <w:rPr>
-          <w:rFonts w:ascii="Roboto Mono" w:cs="Roboto Mono" w:eastAsia="Roboto Mono" w:hAnsi="Roboto Mono"/>
-          <w:sz w:val="18"/>
-          <w:szCs w:val="18"/>
-        </w:rPr>
-      </w:pPr>
-      <w:r>
-        <w:rPr>
-          <w:rFonts w:ascii="Roboto Mono" w:cs="Roboto Mono" w:eastAsia="Roboto Mono" w:hAnsi="Roboto Mono"/>
-          <w:sz w:val="18"/>
-          <w:szCs w:val="18"/>
-          <w:rtl w:val="0"/>
-        </w:rPr>
-        <w:tab/>
-      </w:r>
-      <w:r>
-        <w:rPr>
-          <w:rFonts w:ascii="Roboto Mono" w:cs="Roboto Mono" w:eastAsia="Roboto Mono" w:hAnsi="Roboto Mono"/>
-          <w:color w:val="188038"/>
-          <w:sz w:val="18"/>
-          <w:szCs w:val="18"/>
-          <w:rtl w:val="0"/>
-        </w:rPr>
-        <w:t xml:space="preserve">//use</w:t>
-      </w:r>
-      <w:r>
-        <w:rPr>
-          <w:rFonts w:ascii="Roboto Mono" w:cs="Roboto Mono" w:eastAsia="Roboto Mono" w:hAnsi="Roboto Mono"/>
-          <w:sz w:val="18"/>
-          <w:szCs w:val="18"/>
-          <w:rtl w:val="0"/>
-        </w:rPr>
-        <w:t xml:space="preserve"> </w:t>
-      </w:r>
-      <w:r>
-        <w:rPr>
-          <w:rFonts w:ascii="Roboto Mono" w:cs="Roboto Mono" w:eastAsia="Roboto Mono" w:hAnsi="Roboto Mono"/>
-          <w:color w:val="188038"/>
-          <w:sz w:val="18"/>
-          <w:szCs w:val="18"/>
-          <w:rtl w:val="0"/>
-        </w:rPr>
-        <w:t xml:space="preserve">message</w:t>
-      </w:r>
-      <w:r>
-        <w:rPr>
-          <w:rFonts w:ascii="Roboto Mono" w:cs="Roboto Mono" w:eastAsia="Roboto Mono" w:hAnsi="Roboto Mono"/>
-          <w:sz w:val="18"/>
-          <w:szCs w:val="18"/>
-          <w:rtl w:val="0"/>
-        </w:rPr>
-        <w:t xml:space="preserve"> </w:t>
-      </w:r>
-      <w:r>
-        <w:rPr>
-          <w:rFonts w:ascii="Roboto Mono" w:cs="Roboto Mono" w:eastAsia="Roboto Mono" w:hAnsi="Roboto Mono"/>
-          <w:color w:val="188038"/>
-          <w:sz w:val="18"/>
-          <w:szCs w:val="18"/>
-          <w:rtl w:val="0"/>
-        </w:rPr>
-        <w:t xml:space="preserve">queue</w:t>
-      </w:r>
-      <w:r>
-        <w:rPr>
-          <w:rFonts w:ascii="Roboto Mono" w:cs="Roboto Mono" w:eastAsia="Roboto Mono" w:hAnsi="Roboto Mono"/>
-          <w:sz w:val="18"/>
-          <w:szCs w:val="18"/>
-          <w:rtl w:val="0"/>
-        </w:rPr>
-        <w:t xml:space="preserve"> </w:t>
-      </w:r>
-      <w:r>
-        <w:rPr>
-          <w:rFonts w:ascii="Roboto Mono" w:cs="Roboto Mono" w:eastAsia="Roboto Mono" w:hAnsi="Roboto Mono"/>
-          <w:color w:val="188038"/>
-          <w:sz w:val="18"/>
-          <w:szCs w:val="18"/>
-          <w:rtl w:val="0"/>
-        </w:rPr>
-        <w:t xml:space="preserve">send system call</w:t>
-      </w:r>
-      <w:r>
-        <w:rPr>
-          <w:rtl w:val="0"/>
-        </w:rPr>
-      </w:r>
-    </w:p>
-    <w:p>
-      <w:pPr>
-        <w:spacing w:after="0" w:lineRule="auto"/>
-        <w:rPr>
-          <w:rFonts w:ascii="Roboto Mono" w:cs="Roboto Mono" w:eastAsia="Roboto Mono" w:hAnsi="Roboto Mono"/>
-          <w:sz w:val="18"/>
-          <w:szCs w:val="18"/>
-        </w:rPr>
-      </w:pPr>
-      <w:r>
-        <w:rPr>
-          <w:rFonts w:ascii="Roboto Mono" w:cs="Roboto Mono" w:eastAsia="Roboto Mono" w:hAnsi="Roboto Mono"/>
-          <w:sz w:val="18"/>
-          <w:szCs w:val="18"/>
-          <w:rtl w:val="0"/>
-        </w:rPr>
-        <w:tab/>
-      </w:r>
-      <w:r>
-        <w:rPr>
-          <w:rFonts w:ascii="Roboto Mono" w:cs="Roboto Mono" w:eastAsia="Roboto Mono" w:hAnsi="Roboto Mono"/>
-          <w:color w:val="188038"/>
-          <w:sz w:val="18"/>
-          <w:szCs w:val="18"/>
-          <w:rtl w:val="0"/>
-        </w:rPr>
-        <w:t xml:space="preserve">//return</w:t>
-      </w:r>
-      <w:r>
-        <w:rPr>
-          <w:rFonts w:ascii="Roboto Mono" w:cs="Roboto Mono" w:eastAsia="Roboto Mono" w:hAnsi="Roboto Mono"/>
-          <w:sz w:val="18"/>
-          <w:szCs w:val="18"/>
-          <w:rtl w:val="0"/>
-        </w:rPr>
-        <w:t xml:space="preserve"> </w:t>
-      </w:r>
-      <w:r>
-        <w:rPr>
-          <w:rFonts w:ascii="Roboto Mono" w:cs="Roboto Mono" w:eastAsia="Roboto Mono" w:hAnsi="Roboto Mono"/>
-          <w:color w:val="188038"/>
-          <w:sz w:val="18"/>
-          <w:szCs w:val="18"/>
-          <w:rtl w:val="0"/>
-        </w:rPr>
-        <w:t xml:space="preserve">true</w:t>
-      </w:r>
-      <w:r>
-        <w:rPr>
-          <w:rFonts w:ascii="Roboto Mono" w:cs="Roboto Mono" w:eastAsia="Roboto Mono" w:hAnsi="Roboto Mono"/>
-          <w:sz w:val="18"/>
-          <w:szCs w:val="18"/>
-          <w:rtl w:val="0"/>
-        </w:rPr>
-        <w:t xml:space="preserve"> </w:t>
-      </w:r>
-      <w:r>
-        <w:rPr>
-          <w:rFonts w:ascii="Roboto Mono" w:cs="Roboto Mono" w:eastAsia="Roboto Mono" w:hAnsi="Roboto Mono"/>
-          <w:color w:val="188038"/>
-          <w:sz w:val="18"/>
-          <w:szCs w:val="18"/>
-          <w:rtl w:val="0"/>
-        </w:rPr>
-        <w:t xml:space="preserve">if</w:t>
-      </w:r>
-      <w:r>
-        <w:rPr>
-          <w:rFonts w:ascii="Roboto Mono" w:cs="Roboto Mono" w:eastAsia="Roboto Mono" w:hAnsi="Roboto Mono"/>
-          <w:sz w:val="18"/>
-          <w:szCs w:val="18"/>
-          <w:rtl w:val="0"/>
-        </w:rPr>
-        <w:t xml:space="preserve"> </w:t>
-      </w:r>
-      <w:r>
-        <w:rPr>
-          <w:rFonts w:ascii="Roboto Mono" w:cs="Roboto Mono" w:eastAsia="Roboto Mono" w:hAnsi="Roboto Mono"/>
-          <w:color w:val="188038"/>
-          <w:sz w:val="18"/>
-          <w:szCs w:val="18"/>
-          <w:rtl w:val="0"/>
-        </w:rPr>
-        <w:t xml:space="preserve">success</w:t>
-      </w:r>
-      <w:r>
-        <w:rPr>
-          <w:rtl w:val="0"/>
-        </w:rPr>
-      </w:r>
-    </w:p>
-    <w:p>
-      <w:pPr>
-        <w:spacing w:after="0" w:lineRule="auto"/>
-        <w:rPr>
-          <w:rFonts w:ascii="Roboto Mono" w:cs="Roboto Mono" w:eastAsia="Roboto Mono" w:hAnsi="Roboto Mono"/>
-          <w:sz w:val="18"/>
-          <w:szCs w:val="18"/>
-        </w:rPr>
-      </w:pPr>
-      <w:r>
-        <w:rPr>
-          <w:rFonts w:ascii="Roboto Mono" w:cs="Roboto Mono" w:eastAsia="Roboto Mono" w:hAnsi="Roboto Mono"/>
-          <w:color w:val="188038"/>
-          <w:sz w:val="18"/>
-          <w:szCs w:val="18"/>
-          <w:rtl w:val="0"/>
-        </w:rPr>
-        <w:t xml:space="preserve">}</w:t>
-      </w:r>
-      <w:r>
-        <w:rPr>
-          <w:rtl w:val="0"/>
-        </w:rPr>
-      </w:r>
-    </w:p>
-    <w:p>
-      <w:pPr>
-        <w:rPr/>
-      </w:pPr>
-      <w:r>
-        <w:rPr>
-          <w:rtl w:val="0"/>
-        </w:rPr>
-        <w:t xml:space="preserve"></w:t>
-      </w:r>
-    </w:p>
-    <w:p>
-      <w:pPr>
-        <w:rPr/>
-      </w:pPr>
-      <w:r>
-        <w:rPr>
-          <w:rtl w:val="0"/>
-        </w:rPr>
-      </w:r>
-    </w:p>
-    <w:p>
-      <w:pPr>
-        <w:pStyle w:val="Heading2"/>
-        <w:rPr>
-          <w:sz w:val="22"/>
-          <w:szCs w:val="22"/>
-        </w:rPr>
-      </w:pPr>
-      <w:bookmarkStart w:colFirst="0" w:colLast="0" w:name="_heading=h.tp4n78grugdy" w:id="15"/>
-      <w:bookmarkEnd w:id="15"/>
-      <w:r>
-        <w:rPr>
-          <w:sz w:val="22"/>
-          <w:szCs w:val="22"/>
-          <w:rtl w:val="0"/>
-        </w:rPr>
-        <w:t xml:space="preserve">MessageQueueReceive()</w:t>
-      </w:r>
-    </w:p>
-    <w:p>
-      <w:pPr>
-        <w:spacing w:after="0" w:lineRule="auto"/>
-        <w:rPr/>
-      </w:pPr>
-      <w:r>
-        <w:rPr>
-          <w:rtl w:val="0"/>
-        </w:rPr>
-      </w:r>
-    </w:p>
-    <w:p>
-      <w:pPr>
-        <w:spacing w:after="0" w:lineRule="auto"/>
-        <w:rPr>
-          <w:rFonts w:ascii="Roboto Mono" w:cs="Roboto Mono" w:eastAsia="Roboto Mono" w:hAnsi="Roboto Mono"/>
-          <w:sz w:val="18"/>
-          <w:szCs w:val="18"/>
-        </w:rPr>
-      </w:pPr>
-      <w:r>
-        <w:rPr>
-          <w:rtl w:val="0"/>
-        </w:rPr>
-        <w:t xml:space="preserve"></w:t>
-      </w:r>
-      <w:r>
-        <w:rPr>
-          <w:rFonts w:ascii="Roboto Mono" w:cs="Roboto Mono" w:eastAsia="Roboto Mono" w:hAnsi="Roboto Mono"/>
-          <w:color w:val="188038"/>
-          <w:sz w:val="18"/>
-          <w:szCs w:val="18"/>
-          <w:rtl w:val="0"/>
-        </w:rPr>
-        <w:t xml:space="preserve">bool</w:t>
-      </w:r>
-      <w:r>
-        <w:rPr>
-          <w:rFonts w:ascii="Roboto Mono" w:cs="Roboto Mono" w:eastAsia="Roboto Mono" w:hAnsi="Roboto Mono"/>
-          <w:sz w:val="18"/>
-          <w:szCs w:val="18"/>
-          <w:rtl w:val="0"/>
-        </w:rPr>
-        <w:t xml:space="preserve"> </w:t>
-      </w:r>
-      <w:r>
-        <w:rPr>
-          <w:rFonts w:ascii="Roboto Mono" w:cs="Roboto Mono" w:eastAsia="Roboto Mono" w:hAnsi="Roboto Mono"/>
-          <w:color w:val="188038"/>
-          <w:sz w:val="18"/>
-          <w:szCs w:val="18"/>
-          <w:rtl w:val="0"/>
-        </w:rPr>
-        <w:t xml:space="preserve">MessageQueuereceive()</w:t>
-      </w:r>
-      <w:r>
-        <w:rPr>
-          <w:rtl w:val="0"/>
-        </w:rPr>
-      </w:r>
-    </w:p>
-    <w:p>
-      <w:pPr>
-        <w:spacing w:after="0" w:lineRule="auto"/>
-        <w:rPr>
-          <w:rFonts w:ascii="Roboto Mono" w:cs="Roboto Mono" w:eastAsia="Roboto Mono" w:hAnsi="Roboto Mono"/>
-          <w:sz w:val="18"/>
-          <w:szCs w:val="18"/>
-        </w:rPr>
-      </w:pPr>
-      <w:r>
-        <w:rPr>
-          <w:rFonts w:ascii="Roboto Mono" w:cs="Roboto Mono" w:eastAsia="Roboto Mono" w:hAnsi="Roboto Mono"/>
-          <w:color w:val="188038"/>
-          <w:sz w:val="18"/>
-          <w:szCs w:val="18"/>
-          <w:rtl w:val="0"/>
-        </w:rPr>
-        <w:t xml:space="preserve">{</w:t>
-      </w:r>
-      <w:r>
-        <w:rPr>
-          <w:rtl w:val="0"/>
-        </w:rPr>
-      </w:r>
-    </w:p>
-    <w:p>
-      <w:pPr>
-        <w:spacing w:after="0" w:lineRule="auto"/>
-        <w:rPr>
-          <w:rFonts w:ascii="Roboto Mono" w:cs="Roboto Mono" w:eastAsia="Roboto Mono" w:hAnsi="Roboto Mono"/>
-          <w:sz w:val="18"/>
-          <w:szCs w:val="18"/>
-        </w:rPr>
-      </w:pPr>
-      <w:r>
-        <w:rPr>
-          <w:rFonts w:ascii="Roboto Mono" w:cs="Roboto Mono" w:eastAsia="Roboto Mono" w:hAnsi="Roboto Mono"/>
-          <w:sz w:val="18"/>
-          <w:szCs w:val="18"/>
-          <w:rtl w:val="0"/>
-        </w:rPr>
-        <w:tab/>
-      </w:r>
-      <w:r>
-        <w:rPr>
-          <w:rFonts w:ascii="Roboto Mono" w:cs="Roboto Mono" w:eastAsia="Roboto Mono" w:hAnsi="Roboto Mono"/>
-          <w:color w:val="188038"/>
-          <w:sz w:val="18"/>
-          <w:szCs w:val="18"/>
-          <w:rtl w:val="0"/>
-        </w:rPr>
-        <w:t xml:space="preserve">bool</w:t>
-      </w:r>
-      <w:r>
-        <w:rPr>
-          <w:rFonts w:ascii="Roboto Mono" w:cs="Roboto Mono" w:eastAsia="Roboto Mono" w:hAnsi="Roboto Mono"/>
-          <w:sz w:val="18"/>
-          <w:szCs w:val="18"/>
-          <w:rtl w:val="0"/>
-        </w:rPr>
-        <w:t xml:space="preserve"> </w:t>
-      </w:r>
-      <w:r>
-        <w:rPr>
-          <w:rFonts w:ascii="Roboto Mono" w:cs="Roboto Mono" w:eastAsia="Roboto Mono" w:hAnsi="Roboto Mono"/>
-          <w:color w:val="188038"/>
-          <w:sz w:val="18"/>
-          <w:szCs w:val="18"/>
-          <w:rtl w:val="0"/>
-        </w:rPr>
-        <w:t xml:space="preserve">blRet</w:t>
-      </w:r>
-      <w:r>
-        <w:rPr>
-          <w:rFonts w:ascii="Roboto Mono" w:cs="Roboto Mono" w:eastAsia="Roboto Mono" w:hAnsi="Roboto Mono"/>
-          <w:sz w:val="18"/>
-          <w:szCs w:val="18"/>
-          <w:rtl w:val="0"/>
-        </w:rPr>
-        <w:t xml:space="preserve"> </w:t>
-      </w:r>
-      <w:r>
-        <w:rPr>
-          <w:rFonts w:ascii="Roboto Mono" w:cs="Roboto Mono" w:eastAsia="Roboto Mono" w:hAnsi="Roboto Mono"/>
-          <w:color w:val="188038"/>
-          <w:sz w:val="18"/>
-          <w:szCs w:val="18"/>
-          <w:rtl w:val="0"/>
-        </w:rPr>
-        <w:t xml:space="preserve">=</w:t>
-      </w:r>
-      <w:r>
-        <w:rPr>
-          <w:rFonts w:ascii="Roboto Mono" w:cs="Roboto Mono" w:eastAsia="Roboto Mono" w:hAnsi="Roboto Mono"/>
-          <w:sz w:val="18"/>
-          <w:szCs w:val="18"/>
-          <w:rtl w:val="0"/>
-        </w:rPr>
-        <w:t xml:space="preserve"> </w:t>
-      </w:r>
-      <w:r>
-        <w:rPr>
-          <w:rFonts w:ascii="Roboto Mono" w:cs="Roboto Mono" w:eastAsia="Roboto Mono" w:hAnsi="Roboto Mono"/>
-          <w:color w:val="188038"/>
-          <w:sz w:val="18"/>
-          <w:szCs w:val="18"/>
-          <w:rtl w:val="0"/>
-        </w:rPr>
-        <w:t xml:space="preserve">false</w:t>
-      </w:r>
-      <w:r>
-        <w:rPr>
-          <w:rtl w:val="0"/>
-        </w:rPr>
-      </w:r>
-    </w:p>
-    <w:p>
-      <w:pPr>
-        <w:spacing w:after="0" w:lineRule="auto"/>
-        <w:rPr>
-          <w:rFonts w:ascii="Roboto Mono" w:cs="Roboto Mono" w:eastAsia="Roboto Mono" w:hAnsi="Roboto Mono"/>
-          <w:sz w:val="18"/>
-          <w:szCs w:val="18"/>
-        </w:rPr>
-      </w:pPr>
-      <w:r>
-        <w:rPr>
-          <w:rFonts w:ascii="Roboto Mono" w:cs="Roboto Mono" w:eastAsia="Roboto Mono" w:hAnsi="Roboto Mono"/>
-          <w:sz w:val="18"/>
-          <w:szCs w:val="18"/>
-          <w:rtl w:val="0"/>
-        </w:rPr>
-        <w:tab/>
-      </w:r>
-      <w:r>
-        <w:rPr>
-          <w:rFonts w:ascii="Roboto Mono" w:cs="Roboto Mono" w:eastAsia="Roboto Mono" w:hAnsi="Roboto Mono"/>
-          <w:color w:val="188038"/>
-          <w:sz w:val="18"/>
-          <w:szCs w:val="18"/>
-          <w:rtl w:val="0"/>
-        </w:rPr>
-        <w:t xml:space="preserve">//use</w:t>
-      </w:r>
-      <w:r>
-        <w:rPr>
-          <w:rFonts w:ascii="Roboto Mono" w:cs="Roboto Mono" w:eastAsia="Roboto Mono" w:hAnsi="Roboto Mono"/>
-          <w:sz w:val="18"/>
-          <w:szCs w:val="18"/>
-          <w:rtl w:val="0"/>
-        </w:rPr>
-        <w:t xml:space="preserve"> </w:t>
-      </w:r>
-      <w:r>
-        <w:rPr>
-          <w:rFonts w:ascii="Roboto Mono" w:cs="Roboto Mono" w:eastAsia="Roboto Mono" w:hAnsi="Roboto Mono"/>
-          <w:color w:val="188038"/>
-          <w:sz w:val="18"/>
-          <w:szCs w:val="18"/>
-          <w:rtl w:val="0"/>
-        </w:rPr>
-        <w:t xml:space="preserve">message</w:t>
-      </w:r>
-      <w:r>
-        <w:rPr>
-          <w:rFonts w:ascii="Roboto Mono" w:cs="Roboto Mono" w:eastAsia="Roboto Mono" w:hAnsi="Roboto Mono"/>
-          <w:sz w:val="18"/>
-          <w:szCs w:val="18"/>
-          <w:rtl w:val="0"/>
-        </w:rPr>
-        <w:t xml:space="preserve"> </w:t>
-      </w:r>
-      <w:r>
-        <w:rPr>
-          <w:rFonts w:ascii="Roboto Mono" w:cs="Roboto Mono" w:eastAsia="Roboto Mono" w:hAnsi="Roboto Mono"/>
-          <w:color w:val="188038"/>
-          <w:sz w:val="18"/>
-          <w:szCs w:val="18"/>
-          <w:rtl w:val="0"/>
-        </w:rPr>
-        <w:t xml:space="preserve">queue</w:t>
-      </w:r>
-      <w:r>
-        <w:rPr>
-          <w:rFonts w:ascii="Roboto Mono" w:cs="Roboto Mono" w:eastAsia="Roboto Mono" w:hAnsi="Roboto Mono"/>
-          <w:sz w:val="18"/>
-          <w:szCs w:val="18"/>
-          <w:rtl w:val="0"/>
-        </w:rPr>
-        <w:t xml:space="preserve"> </w:t>
-      </w:r>
-      <w:r>
-        <w:rPr>
-          <w:rFonts w:ascii="Roboto Mono" w:cs="Roboto Mono" w:eastAsia="Roboto Mono" w:hAnsi="Roboto Mono"/>
-          <w:color w:val="188038"/>
-          <w:sz w:val="18"/>
-          <w:szCs w:val="18"/>
-          <w:rtl w:val="0"/>
-        </w:rPr>
-        <w:t xml:space="preserve">recieve system call</w:t>
-      </w:r>
-      <w:r>
-        <w:rPr>
-          <w:rtl w:val="0"/>
-        </w:rPr>
-      </w:r>
-    </w:p>
-    <w:p>
-      <w:pPr>
-        <w:spacing w:after="0" w:lineRule="auto"/>
-        <w:rPr>
-          <w:rFonts w:ascii="Roboto Mono" w:cs="Roboto Mono" w:eastAsia="Roboto Mono" w:hAnsi="Roboto Mono"/>
-          <w:sz w:val="18"/>
-          <w:szCs w:val="18"/>
-        </w:rPr>
-      </w:pPr>
-      <w:r>
-        <w:rPr>
-          <w:rFonts w:ascii="Roboto Mono" w:cs="Roboto Mono" w:eastAsia="Roboto Mono" w:hAnsi="Roboto Mono"/>
-          <w:sz w:val="18"/>
-          <w:szCs w:val="18"/>
-          <w:rtl w:val="0"/>
-        </w:rPr>
-        <w:tab/>
-      </w:r>
-      <w:r>
-        <w:rPr>
-          <w:rFonts w:ascii="Roboto Mono" w:cs="Roboto Mono" w:eastAsia="Roboto Mono" w:hAnsi="Roboto Mono"/>
-          <w:color w:val="188038"/>
-          <w:sz w:val="18"/>
-          <w:szCs w:val="18"/>
-          <w:rtl w:val="0"/>
-        </w:rPr>
-        <w:t xml:space="preserve">//return</w:t>
-      </w:r>
-      <w:r>
-        <w:rPr>
-          <w:rFonts w:ascii="Roboto Mono" w:cs="Roboto Mono" w:eastAsia="Roboto Mono" w:hAnsi="Roboto Mono"/>
-          <w:sz w:val="18"/>
-          <w:szCs w:val="18"/>
-          <w:rtl w:val="0"/>
-        </w:rPr>
-        <w:t xml:space="preserve"> </w:t>
-      </w:r>
-      <w:r>
-        <w:rPr>
-          <w:rFonts w:ascii="Roboto Mono" w:cs="Roboto Mono" w:eastAsia="Roboto Mono" w:hAnsi="Roboto Mono"/>
-          <w:color w:val="188038"/>
-          <w:sz w:val="18"/>
-          <w:szCs w:val="18"/>
-          <w:rtl w:val="0"/>
-        </w:rPr>
-        <w:t xml:space="preserve">true</w:t>
-      </w:r>
-      <w:r>
-        <w:rPr>
-          <w:rFonts w:ascii="Roboto Mono" w:cs="Roboto Mono" w:eastAsia="Roboto Mono" w:hAnsi="Roboto Mono"/>
-          <w:sz w:val="18"/>
-          <w:szCs w:val="18"/>
-          <w:rtl w:val="0"/>
-        </w:rPr>
-        <w:t xml:space="preserve"> </w:t>
-      </w:r>
-      <w:r>
-        <w:rPr>
-          <w:rFonts w:ascii="Roboto Mono" w:cs="Roboto Mono" w:eastAsia="Roboto Mono" w:hAnsi="Roboto Mono"/>
-          <w:color w:val="188038"/>
-          <w:sz w:val="18"/>
-          <w:szCs w:val="18"/>
-          <w:rtl w:val="0"/>
-        </w:rPr>
-        <w:t xml:space="preserve">if</w:t>
-      </w:r>
-      <w:r>
-        <w:rPr>
-          <w:rFonts w:ascii="Roboto Mono" w:cs="Roboto Mono" w:eastAsia="Roboto Mono" w:hAnsi="Roboto Mono"/>
-          <w:sz w:val="18"/>
-          <w:szCs w:val="18"/>
-          <w:rtl w:val="0"/>
-        </w:rPr>
-        <w:t xml:space="preserve"> </w:t>
-      </w:r>
-      <w:r>
-        <w:rPr>
-          <w:rFonts w:ascii="Roboto Mono" w:cs="Roboto Mono" w:eastAsia="Roboto Mono" w:hAnsi="Roboto Mono"/>
-          <w:color w:val="188038"/>
-          <w:sz w:val="18"/>
-          <w:szCs w:val="18"/>
-          <w:rtl w:val="0"/>
-        </w:rPr>
-        <w:t xml:space="preserve">success</w:t>
-      </w:r>
-      <w:r>
-        <w:rPr>
-          <w:rtl w:val="0"/>
-        </w:rPr>
-      </w:r>
-    </w:p>
-    <w:p>
-      <w:pPr>
-        <w:spacing w:after="0" w:lineRule="auto"/>
-        <w:rPr>
-          <w:rFonts w:ascii="Roboto Mono" w:cs="Roboto Mono" w:eastAsia="Roboto Mono" w:hAnsi="Roboto Mono"/>
-          <w:sz w:val="18"/>
-          <w:szCs w:val="18"/>
-        </w:rPr>
-      </w:pPr>
-      <w:r>
-        <w:rPr>
-          <w:rFonts w:ascii="Roboto Mono" w:cs="Roboto Mono" w:eastAsia="Roboto Mono" w:hAnsi="Roboto Mono"/>
-          <w:color w:val="188038"/>
-          <w:sz w:val="18"/>
-          <w:szCs w:val="18"/>
-          <w:rtl w:val="0"/>
-        </w:rPr>
-        <w:t xml:space="preserve">}</w:t>
-      </w:r>
-      <w:r>
-        <w:rPr>
-          <w:rtl w:val="0"/>
-        </w:rPr>
-      </w:r>
-    </w:p>
-    <w:p>
-      <w:pPr>
-        <w:rPr/>
-      </w:pPr>
-      <w:r>
-        <w:rPr>
-          <w:rtl w:val="0"/>
-        </w:rPr>
-        <w:t xml:space="preserve"></w:t>
-      </w:r>
-    </w:p>
-    <w:p>
-      <w:pPr>
-        <w:pStyle w:val="Heading2"/>
-        <w:rPr>
-          <w:sz w:val="22"/>
-          <w:szCs w:val="22"/>
-        </w:rPr>
-      </w:pPr>
-      <w:bookmarkStart w:colFirst="0" w:colLast="0" w:name="_heading=h.5nrxiji642i0" w:id="16"/>
-      <w:bookmarkEnd w:id="16"/>
-      <w:r>
-        <w:rPr>
-          <w:sz w:val="22"/>
-          <w:szCs w:val="22"/>
-          <w:rtl w:val="0"/>
-        </w:rPr>
-        <w:t xml:space="preserve">TempReadThread()</w:t>
-      </w:r>
-    </w:p>
-    <w:p>
-      <w:pPr>
-        <w:spacing w:after="0" w:lineRule="auto"/>
-        <w:rPr/>
-      </w:pPr>
-      <w:r>
-        <w:rPr>
-          <w:rtl w:val="0"/>
-        </w:rPr>
-      </w:r>
-    </w:p>
-    <w:p>
-      <w:pPr>
-        <w:spacing w:after="0" w:lineRule="auto"/>
-        <w:rPr>
-          <w:rFonts w:ascii="Roboto Mono" w:cs="Roboto Mono" w:eastAsia="Roboto Mono" w:hAnsi="Roboto Mono"/>
-          <w:sz w:val="18"/>
-          <w:szCs w:val="18"/>
-        </w:rPr>
-      </w:pPr>
-      <w:r>
-        <w:rPr>
-          <w:rtl w:val="0"/>
-        </w:rPr>
-        <w:t xml:space="preserve"></w:t>
-      </w:r>
-      <w:r>
-        <w:rPr>
-          <w:rFonts w:ascii="Roboto Mono" w:cs="Roboto Mono" w:eastAsia="Roboto Mono" w:hAnsi="Roboto Mono"/>
-          <w:color w:val="188038"/>
-          <w:sz w:val="18"/>
-          <w:szCs w:val="18"/>
-          <w:rtl w:val="0"/>
-        </w:rPr>
-        <w:t xml:space="preserve">void*</w:t>
-      </w:r>
-      <w:r>
-        <w:rPr>
-          <w:rFonts w:ascii="Roboto Mono" w:cs="Roboto Mono" w:eastAsia="Roboto Mono" w:hAnsi="Roboto Mono"/>
-          <w:sz w:val="18"/>
-          <w:szCs w:val="18"/>
-          <w:rtl w:val="0"/>
-        </w:rPr>
-        <w:t xml:space="preserve"> </w:t>
-      </w:r>
-      <w:r>
-        <w:rPr>
-          <w:rFonts w:ascii="Roboto Mono" w:cs="Roboto Mono" w:eastAsia="Roboto Mono" w:hAnsi="Roboto Mono"/>
-          <w:color w:val="188038"/>
-          <w:sz w:val="18"/>
-          <w:szCs w:val="18"/>
-          <w:rtl w:val="0"/>
-        </w:rPr>
-        <w:t xml:space="preserve">TempReadThread()</w:t>
-      </w:r>
-      <w:r>
-        <w:rPr>
-          <w:rtl w:val="0"/>
-        </w:rPr>
-      </w:r>
-    </w:p>
-    <w:p>
-      <w:pPr>
-        <w:spacing w:after="0" w:lineRule="auto"/>
-        <w:rPr>
-          <w:rFonts w:ascii="Roboto Mono" w:cs="Roboto Mono" w:eastAsia="Roboto Mono" w:hAnsi="Roboto Mono"/>
-          <w:sz w:val="18"/>
-          <w:szCs w:val="18"/>
-        </w:rPr>
-      </w:pPr>
-      <w:r>
-        <w:rPr>
-          <w:rFonts w:ascii="Roboto Mono" w:cs="Roboto Mono" w:eastAsia="Roboto Mono" w:hAnsi="Roboto Mono"/>
-          <w:color w:val="188038"/>
-          <w:sz w:val="18"/>
-          <w:szCs w:val="18"/>
-          <w:rtl w:val="0"/>
-        </w:rPr>
-        <w:t xml:space="preserve">{</w:t>
-      </w:r>
-      <w:r>
-        <w:rPr>
-          <w:rtl w:val="0"/>
-        </w:rPr>
-      </w:r>
-    </w:p>
-    <w:p>
-      <w:pPr>
-        <w:spacing w:after="0" w:lineRule="auto"/>
-        <w:ind w:firstLine="720"/>
-        <w:rPr>
-          <w:rFonts w:ascii="Roboto Mono" w:cs="Roboto Mono" w:eastAsia="Roboto Mono" w:hAnsi="Roboto Mono"/>
-          <w:sz w:val="18"/>
-          <w:szCs w:val="18"/>
-        </w:rPr>
-      </w:pPr>
-      <w:r>
-        <w:rPr>
-          <w:rFonts w:ascii="Roboto Mono" w:cs="Roboto Mono" w:eastAsia="Roboto Mono" w:hAnsi="Roboto Mono"/>
-          <w:color w:val="188038"/>
-          <w:sz w:val="18"/>
-          <w:szCs w:val="18"/>
-          <w:rtl w:val="0"/>
-        </w:rPr>
-        <w:t xml:space="preserve">while(1)</w:t>
-      </w:r>
-      <w:r>
-        <w:rPr>
-          <w:rtl w:val="0"/>
-        </w:rPr>
-      </w:r>
-    </w:p>
-    <w:p>
-      <w:pPr>
-        <w:spacing w:after="0" w:lineRule="auto"/>
-        <w:ind w:firstLine="720"/>
-        <w:rPr>
-          <w:rFonts w:ascii="Roboto Mono" w:cs="Roboto Mono" w:eastAsia="Roboto Mono" w:hAnsi="Roboto Mono"/>
-          <w:sz w:val="18"/>
-          <w:szCs w:val="18"/>
-        </w:rPr>
-      </w:pPr>
-      <w:r>
-        <w:rPr>
-          <w:rFonts w:ascii="Roboto Mono" w:cs="Roboto Mono" w:eastAsia="Roboto Mono" w:hAnsi="Roboto Mono"/>
-          <w:color w:val="188038"/>
-          <w:sz w:val="18"/>
-          <w:szCs w:val="18"/>
-          <w:rtl w:val="0"/>
-        </w:rPr>
-        <w:t xml:space="preserve">{</w:t>
-      </w:r>
-      <w:r>
-        <w:rPr>
-          <w:rtl w:val="0"/>
-        </w:rPr>
-      </w:r>
-    </w:p>
-    <w:p>
-      <w:pPr>
-        <w:spacing w:after="0" w:lineRule="auto"/>
-        <w:rPr>
-          <w:rFonts w:ascii="Roboto Mono" w:cs="Roboto Mono" w:eastAsia="Roboto Mono" w:hAnsi="Roboto Mono"/>
-          <w:sz w:val="18"/>
-          <w:szCs w:val="18"/>
-        </w:rPr>
-      </w:pPr>
-      <w:r>
-        <w:rPr>
-          <w:rFonts w:ascii="Roboto Mono" w:cs="Roboto Mono" w:eastAsia="Roboto Mono" w:hAnsi="Roboto Mono"/>
-          <w:sz w:val="18"/>
-          <w:szCs w:val="18"/>
-          <w:rtl w:val="0"/>
-        </w:rPr>
-        <w:tab/>
-        <w:tab/>
-      </w:r>
-      <w:r>
-        <w:rPr>
-          <w:rFonts w:ascii="Roboto Mono" w:cs="Roboto Mono" w:eastAsia="Roboto Mono" w:hAnsi="Roboto Mono"/>
-          <w:color w:val="188038"/>
-          <w:sz w:val="18"/>
-          <w:szCs w:val="18"/>
-          <w:rtl w:val="0"/>
-        </w:rPr>
-        <w:t xml:space="preserve">if(ReadTemp(&amp;scTempValue)</w:t>
-      </w:r>
-      <w:r>
-        <w:rPr>
-          <w:rtl w:val="0"/>
-        </w:rPr>
-      </w:r>
-    </w:p>
-    <w:p>
-      <w:pPr>
-        <w:spacing w:after="0" w:lineRule="auto"/>
-        <w:rPr>
-          <w:rFonts w:ascii="Roboto Mono" w:cs="Roboto Mono" w:eastAsia="Roboto Mono" w:hAnsi="Roboto Mono"/>
-          <w:sz w:val="18"/>
-          <w:szCs w:val="18"/>
-        </w:rPr>
-      </w:pPr>
-      <w:r>
-        <w:rPr>
-          <w:rFonts w:ascii="Roboto Mono" w:cs="Roboto Mono" w:eastAsia="Roboto Mono" w:hAnsi="Roboto Mono"/>
-          <w:sz w:val="18"/>
-          <w:szCs w:val="18"/>
-          <w:rtl w:val="0"/>
-        </w:rPr>
-        <w:tab/>
-        <w:tab/>
-      </w:r>
-      <w:r>
-        <w:rPr>
-          <w:rFonts w:ascii="Roboto Mono" w:cs="Roboto Mono" w:eastAsia="Roboto Mono" w:hAnsi="Roboto Mono"/>
-          <w:color w:val="188038"/>
-          <w:sz w:val="18"/>
-          <w:szCs w:val="18"/>
-          <w:rtl w:val="0"/>
-        </w:rPr>
-        <w:t xml:space="preserve">{</w:t>
-      </w:r>
-      <w:r>
-        <w:rPr>
-          <w:rtl w:val="0"/>
-        </w:rPr>
-      </w:r>
-    </w:p>
-    <w:p>
-      <w:pPr>
-        <w:spacing w:after="0" w:lineRule="auto"/>
-        <w:rPr>
-          <w:rFonts w:ascii="Roboto Mono" w:cs="Roboto Mono" w:eastAsia="Roboto Mono" w:hAnsi="Roboto Mono"/>
-          <w:sz w:val="18"/>
-          <w:szCs w:val="18"/>
-        </w:rPr>
-      </w:pPr>
-      <w:r>
-        <w:rPr>
-          <w:rFonts w:ascii="Roboto Mono" w:cs="Roboto Mono" w:eastAsia="Roboto Mono" w:hAnsi="Roboto Mono"/>
-          <w:sz w:val="18"/>
-          <w:szCs w:val="18"/>
-          <w:rtl w:val="0"/>
-        </w:rPr>
-        <w:tab/>
-        <w:tab/>
-        <w:tab/>
-      </w:r>
-      <w:r>
-        <w:rPr>
-          <w:rFonts w:ascii="Roboto Mono" w:cs="Roboto Mono" w:eastAsia="Roboto Mono" w:hAnsi="Roboto Mono"/>
-          <w:color w:val="188038"/>
-          <w:sz w:val="18"/>
-          <w:szCs w:val="18"/>
-          <w:rtl w:val="0"/>
-        </w:rPr>
-        <w:t xml:space="preserve">MessageQueueSend();</w:t>
-      </w:r>
-      <w:r>
-        <w:rPr>
-          <w:rtl w:val="0"/>
-        </w:rPr>
-      </w:r>
-    </w:p>
-    <w:p>
-      <w:pPr>
-        <w:spacing w:after="0" w:lineRule="auto"/>
-        <w:rPr>
-          <w:rFonts w:ascii="Roboto Mono" w:cs="Roboto Mono" w:eastAsia="Roboto Mono" w:hAnsi="Roboto Mono"/>
-          <w:color w:val="188038"/>
-          <w:sz w:val="18"/>
-          <w:szCs w:val="18"/>
-        </w:rPr>
-      </w:pPr>
-      <w:r>
-        <w:rPr>
-          <w:rFonts w:ascii="Roboto Mono" w:cs="Roboto Mono" w:eastAsia="Roboto Mono" w:hAnsi="Roboto Mono"/>
-          <w:sz w:val="18"/>
-          <w:szCs w:val="18"/>
-          <w:rtl w:val="0"/>
-        </w:rPr>
-        <w:tab/>
-        <w:tab/>
-      </w:r>
-      <w:r>
-        <w:rPr>
-          <w:rFonts w:ascii="Roboto Mono" w:cs="Roboto Mono" w:eastAsia="Roboto Mono" w:hAnsi="Roboto Mono"/>
-          <w:color w:val="188038"/>
-          <w:sz w:val="18"/>
-          <w:szCs w:val="18"/>
-          <w:rtl w:val="0"/>
-        </w:rPr>
-        <w:t xml:space="preserve">}</w:t>
-      </w:r>
-    </w:p>
-    <w:p>
-      <w:pPr>
-        <w:spacing w:after="0" w:lineRule="auto"/>
-        <w:rPr>
-          <w:rFonts w:ascii="Roboto Mono" w:cs="Roboto Mono" w:eastAsia="Roboto Mono" w:hAnsi="Roboto Mono"/>
-          <w:color w:val="188038"/>
-          <w:sz w:val="18"/>
-          <w:szCs w:val="18"/>
-        </w:rPr>
-      </w:pPr>
-      <w:r>
-        <w:rPr>
-          <w:rtl w:val="0"/>
-        </w:rPr>
-      </w:r>
-    </w:p>
-    <w:p>
-      <w:pPr>
-        <w:spacing w:after="0" w:lineRule="auto"/>
-        <w:ind w:left="720" w:firstLine="720"/>
-        <w:rPr>
-          <w:rFonts w:ascii="Roboto Mono" w:cs="Roboto Mono" w:eastAsia="Roboto Mono" w:hAnsi="Roboto Mono"/>
-          <w:sz w:val="18"/>
-          <w:szCs w:val="18"/>
-        </w:rPr>
-      </w:pPr>
-      <w:r>
-        <w:rPr>
-          <w:rFonts w:ascii="Roboto Mono" w:cs="Roboto Mono" w:eastAsia="Roboto Mono" w:hAnsi="Roboto Mono"/>
-          <w:color w:val="188038"/>
-          <w:sz w:val="18"/>
-          <w:szCs w:val="18"/>
-          <w:rtl w:val="0"/>
-        </w:rPr>
-        <w:t xml:space="preserve">msleep(TEMP_READ_FREQUENCY);</w:t>
-      </w:r>
-      <w:r>
-        <w:rPr>
-          <w:rtl w:val="0"/>
-        </w:rPr>
-      </w:r>
-    </w:p>
-    <w:p>
-      <w:pPr>
-        <w:spacing w:after="0" w:lineRule="auto"/>
-        <w:ind w:firstLine="720"/>
-        <w:rPr>
-          <w:rFonts w:ascii="Roboto Mono" w:cs="Roboto Mono" w:eastAsia="Roboto Mono" w:hAnsi="Roboto Mono"/>
-          <w:sz w:val="18"/>
-          <w:szCs w:val="18"/>
-        </w:rPr>
-      </w:pPr>
-      <w:r>
-        <w:rPr>
-          <w:rFonts w:ascii="Roboto Mono" w:cs="Roboto Mono" w:eastAsia="Roboto Mono" w:hAnsi="Roboto Mono"/>
-          <w:color w:val="188038"/>
-          <w:sz w:val="18"/>
-          <w:szCs w:val="18"/>
-          <w:rtl w:val="0"/>
-        </w:rPr>
-        <w:t xml:space="preserve">}</w:t>
-      </w:r>
-      <w:r>
-        <w:rPr>
-          <w:rtl w:val="0"/>
-        </w:rPr>
-      </w:r>
-    </w:p>
-    <w:p>
-      <w:pPr>
-        <w:spacing w:after="0" w:lineRule="auto"/>
-        <w:rPr>
-          <w:rFonts w:ascii="Roboto Mono" w:cs="Roboto Mono" w:eastAsia="Roboto Mono" w:hAnsi="Roboto Mono"/>
-          <w:sz w:val="18"/>
-          <w:szCs w:val="18"/>
-        </w:rPr>
-      </w:pPr>
-      <w:r>
-        <w:rPr>
-          <w:rFonts w:ascii="Roboto Mono" w:cs="Roboto Mono" w:eastAsia="Roboto Mono" w:hAnsi="Roboto Mono"/>
-          <w:color w:val="188038"/>
-          <w:sz w:val="18"/>
-          <w:szCs w:val="18"/>
-          <w:rtl w:val="0"/>
-        </w:rPr>
-        <w:t xml:space="preserve">}</w:t>
-      </w:r>
-      <w:r>
-        <w:rPr>
-          <w:rtl w:val="0"/>
-        </w:rPr>
-      </w:r>
-    </w:p>
-    <w:p>
-      <w:pPr>
-        <w:rPr/>
-      </w:pPr>
-      <w:r>
-        <w:rPr>
-          <w:rtl w:val="0"/>
-        </w:rPr>
-        <w:t xml:space="preserve"></w:t>
-      </w:r>
-    </w:p>
-    <w:p>
-      <w:pPr>
-        <w:pStyle w:val="Heading2"/>
-        <w:rPr>
-          <w:sz w:val="22"/>
-          <w:szCs w:val="22"/>
-        </w:rPr>
-      </w:pPr>
-      <w:bookmarkStart w:colFirst="0" w:colLast="0" w:name="_heading=h.j8kz669ci2aq" w:id="17"/>
-      <w:bookmarkEnd w:id="17"/>
-      <w:r>
-        <w:rPr>
-          <w:rtl w:val="0"/>
-        </w:rPr>
-      </w:r>
-    </w:p>
-    <w:p>
-      <w:pPr>
-        <w:pStyle w:val="Heading2"/>
-        <w:rPr>
-          <w:sz w:val="22"/>
-          <w:szCs w:val="22"/>
-        </w:rPr>
-      </w:pPr>
-      <w:bookmarkStart w:colFirst="0" w:colLast="0" w:name="_heading=h.8agigur0id8c" w:id="18"/>
-      <w:bookmarkEnd w:id="18"/>
-      <w:r>
-        <w:rPr>
-          <w:rtl w:val="0"/>
-        </w:rPr>
-      </w:r>
-    </w:p>
-    <w:p>
-      <w:pPr>
-        <w:pStyle w:val="Heading2"/>
-        <w:rPr>
-          <w:sz w:val="22"/>
-          <w:szCs w:val="22"/>
-        </w:rPr>
-      </w:pPr>
-      <w:bookmarkStart w:colFirst="0" w:colLast="0" w:name="_heading=h.w2q7ijxj3bou" w:id="19"/>
-      <w:bookmarkEnd w:id="19"/>
-      <w:r>
-        <w:rPr>
-          <w:sz w:val="22"/>
-          <w:szCs w:val="22"/>
-          <w:rtl w:val="0"/>
-        </w:rPr>
-        <w:t xml:space="preserve">ReadTemp()</w:t>
-      </w:r>
-    </w:p>
-    <w:p>
-      <w:pPr>
-        <w:spacing w:after="0" w:lineRule="auto"/>
-        <w:rPr/>
-      </w:pPr>
-      <w:r>
-        <w:rPr>
-          <w:rtl w:val="0"/>
-        </w:rPr>
-      </w:r>
-    </w:p>
-    <w:p>
-      <w:pPr>
-        <w:spacing w:after="0" w:lineRule="auto"/>
-        <w:rPr>
-          <w:rFonts w:ascii="Roboto Mono" w:cs="Roboto Mono" w:eastAsia="Roboto Mono" w:hAnsi="Roboto Mono"/>
-          <w:sz w:val="18"/>
-          <w:szCs w:val="18"/>
-        </w:rPr>
-      </w:pPr>
-      <w:r>
-        <w:rPr>
-          <w:rtl w:val="0"/>
-        </w:rPr>
-        <w:t xml:space="preserve"></w:t>
-      </w:r>
-      <w:r>
-        <w:rPr>
-          <w:rFonts w:ascii="Roboto Mono" w:cs="Roboto Mono" w:eastAsia="Roboto Mono" w:hAnsi="Roboto Mono"/>
-          <w:color w:val="188038"/>
-          <w:sz w:val="18"/>
-          <w:szCs w:val="18"/>
-          <w:rtl w:val="0"/>
-        </w:rPr>
-        <w:t xml:space="preserve">bool</w:t>
-      </w:r>
-      <w:r>
-        <w:rPr>
-          <w:rFonts w:ascii="Roboto Mono" w:cs="Roboto Mono" w:eastAsia="Roboto Mono" w:hAnsi="Roboto Mono"/>
-          <w:sz w:val="18"/>
-          <w:szCs w:val="18"/>
-          <w:rtl w:val="0"/>
-        </w:rPr>
-        <w:t xml:space="preserve"> </w:t>
-      </w:r>
-      <w:r>
-        <w:rPr>
-          <w:rFonts w:ascii="Roboto Mono" w:cs="Roboto Mono" w:eastAsia="Roboto Mono" w:hAnsi="Roboto Mono"/>
-          <w:color w:val="188038"/>
-          <w:sz w:val="18"/>
-          <w:szCs w:val="18"/>
-          <w:rtl w:val="0"/>
-        </w:rPr>
-        <w:t xml:space="preserve">ReadTemp(int8_t</w:t>
-      </w:r>
-      <w:r>
-        <w:rPr>
-          <w:rFonts w:ascii="Roboto Mono" w:cs="Roboto Mono" w:eastAsia="Roboto Mono" w:hAnsi="Roboto Mono"/>
-          <w:sz w:val="18"/>
-          <w:szCs w:val="18"/>
-          <w:rtl w:val="0"/>
-        </w:rPr>
-        <w:t xml:space="preserve"> </w:t>
-      </w:r>
-      <w:r>
-        <w:rPr>
-          <w:rFonts w:ascii="Roboto Mono" w:cs="Roboto Mono" w:eastAsia="Roboto Mono" w:hAnsi="Roboto Mono"/>
-          <w:color w:val="188038"/>
-          <w:sz w:val="18"/>
-          <w:szCs w:val="18"/>
-          <w:rtl w:val="0"/>
-        </w:rPr>
-        <w:t xml:space="preserve">*pscTempValue)</w:t>
-      </w:r>
-      <w:r>
-        <w:rPr>
-          <w:rtl w:val="0"/>
-        </w:rPr>
-      </w:r>
-    </w:p>
-    <w:p>
-      <w:pPr>
-        <w:spacing w:after="0" w:lineRule="auto"/>
-        <w:rPr>
-          <w:rFonts w:ascii="Roboto Mono" w:cs="Roboto Mono" w:eastAsia="Roboto Mono" w:hAnsi="Roboto Mono"/>
-          <w:color w:val="188038"/>
-          <w:sz w:val="18"/>
-          <w:szCs w:val="18"/>
-        </w:rPr>
-      </w:pPr>
-      <w:r>
-        <w:rPr>
-          <w:rFonts w:ascii="Roboto Mono" w:cs="Roboto Mono" w:eastAsia="Roboto Mono" w:hAnsi="Roboto Mono"/>
-          <w:color w:val="188038"/>
-          <w:sz w:val="18"/>
-          <w:szCs w:val="18"/>
-          <w:rtl w:val="0"/>
-        </w:rPr>
-        <w:t xml:space="preserve">{</w:t>
-      </w:r>
-    </w:p>
-    <w:p>
-      <w:pPr>
-        <w:spacing w:after="0" w:lineRule="auto"/>
-        <w:rPr>
-          <w:rFonts w:ascii="Roboto Mono" w:cs="Roboto Mono" w:eastAsia="Roboto Mono" w:hAnsi="Roboto Mono"/>
-          <w:color w:val="188038"/>
-          <w:sz w:val="18"/>
-          <w:szCs w:val="18"/>
-        </w:rPr>
-      </w:pPr>
-      <w:r>
-        <w:rPr>
-          <w:rFonts w:ascii="Roboto Mono" w:cs="Roboto Mono" w:eastAsia="Roboto Mono" w:hAnsi="Roboto Mono"/>
-          <w:color w:val="188038"/>
-          <w:sz w:val="18"/>
-          <w:szCs w:val="18"/>
-          <w:rtl w:val="0"/>
-        </w:rPr>
-        <w:tab/>
-        <w:t xml:space="preserve">bool blRet = false;</w:t>
-      </w:r>
-    </w:p>
-    <w:p>
-      <w:pPr>
-        <w:spacing w:after="0" w:lineRule="auto"/>
-        <w:rPr>
-          <w:rFonts w:ascii="Roboto Mono" w:cs="Roboto Mono" w:eastAsia="Roboto Mono" w:hAnsi="Roboto Mono"/>
-          <w:sz w:val="18"/>
-          <w:szCs w:val="18"/>
-        </w:rPr>
-      </w:pPr>
-      <w:r>
-        <w:rPr>
-          <w:rFonts w:ascii="Roboto Mono" w:cs="Roboto Mono" w:eastAsia="Roboto Mono" w:hAnsi="Roboto Mono"/>
-          <w:sz w:val="18"/>
-          <w:szCs w:val="18"/>
-          <w:rtl w:val="0"/>
-        </w:rPr>
-        <w:tab/>
-      </w:r>
-      <w:r>
-        <w:rPr>
-          <w:rFonts w:ascii="Roboto Mono" w:cs="Roboto Mono" w:eastAsia="Roboto Mono" w:hAnsi="Roboto Mono"/>
-          <w:color w:val="188038"/>
-          <w:sz w:val="18"/>
-          <w:szCs w:val="18"/>
-          <w:rtl w:val="0"/>
-        </w:rPr>
-        <w:t xml:space="preserve">//Read</w:t>
-      </w:r>
-      <w:r>
-        <w:rPr>
-          <w:rFonts w:ascii="Roboto Mono" w:cs="Roboto Mono" w:eastAsia="Roboto Mono" w:hAnsi="Roboto Mono"/>
-          <w:sz w:val="18"/>
-          <w:szCs w:val="18"/>
-          <w:rtl w:val="0"/>
-        </w:rPr>
-        <w:t xml:space="preserve"> </w:t>
-      </w:r>
-      <w:r>
-        <w:rPr>
-          <w:rFonts w:ascii="Roboto Mono" w:cs="Roboto Mono" w:eastAsia="Roboto Mono" w:hAnsi="Roboto Mono"/>
-          <w:color w:val="188038"/>
-          <w:sz w:val="18"/>
-          <w:szCs w:val="18"/>
-          <w:rtl w:val="0"/>
-        </w:rPr>
-        <w:t xml:space="preserve">temp</w:t>
-      </w:r>
-      <w:r>
-        <w:rPr>
-          <w:rFonts w:ascii="Roboto Mono" w:cs="Roboto Mono" w:eastAsia="Roboto Mono" w:hAnsi="Roboto Mono"/>
-          <w:sz w:val="18"/>
-          <w:szCs w:val="18"/>
-          <w:rtl w:val="0"/>
-        </w:rPr>
-        <w:t xml:space="preserve"> </w:t>
-      </w:r>
-      <w:r>
-        <w:rPr>
-          <w:rFonts w:ascii="Roboto Mono" w:cs="Roboto Mono" w:eastAsia="Roboto Mono" w:hAnsi="Roboto Mono"/>
-          <w:color w:val="188038"/>
-          <w:sz w:val="18"/>
-          <w:szCs w:val="18"/>
-          <w:rtl w:val="0"/>
-        </w:rPr>
-        <w:t xml:space="preserve">value</w:t>
-      </w:r>
-      <w:r>
-        <w:rPr>
-          <w:rFonts w:ascii="Roboto Mono" w:cs="Roboto Mono" w:eastAsia="Roboto Mono" w:hAnsi="Roboto Mono"/>
-          <w:sz w:val="18"/>
-          <w:szCs w:val="18"/>
-          <w:rtl w:val="0"/>
-        </w:rPr>
-        <w:t xml:space="preserve"> </w:t>
-      </w:r>
-      <w:r>
-        <w:rPr>
-          <w:rFonts w:ascii="Roboto Mono" w:cs="Roboto Mono" w:eastAsia="Roboto Mono" w:hAnsi="Roboto Mono"/>
-          <w:color w:val="188038"/>
-          <w:sz w:val="18"/>
-          <w:szCs w:val="18"/>
-          <w:rtl w:val="0"/>
-        </w:rPr>
-        <w:t xml:space="preserve">and</w:t>
-      </w:r>
-      <w:r>
-        <w:rPr>
-          <w:rFonts w:ascii="Roboto Mono" w:cs="Roboto Mono" w:eastAsia="Roboto Mono" w:hAnsi="Roboto Mono"/>
-          <w:sz w:val="18"/>
-          <w:szCs w:val="18"/>
-          <w:rtl w:val="0"/>
-        </w:rPr>
-        <w:t xml:space="preserve"> </w:t>
-      </w:r>
-      <w:r>
-        <w:rPr>
-          <w:rFonts w:ascii="Roboto Mono" w:cs="Roboto Mono" w:eastAsia="Roboto Mono" w:hAnsi="Roboto Mono"/>
-          <w:color w:val="188038"/>
-          <w:sz w:val="18"/>
-          <w:szCs w:val="18"/>
-          <w:rtl w:val="0"/>
-        </w:rPr>
-        <w:t xml:space="preserve">store</w:t>
-      </w:r>
-      <w:r>
-        <w:rPr>
-          <w:rFonts w:ascii="Roboto Mono" w:cs="Roboto Mono" w:eastAsia="Roboto Mono" w:hAnsi="Roboto Mono"/>
-          <w:sz w:val="18"/>
-          <w:szCs w:val="18"/>
-          <w:rtl w:val="0"/>
-        </w:rPr>
-        <w:t xml:space="preserve"> </w:t>
-      </w:r>
-      <w:r>
-        <w:rPr>
-          <w:rFonts w:ascii="Roboto Mono" w:cs="Roboto Mono" w:eastAsia="Roboto Mono" w:hAnsi="Roboto Mono"/>
-          <w:color w:val="188038"/>
-          <w:sz w:val="18"/>
-          <w:szCs w:val="18"/>
-          <w:rtl w:val="0"/>
-        </w:rPr>
-        <w:t xml:space="preserve">to</w:t>
-      </w:r>
-      <w:r>
-        <w:rPr>
-          <w:rFonts w:ascii="Roboto Mono" w:cs="Roboto Mono" w:eastAsia="Roboto Mono" w:hAnsi="Roboto Mono"/>
-          <w:sz w:val="18"/>
-          <w:szCs w:val="18"/>
-          <w:rtl w:val="0"/>
-        </w:rPr>
-        <w:t xml:space="preserve"> </w:t>
-      </w:r>
-      <w:r>
-        <w:rPr>
-          <w:rFonts w:ascii="Roboto Mono" w:cs="Roboto Mono" w:eastAsia="Roboto Mono" w:hAnsi="Roboto Mono"/>
-          <w:color w:val="188038"/>
-          <w:sz w:val="18"/>
-          <w:szCs w:val="18"/>
-          <w:rtl w:val="0"/>
-        </w:rPr>
-        <w:t xml:space="preserve">pscTempValue</w:t>
-      </w:r>
-      <w:r>
-        <w:rPr>
-          <w:rtl w:val="0"/>
-        </w:rPr>
-      </w:r>
-    </w:p>
-    <w:p>
-      <w:pPr>
-        <w:spacing w:after="0" w:lineRule="auto"/>
-        <w:rPr>
-          <w:rFonts w:ascii="Roboto Mono" w:cs="Roboto Mono" w:eastAsia="Roboto Mono" w:hAnsi="Roboto Mono"/>
-          <w:sz w:val="18"/>
-          <w:szCs w:val="18"/>
-        </w:rPr>
-      </w:pPr>
-      <w:r>
-        <w:rPr>
-          <w:rFonts w:ascii="Roboto Mono" w:cs="Roboto Mono" w:eastAsia="Roboto Mono" w:hAnsi="Roboto Mono"/>
-          <w:sz w:val="18"/>
-          <w:szCs w:val="18"/>
-          <w:rtl w:val="0"/>
-        </w:rPr>
-        <w:tab/>
-      </w:r>
-      <w:r>
-        <w:rPr>
-          <w:rFonts w:ascii="Roboto Mono" w:cs="Roboto Mono" w:eastAsia="Roboto Mono" w:hAnsi="Roboto Mono"/>
-          <w:color w:val="188038"/>
-          <w:sz w:val="18"/>
-          <w:szCs w:val="18"/>
-          <w:rtl w:val="0"/>
-        </w:rPr>
-        <w:t xml:space="preserve">//Return</w:t>
-      </w:r>
-      <w:r>
-        <w:rPr>
-          <w:rFonts w:ascii="Roboto Mono" w:cs="Roboto Mono" w:eastAsia="Roboto Mono" w:hAnsi="Roboto Mono"/>
-          <w:sz w:val="18"/>
-          <w:szCs w:val="18"/>
-          <w:rtl w:val="0"/>
-        </w:rPr>
-        <w:t xml:space="preserve"> </w:t>
-      </w:r>
-      <w:r>
-        <w:rPr>
-          <w:rFonts w:ascii="Roboto Mono" w:cs="Roboto Mono" w:eastAsia="Roboto Mono" w:hAnsi="Roboto Mono"/>
-          <w:color w:val="188038"/>
-          <w:sz w:val="18"/>
-          <w:szCs w:val="18"/>
-          <w:rtl w:val="0"/>
-        </w:rPr>
-        <w:t xml:space="preserve">true</w:t>
-      </w:r>
-      <w:r>
-        <w:rPr>
-          <w:rFonts w:ascii="Roboto Mono" w:cs="Roboto Mono" w:eastAsia="Roboto Mono" w:hAnsi="Roboto Mono"/>
-          <w:sz w:val="18"/>
-          <w:szCs w:val="18"/>
-          <w:rtl w:val="0"/>
-        </w:rPr>
-        <w:t xml:space="preserve"> </w:t>
-      </w:r>
-      <w:r>
-        <w:rPr>
-          <w:rFonts w:ascii="Roboto Mono" w:cs="Roboto Mono" w:eastAsia="Roboto Mono" w:hAnsi="Roboto Mono"/>
-          <w:color w:val="188038"/>
-          <w:sz w:val="18"/>
-          <w:szCs w:val="18"/>
-          <w:rtl w:val="0"/>
-        </w:rPr>
-        <w:t xml:space="preserve">if</w:t>
-      </w:r>
-      <w:r>
-        <w:rPr>
-          <w:rFonts w:ascii="Roboto Mono" w:cs="Roboto Mono" w:eastAsia="Roboto Mono" w:hAnsi="Roboto Mono"/>
-          <w:sz w:val="18"/>
-          <w:szCs w:val="18"/>
-          <w:rtl w:val="0"/>
-        </w:rPr>
-        <w:t xml:space="preserve"> </w:t>
-      </w:r>
-      <w:r>
-        <w:rPr>
-          <w:rFonts w:ascii="Roboto Mono" w:cs="Roboto Mono" w:eastAsia="Roboto Mono" w:hAnsi="Roboto Mono"/>
-          <w:color w:val="188038"/>
-          <w:sz w:val="18"/>
-          <w:szCs w:val="18"/>
-          <w:rtl w:val="0"/>
-        </w:rPr>
-        <w:t xml:space="preserve">success</w:t>
-      </w:r>
-      <w:r>
-        <w:rPr>
-          <w:rtl w:val="0"/>
-        </w:rPr>
-      </w:r>
-    </w:p>
-    <w:p>
-      <w:pPr>
-        <w:spacing w:after="0" w:lineRule="auto"/>
-        <w:rPr>
-          <w:rFonts w:ascii="Roboto Mono" w:cs="Roboto Mono" w:eastAsia="Roboto Mono" w:hAnsi="Roboto Mono"/>
-          <w:sz w:val="18"/>
-          <w:szCs w:val="18"/>
-        </w:rPr>
-      </w:pPr>
-      <w:r>
-        <w:rPr>
-          <w:rFonts w:ascii="Roboto Mono" w:cs="Roboto Mono" w:eastAsia="Roboto Mono" w:hAnsi="Roboto Mono"/>
-          <w:color w:val="188038"/>
-          <w:sz w:val="18"/>
-          <w:szCs w:val="18"/>
-          <w:rtl w:val="0"/>
-        </w:rPr>
-        <w:t xml:space="preserve">}</w:t>
-      </w:r>
-      <w:r>
-        <w:rPr>
-          <w:rtl w:val="0"/>
-        </w:rPr>
-      </w:r>
-    </w:p>
-    <w:p>
-      <w:pPr>
-        <w:rPr/>
-      </w:pPr>
-      <w:r>
-        <w:rPr>
-          <w:rtl w:val="0"/>
-        </w:rPr>
-        <w:t xml:space="preserve"></w:t>
-      </w:r>
-    </w:p>
-    <w:p>
-      <w:pPr>
-        <w:rPr>
-          <w:sz w:val="24"/>
-          <w:szCs w:val="24"/>
-        </w:rPr>
-      </w:pPr>
-      <w:r>
-        <w:rPr>
-          <w:rtl w:val="0"/>
-        </w:rPr>
-      </w:r>
-    </w:p>
-    <w:p>
-      <w:pPr>
-        <w:pStyle w:val="Heading2"/>
-        <w:rPr>
-          <w:sz w:val="22"/>
-          <w:szCs w:val="22"/>
-        </w:rPr>
-      </w:pPr>
-      <w:bookmarkStart w:colFirst="0" w:colLast="0" w:name="_heading=h.c24p8x3xbs21" w:id="20"/>
-      <w:bookmarkEnd w:id="20"/>
-      <w:r>
-        <w:rPr>
-          <w:sz w:val="22"/>
-          <w:szCs w:val="22"/>
-          <w:rtl w:val="0"/>
-        </w:rPr>
-        <w:t xml:space="preserve">TempCheckThread()</w:t>
-      </w:r>
-    </w:p>
-    <w:p>
-      <w:pPr>
-        <w:spacing w:after="0" w:lineRule="auto"/>
-        <w:rPr/>
-      </w:pPr>
-      <w:r>
-        <w:rPr>
-          <w:rtl w:val="0"/>
-        </w:rPr>
-      </w:r>
-    </w:p>
-    <w:p>
-      <w:pPr>
-        <w:spacing w:after="0" w:lineRule="auto"/>
-        <w:rPr>
-          <w:rFonts w:ascii="Roboto Mono" w:cs="Roboto Mono" w:eastAsia="Roboto Mono" w:hAnsi="Roboto Mono"/>
-          <w:sz w:val="18"/>
-          <w:szCs w:val="18"/>
-        </w:rPr>
-      </w:pPr>
-      <w:r>
-        <w:rPr>
-          <w:rtl w:val="0"/>
-        </w:rPr>
-        <w:t xml:space="preserve"></w:t>
-      </w:r>
-      <w:r>
-        <w:rPr>
-          <w:rFonts w:ascii="Roboto Mono" w:cs="Roboto Mono" w:eastAsia="Roboto Mono" w:hAnsi="Roboto Mono"/>
-          <w:color w:val="188038"/>
-          <w:sz w:val="18"/>
-          <w:szCs w:val="18"/>
-          <w:rtl w:val="0"/>
-        </w:rPr>
-        <w:t xml:space="preserve">void*</w:t>
-      </w:r>
-      <w:r>
-        <w:rPr>
-          <w:rFonts w:ascii="Roboto Mono" w:cs="Roboto Mono" w:eastAsia="Roboto Mono" w:hAnsi="Roboto Mono"/>
-          <w:sz w:val="18"/>
-          <w:szCs w:val="18"/>
-          <w:rtl w:val="0"/>
-        </w:rPr>
-        <w:t xml:space="preserve"> </w:t>
-      </w:r>
-      <w:r>
-        <w:rPr>
-          <w:rFonts w:ascii="Roboto Mono" w:cs="Roboto Mono" w:eastAsia="Roboto Mono" w:hAnsi="Roboto Mono"/>
-          <w:color w:val="188038"/>
-          <w:sz w:val="18"/>
-          <w:szCs w:val="18"/>
-          <w:rtl w:val="0"/>
-        </w:rPr>
-        <w:t xml:space="preserve">TempCheckThread()</w:t>
-      </w:r>
-      <w:r>
-        <w:rPr>
-          <w:rtl w:val="0"/>
-        </w:rPr>
-      </w:r>
-    </w:p>
-    <w:p>
-      <w:pPr>
-        <w:spacing w:after="0" w:lineRule="auto"/>
-        <w:rPr>
-          <w:rFonts w:ascii="Roboto Mono" w:cs="Roboto Mono" w:eastAsia="Roboto Mono" w:hAnsi="Roboto Mono"/>
-          <w:color w:val="188038"/>
-          <w:sz w:val="18"/>
-          <w:szCs w:val="18"/>
-        </w:rPr>
-      </w:pPr>
-      <w:r>
-        <w:rPr>
-          <w:rFonts w:ascii="Roboto Mono" w:cs="Roboto Mono" w:eastAsia="Roboto Mono" w:hAnsi="Roboto Mono"/>
-          <w:color w:val="188038"/>
-          <w:sz w:val="18"/>
-          <w:szCs w:val="18"/>
-          <w:rtl w:val="0"/>
-        </w:rPr>
-        <w:t xml:space="preserve">{</w:t>
-      </w:r>
-    </w:p>
-    <w:p>
-      <w:pPr>
-        <w:spacing w:after="0" w:lineRule="auto"/>
-        <w:rPr>
-          <w:rFonts w:ascii="Roboto Mono" w:cs="Roboto Mono" w:eastAsia="Roboto Mono" w:hAnsi="Roboto Mono"/>
-          <w:color w:val="188038"/>
-          <w:sz w:val="18"/>
-          <w:szCs w:val="18"/>
-        </w:rPr>
-      </w:pPr>
-      <w:r>
-        <w:rPr>
-          <w:rFonts w:ascii="Roboto Mono" w:cs="Roboto Mono" w:eastAsia="Roboto Mono" w:hAnsi="Roboto Mono"/>
-          <w:color w:val="188038"/>
-          <w:sz w:val="18"/>
-          <w:szCs w:val="18"/>
-          <w:rtl w:val="0"/>
-        </w:rPr>
-        <w:tab/>
-        <w:t xml:space="preserve">uint8_t ucThresholdBreachCount</w:t>
-      </w:r>
-      <w:r>
-        <w:rPr>
-          <w:rFonts w:ascii="Roboto Mono" w:cs="Roboto Mono" w:eastAsia="Roboto Mono" w:hAnsi="Roboto Mono"/>
-          <w:sz w:val="18"/>
-          <w:szCs w:val="18"/>
-          <w:rtl w:val="0"/>
-        </w:rPr>
-        <w:t xml:space="preserve"> </w:t>
-      </w:r>
-      <w:r>
-        <w:rPr>
-          <w:rFonts w:ascii="Roboto Mono" w:cs="Roboto Mono" w:eastAsia="Roboto Mono" w:hAnsi="Roboto Mono"/>
-          <w:color w:val="188038"/>
-          <w:sz w:val="18"/>
-          <w:szCs w:val="18"/>
-          <w:rtl w:val="0"/>
-        </w:rPr>
-        <w:t xml:space="preserve">= 0;</w:t>
-      </w:r>
-    </w:p>
-    <w:p>
-      <w:pPr>
-        <w:spacing w:after="0" w:lineRule="auto"/>
-        <w:ind w:firstLine="720"/>
-        <w:rPr>
-          <w:rFonts w:ascii="Roboto Mono" w:cs="Roboto Mono" w:eastAsia="Roboto Mono" w:hAnsi="Roboto Mono"/>
-          <w:sz w:val="18"/>
-          <w:szCs w:val="18"/>
-        </w:rPr>
-      </w:pPr>
-      <w:r>
-        <w:rPr>
-          <w:rFonts w:ascii="Roboto Mono" w:cs="Roboto Mono" w:eastAsia="Roboto Mono" w:hAnsi="Roboto Mono"/>
-          <w:color w:val="188038"/>
-          <w:sz w:val="18"/>
-          <w:szCs w:val="18"/>
-          <w:rtl w:val="0"/>
-        </w:rPr>
-        <w:t xml:space="preserve">while(1)</w:t>
-      </w:r>
-      <w:r>
-        <w:rPr>
-          <w:rtl w:val="0"/>
-        </w:rPr>
-      </w:r>
-    </w:p>
-    <w:p>
-      <w:pPr>
-        <w:spacing w:after="0" w:lineRule="auto"/>
-        <w:ind w:firstLine="720"/>
-        <w:rPr>
-          <w:rFonts w:ascii="Roboto Mono" w:cs="Roboto Mono" w:eastAsia="Roboto Mono" w:hAnsi="Roboto Mono"/>
-          <w:sz w:val="18"/>
-          <w:szCs w:val="18"/>
-        </w:rPr>
-      </w:pPr>
-      <w:r>
-        <w:rPr>
-          <w:rFonts w:ascii="Roboto Mono" w:cs="Roboto Mono" w:eastAsia="Roboto Mono" w:hAnsi="Roboto Mono"/>
-          <w:color w:val="188038"/>
-          <w:sz w:val="18"/>
-          <w:szCs w:val="18"/>
-          <w:rtl w:val="0"/>
-        </w:rPr>
-        <w:t xml:space="preserve">{</w:t>
-      </w:r>
-      <w:r>
-        <w:rPr>
-          <w:rtl w:val="0"/>
-        </w:rPr>
-      </w:r>
-    </w:p>
-    <w:p>
-      <w:pPr>
-        <w:spacing w:after="0" w:lineRule="auto"/>
-        <w:rPr>
-          <w:rFonts w:ascii="Roboto Mono" w:cs="Roboto Mono" w:eastAsia="Roboto Mono" w:hAnsi="Roboto Mono"/>
-          <w:sz w:val="18"/>
-          <w:szCs w:val="18"/>
-        </w:rPr>
-      </w:pPr>
-      <w:r>
-        <w:rPr>
-          <w:rFonts w:ascii="Roboto Mono" w:cs="Roboto Mono" w:eastAsia="Roboto Mono" w:hAnsi="Roboto Mono"/>
-          <w:sz w:val="18"/>
-          <w:szCs w:val="18"/>
-          <w:rtl w:val="0"/>
-        </w:rPr>
-        <w:tab/>
-        <w:tab/>
-      </w:r>
-      <w:r>
-        <w:rPr>
-          <w:rFonts w:ascii="Roboto Mono" w:cs="Roboto Mono" w:eastAsia="Roboto Mono" w:hAnsi="Roboto Mono"/>
-          <w:color w:val="188038"/>
-          <w:sz w:val="18"/>
-          <w:szCs w:val="18"/>
-          <w:rtl w:val="0"/>
-        </w:rPr>
-        <w:t xml:space="preserve">if(MessageQueueReceive())</w:t>
-      </w:r>
-      <w:r>
-        <w:rPr>
-          <w:rtl w:val="0"/>
-        </w:rPr>
-      </w:r>
-    </w:p>
-    <w:p>
-      <w:pPr>
-        <w:spacing w:after="0" w:lineRule="auto"/>
-        <w:rPr>
-          <w:rFonts w:ascii="Roboto Mono" w:cs="Roboto Mono" w:eastAsia="Roboto Mono" w:hAnsi="Roboto Mono"/>
-          <w:sz w:val="18"/>
-          <w:szCs w:val="18"/>
-        </w:rPr>
-      </w:pPr>
-      <w:r>
-        <w:rPr>
-          <w:rFonts w:ascii="Roboto Mono" w:cs="Roboto Mono" w:eastAsia="Roboto Mono" w:hAnsi="Roboto Mono"/>
-          <w:sz w:val="18"/>
-          <w:szCs w:val="18"/>
-          <w:rtl w:val="0"/>
-        </w:rPr>
-        <w:tab/>
-        <w:tab/>
-      </w:r>
-      <w:r>
-        <w:rPr>
-          <w:rFonts w:ascii="Roboto Mono" w:cs="Roboto Mono" w:eastAsia="Roboto Mono" w:hAnsi="Roboto Mono"/>
-          <w:color w:val="188038"/>
-          <w:sz w:val="18"/>
-          <w:szCs w:val="18"/>
-          <w:rtl w:val="0"/>
-        </w:rPr>
-        <w:t xml:space="preserve">{</w:t>
-      </w:r>
-      <w:r>
-        <w:rPr>
-          <w:rtl w:val="0"/>
-        </w:rPr>
-      </w:r>
-    </w:p>
-    <w:p>
-      <w:pPr>
-        <w:spacing w:after="0" w:lineRule="auto"/>
-        <w:rPr>
-          <w:rFonts w:ascii="Roboto Mono" w:cs="Roboto Mono" w:eastAsia="Roboto Mono" w:hAnsi="Roboto Mono"/>
-          <w:sz w:val="18"/>
-          <w:szCs w:val="18"/>
-        </w:rPr>
-      </w:pPr>
-      <w:r>
-        <w:rPr>
-          <w:rFonts w:ascii="Roboto Mono" w:cs="Roboto Mono" w:eastAsia="Roboto Mono" w:hAnsi="Roboto Mono"/>
-          <w:sz w:val="18"/>
-          <w:szCs w:val="18"/>
-          <w:rtl w:val="0"/>
-        </w:rPr>
-        <w:tab/>
-        <w:tab/>
-        <w:tab/>
-      </w:r>
-      <w:r>
-        <w:rPr>
-          <w:rFonts w:ascii="Roboto Mono" w:cs="Roboto Mono" w:eastAsia="Roboto Mono" w:hAnsi="Roboto Mono"/>
-          <w:color w:val="188038"/>
-          <w:sz w:val="18"/>
-          <w:szCs w:val="18"/>
-          <w:rtl w:val="0"/>
-        </w:rPr>
-        <w:t xml:space="preserve">if(TempCheckData())</w:t>
-      </w:r>
-      <w:r>
-        <w:rPr>
-          <w:rtl w:val="0"/>
-        </w:rPr>
-      </w:r>
-    </w:p>
-    <w:p>
-      <w:pPr>
-        <w:spacing w:after="0" w:lineRule="auto"/>
-        <w:rPr>
-          <w:rFonts w:ascii="Roboto Mono" w:cs="Roboto Mono" w:eastAsia="Roboto Mono" w:hAnsi="Roboto Mono"/>
-          <w:color w:val="188038"/>
-          <w:sz w:val="18"/>
-          <w:szCs w:val="18"/>
-        </w:rPr>
-      </w:pPr>
-      <w:r>
-        <w:rPr>
-          <w:rFonts w:ascii="Roboto Mono" w:cs="Roboto Mono" w:eastAsia="Roboto Mono" w:hAnsi="Roboto Mono"/>
-          <w:sz w:val="18"/>
-          <w:szCs w:val="18"/>
-          <w:rtl w:val="0"/>
-        </w:rPr>
-        <w:tab/>
-        <w:tab/>
-        <w:tab/>
-      </w:r>
-      <w:r>
-        <w:rPr>
-          <w:rFonts w:ascii="Roboto Mono" w:cs="Roboto Mono" w:eastAsia="Roboto Mono" w:hAnsi="Roboto Mono"/>
-          <w:color w:val="188038"/>
-          <w:sz w:val="18"/>
-          <w:szCs w:val="18"/>
-          <w:rtl w:val="0"/>
-        </w:rPr>
-        <w:t xml:space="preserve">{</w:t>
-      </w:r>
-    </w:p>
-    <w:p>
-      <w:pPr>
-        <w:spacing w:after="0" w:lineRule="auto"/>
-        <w:ind w:left="2160" w:firstLine="720"/>
-        <w:rPr>
-          <w:rFonts w:ascii="Roboto Mono" w:cs="Roboto Mono" w:eastAsia="Roboto Mono" w:hAnsi="Roboto Mono"/>
-          <w:color w:val="188038"/>
-          <w:sz w:val="18"/>
-          <w:szCs w:val="18"/>
-        </w:rPr>
-      </w:pPr>
-      <w:r>
-        <w:rPr>
-          <w:rFonts w:ascii="Roboto Mono" w:cs="Roboto Mono" w:eastAsia="Roboto Mono" w:hAnsi="Roboto Mono"/>
-          <w:color w:val="188038"/>
-          <w:sz w:val="18"/>
-          <w:szCs w:val="18"/>
-          <w:rtl w:val="0"/>
-        </w:rPr>
-        <w:t xml:space="preserve">if(ucThresholdBreachCount</w:t>
-      </w:r>
-      <w:r>
-        <w:rPr>
-          <w:rFonts w:ascii="Roboto Mono" w:cs="Roboto Mono" w:eastAsia="Roboto Mono" w:hAnsi="Roboto Mono"/>
-          <w:sz w:val="18"/>
-          <w:szCs w:val="18"/>
-          <w:rtl w:val="0"/>
-        </w:rPr>
-        <w:t xml:space="preserve"> </w:t>
-      </w:r>
-      <w:r>
-        <w:rPr>
-          <w:rFonts w:ascii="Roboto Mono" w:cs="Roboto Mono" w:eastAsia="Roboto Mono" w:hAnsi="Roboto Mono"/>
-          <w:color w:val="188038"/>
-          <w:sz w:val="18"/>
-          <w:szCs w:val="18"/>
-          <w:rtl w:val="0"/>
-        </w:rPr>
-        <w:t xml:space="preserve">&gt; 5)</w:t>
-      </w:r>
-    </w:p>
-    <w:p>
-      <w:pPr>
-        <w:spacing w:after="0" w:lineRule="auto"/>
-        <w:ind w:left="2160" w:firstLine="720"/>
-        <w:rPr>
-          <w:rFonts w:ascii="Roboto Mono" w:cs="Roboto Mono" w:eastAsia="Roboto Mono" w:hAnsi="Roboto Mono"/>
-          <w:color w:val="188038"/>
-          <w:sz w:val="18"/>
-          <w:szCs w:val="18"/>
-        </w:rPr>
-      </w:pPr>
-      <w:r>
-        <w:rPr>
-          <w:rFonts w:ascii="Roboto Mono" w:cs="Roboto Mono" w:eastAsia="Roboto Mono" w:hAnsi="Roboto Mono"/>
-          <w:color w:val="188038"/>
-          <w:sz w:val="18"/>
-          <w:szCs w:val="18"/>
-          <w:rtl w:val="0"/>
-        </w:rPr>
-        <w:t xml:space="preserve">{</w:t>
-      </w:r>
-    </w:p>
-    <w:p>
-      <w:pPr>
-        <w:spacing w:after="0" w:lineRule="auto"/>
-        <w:ind w:left="2880" w:firstLine="720"/>
-        <w:rPr>
-          <w:rFonts w:ascii="Roboto Mono" w:cs="Roboto Mono" w:eastAsia="Roboto Mono" w:hAnsi="Roboto Mono"/>
-          <w:color w:val="188038"/>
-          <w:sz w:val="18"/>
-          <w:szCs w:val="18"/>
-        </w:rPr>
-      </w:pPr>
-      <w:r>
-        <w:rPr>
-          <w:rFonts w:ascii="Roboto Mono" w:cs="Roboto Mono" w:eastAsia="Roboto Mono" w:hAnsi="Roboto Mono"/>
-          <w:color w:val="188038"/>
-          <w:sz w:val="18"/>
-          <w:szCs w:val="18"/>
-          <w:rtl w:val="0"/>
-        </w:rPr>
-        <w:t xml:space="preserve">//alarm</w:t>
-      </w:r>
-      <w:r>
-        <w:rPr>
-          <w:rFonts w:ascii="Roboto Mono" w:cs="Roboto Mono" w:eastAsia="Roboto Mono" w:hAnsi="Roboto Mono"/>
-          <w:sz w:val="18"/>
-          <w:szCs w:val="18"/>
-          <w:rtl w:val="0"/>
-        </w:rPr>
-        <w:t xml:space="preserve"> </w:t>
-      </w:r>
-      <w:r>
-        <w:rPr>
-          <w:rFonts w:ascii="Roboto Mono" w:cs="Roboto Mono" w:eastAsia="Roboto Mono" w:hAnsi="Roboto Mono"/>
-          <w:color w:val="188038"/>
-          <w:sz w:val="18"/>
-          <w:szCs w:val="18"/>
-          <w:rtl w:val="0"/>
-        </w:rPr>
-        <w:t xml:space="preserve">event</w:t>
-      </w:r>
-      <w:r>
-        <w:rPr>
-          <w:rFonts w:ascii="Roboto Mono" w:cs="Roboto Mono" w:eastAsia="Roboto Mono" w:hAnsi="Roboto Mono"/>
-          <w:sz w:val="18"/>
-          <w:szCs w:val="18"/>
-          <w:rtl w:val="0"/>
-        </w:rPr>
-        <w:t xml:space="preserve"> </w:t>
-      </w:r>
-      <w:r>
-        <w:rPr>
-          <w:rFonts w:ascii="Roboto Mono" w:cs="Roboto Mono" w:eastAsia="Roboto Mono" w:hAnsi="Roboto Mono"/>
-          <w:color w:val="188038"/>
-          <w:sz w:val="18"/>
-          <w:szCs w:val="18"/>
-          <w:rtl w:val="0"/>
-        </w:rPr>
-        <w:t xml:space="preserve">send</w:t>
-      </w:r>
-      <w:r>
-        <w:rPr>
-          <w:rFonts w:ascii="Roboto Mono" w:cs="Roboto Mono" w:eastAsia="Roboto Mono" w:hAnsi="Roboto Mono"/>
-          <w:sz w:val="18"/>
-          <w:szCs w:val="18"/>
-          <w:rtl w:val="0"/>
-        </w:rPr>
-        <w:t xml:space="preserve"> </w:t>
-      </w:r>
-      <w:r>
-        <w:rPr>
-          <w:rFonts w:ascii="Roboto Mono" w:cs="Roboto Mono" w:eastAsia="Roboto Mono" w:hAnsi="Roboto Mono"/>
-          <w:color w:val="188038"/>
-          <w:sz w:val="18"/>
-          <w:szCs w:val="18"/>
-          <w:rtl w:val="0"/>
-        </w:rPr>
-        <w:t xml:space="preserve">to</w:t>
-      </w:r>
-      <w:r>
-        <w:rPr>
-          <w:rFonts w:ascii="Roboto Mono" w:cs="Roboto Mono" w:eastAsia="Roboto Mono" w:hAnsi="Roboto Mono"/>
-          <w:sz w:val="18"/>
-          <w:szCs w:val="18"/>
-          <w:rtl w:val="0"/>
-        </w:rPr>
-        <w:t xml:space="preserve"> </w:t>
-      </w:r>
-      <w:r>
-        <w:rPr>
-          <w:rFonts w:ascii="Roboto Mono" w:cs="Roboto Mono" w:eastAsia="Roboto Mono" w:hAnsi="Roboto Mono"/>
-          <w:color w:val="188038"/>
-          <w:sz w:val="18"/>
-          <w:szCs w:val="18"/>
-          <w:rtl w:val="0"/>
-        </w:rPr>
-        <w:t xml:space="preserve">AlarmThread()</w:t>
-      </w:r>
-    </w:p>
-    <w:p>
-      <w:pPr>
-        <w:spacing w:after="0" w:lineRule="auto"/>
-        <w:ind w:left="2160" w:firstLine="720"/>
-        <w:rPr>
-          <w:rFonts w:ascii="Roboto Mono" w:cs="Roboto Mono" w:eastAsia="Roboto Mono" w:hAnsi="Roboto Mono"/>
-          <w:color w:val="188038"/>
-          <w:sz w:val="18"/>
-          <w:szCs w:val="18"/>
-        </w:rPr>
-      </w:pPr>
-      <w:r>
-        <w:rPr>
-          <w:rFonts w:ascii="Roboto Mono" w:cs="Roboto Mono" w:eastAsia="Roboto Mono" w:hAnsi="Roboto Mono"/>
-          <w:color w:val="188038"/>
-          <w:sz w:val="18"/>
-          <w:szCs w:val="18"/>
-          <w:rtl w:val="0"/>
-        </w:rPr>
-        <w:t xml:space="preserve">}</w:t>
-      </w:r>
-      <w:r>
-        <w:rPr>
-          <w:rFonts w:ascii="Roboto Mono" w:cs="Roboto Mono" w:eastAsia="Roboto Mono" w:hAnsi="Roboto Mono"/>
-          <w:sz w:val="18"/>
-          <w:szCs w:val="18"/>
-          <w:rtl w:val="0"/>
-        </w:rPr>
-        <w:tab/>
-      </w:r>
-      <w:r>
-        <w:rPr>
-          <w:rtl w:val="0"/>
-        </w:rPr>
-      </w:r>
-    </w:p>
-    <w:p>
-      <w:pPr>
-        <w:spacing w:after="0" w:lineRule="auto"/>
-        <w:rPr>
-          <w:rFonts w:ascii="Roboto Mono" w:cs="Roboto Mono" w:eastAsia="Roboto Mono" w:hAnsi="Roboto Mono"/>
-          <w:color w:val="188038"/>
-          <w:sz w:val="18"/>
-          <w:szCs w:val="18"/>
-        </w:rPr>
-      </w:pPr>
-      <w:r>
-        <w:rPr>
-          <w:rFonts w:ascii="Roboto Mono" w:cs="Roboto Mono" w:eastAsia="Roboto Mono" w:hAnsi="Roboto Mono"/>
-          <w:color w:val="188038"/>
-          <w:sz w:val="18"/>
-          <w:szCs w:val="18"/>
-          <w:rtl w:val="0"/>
-        </w:rPr>
-        <w:tab/>
-        <w:tab/>
-        <w:tab/>
-        <w:tab/>
-        <w:t xml:space="preserve">ucThresholdBreachCount++;</w:t>
-      </w:r>
-    </w:p>
-    <w:p>
-      <w:pPr>
-        <w:spacing w:after="0" w:lineRule="auto"/>
-        <w:rPr>
-          <w:rFonts w:ascii="Roboto Mono" w:cs="Roboto Mono" w:eastAsia="Roboto Mono" w:hAnsi="Roboto Mono"/>
-          <w:sz w:val="18"/>
-          <w:szCs w:val="18"/>
-        </w:rPr>
-      </w:pPr>
-      <w:r>
-        <w:rPr>
-          <w:rFonts w:ascii="Roboto Mono" w:cs="Roboto Mono" w:eastAsia="Roboto Mono" w:hAnsi="Roboto Mono"/>
-          <w:sz w:val="18"/>
-          <w:szCs w:val="18"/>
-          <w:rtl w:val="0"/>
-        </w:rPr>
-        <w:tab/>
-        <w:tab/>
-        <w:tab/>
-      </w:r>
-      <w:r>
-        <w:rPr>
-          <w:rFonts w:ascii="Roboto Mono" w:cs="Roboto Mono" w:eastAsia="Roboto Mono" w:hAnsi="Roboto Mono"/>
-          <w:color w:val="188038"/>
-          <w:sz w:val="18"/>
-          <w:szCs w:val="18"/>
-          <w:rtl w:val="0"/>
-        </w:rPr>
-        <w:t xml:space="preserve">}</w:t>
-      </w:r>
-      <w:r>
-        <w:rPr>
-          <w:rtl w:val="0"/>
-        </w:rPr>
-      </w:r>
-    </w:p>
-    <w:p>
-      <w:pPr>
-        <w:spacing w:after="0" w:lineRule="auto"/>
-        <w:rPr>
-          <w:rFonts w:ascii="Roboto Mono" w:cs="Roboto Mono" w:eastAsia="Roboto Mono" w:hAnsi="Roboto Mono"/>
-          <w:sz w:val="18"/>
-          <w:szCs w:val="18"/>
-        </w:rPr>
-      </w:pPr>
-      <w:r>
-        <w:rPr>
-          <w:rFonts w:ascii="Roboto Mono" w:cs="Roboto Mono" w:eastAsia="Roboto Mono" w:hAnsi="Roboto Mono"/>
-          <w:sz w:val="18"/>
-          <w:szCs w:val="18"/>
-          <w:rtl w:val="0"/>
-        </w:rPr>
-        <w:tab/>
-        <w:tab/>
-      </w:r>
-      <w:r>
-        <w:rPr>
-          <w:rFonts w:ascii="Roboto Mono" w:cs="Roboto Mono" w:eastAsia="Roboto Mono" w:hAnsi="Roboto Mono"/>
-          <w:color w:val="188038"/>
-          <w:sz w:val="18"/>
-          <w:szCs w:val="18"/>
-          <w:rtl w:val="0"/>
-        </w:rPr>
-        <w:t xml:space="preserve">}</w:t>
-      </w:r>
-      <w:r>
-        <w:rPr>
-          <w:rtl w:val="0"/>
-        </w:rPr>
-      </w:r>
-    </w:p>
-    <w:p>
-      <w:pPr>
-        <w:spacing w:after="0" w:lineRule="auto"/>
-        <w:ind w:firstLine="720"/>
-        <w:rPr>
-          <w:rFonts w:ascii="Roboto Mono" w:cs="Roboto Mono" w:eastAsia="Roboto Mono" w:hAnsi="Roboto Mono"/>
-          <w:sz w:val="18"/>
-          <w:szCs w:val="18"/>
-        </w:rPr>
-      </w:pPr>
-      <w:r>
-        <w:rPr>
-          <w:rFonts w:ascii="Roboto Mono" w:cs="Roboto Mono" w:eastAsia="Roboto Mono" w:hAnsi="Roboto Mono"/>
-          <w:color w:val="188038"/>
-          <w:sz w:val="18"/>
-          <w:szCs w:val="18"/>
-          <w:rtl w:val="0"/>
-        </w:rPr>
-        <w:t xml:space="preserve">}</w:t>
-      </w:r>
-      <w:r>
-        <w:rPr>
-          <w:rtl w:val="0"/>
-        </w:rPr>
-      </w:r>
-    </w:p>
-    <w:p>
-      <w:pPr>
-        <w:spacing w:after="0" w:lineRule="auto"/>
-        <w:rPr>
-          <w:rFonts w:ascii="Roboto Mono" w:cs="Roboto Mono" w:eastAsia="Roboto Mono" w:hAnsi="Roboto Mono"/>
-          <w:sz w:val="18"/>
-          <w:szCs w:val="18"/>
-        </w:rPr>
-      </w:pPr>
-      <w:r>
-        <w:rPr>
-          <w:rFonts w:ascii="Roboto Mono" w:cs="Roboto Mono" w:eastAsia="Roboto Mono" w:hAnsi="Roboto Mono"/>
-          <w:color w:val="188038"/>
-          <w:sz w:val="18"/>
-          <w:szCs w:val="18"/>
-          <w:rtl w:val="0"/>
-        </w:rPr>
-        <w:t xml:space="preserve">}</w:t>
-      </w:r>
-      <w:r>
-        <w:rPr>
-          <w:rtl w:val="0"/>
-        </w:rPr>
-      </w:r>
-    </w:p>
-    <w:p>
-      <w:pPr>
-        <w:rPr/>
-      </w:pPr>
-      <w:r>
-        <w:rPr>
-          <w:rtl w:val="0"/>
-        </w:rPr>
-        <w:t xml:space="preserve"></w:t>
-      </w:r>
-    </w:p>
-    <w:p>
-      <w:pPr>
-        <w:rPr/>
-      </w:pPr>
-      <w:r>
-        <w:rPr>
-          <w:rtl w:val="0"/>
-        </w:rPr>
-      </w:r>
-    </w:p>
-    <w:p>
-      <w:pPr>
-        <w:rPr/>
-      </w:pPr>
-      <w:r>
-        <w:rPr>
-          <w:rtl w:val="0"/>
-        </w:rPr>
-      </w:r>
-    </w:p>
-    <w:p>
-      <w:pPr>
-        <w:pStyle w:val="Heading2"/>
-        <w:rPr>
-          <w:sz w:val="22"/>
-          <w:szCs w:val="22"/>
-        </w:rPr>
-      </w:pPr>
-      <w:bookmarkStart w:colFirst="0" w:colLast="0" w:name="_heading=h.94jebsqwyjk" w:id="21"/>
-      <w:bookmarkEnd w:id="21"/>
-      <w:r>
-        <w:rPr>
-          <w:sz w:val="22"/>
-          <w:szCs w:val="22"/>
-          <w:rtl w:val="0"/>
-        </w:rPr>
-        <w:t xml:space="preserve">TempCheckData()</w:t>
-      </w:r>
-    </w:p>
-    <w:p>
-      <w:pPr>
-        <w:spacing w:after="0" w:lineRule="auto"/>
-        <w:rPr/>
-      </w:pPr>
-      <w:r>
-        <w:rPr>
-          <w:rtl w:val="0"/>
-        </w:rPr>
-      </w:r>
-    </w:p>
-    <w:p>
-      <w:pPr>
-        <w:spacing w:after="0" w:lineRule="auto"/>
-        <w:rPr>
-          <w:rFonts w:ascii="Roboto Mono" w:cs="Roboto Mono" w:eastAsia="Roboto Mono" w:hAnsi="Roboto Mono"/>
-          <w:sz w:val="18"/>
-          <w:szCs w:val="18"/>
-        </w:rPr>
-      </w:pPr>
-      <w:r>
-        <w:rPr>
-          <w:rtl w:val="0"/>
-        </w:rPr>
-        <w:t xml:space="preserve"></w:t>
-      </w:r>
-      <w:r>
-        <w:rPr>
-          <w:rFonts w:ascii="Roboto Mono" w:cs="Roboto Mono" w:eastAsia="Roboto Mono" w:hAnsi="Roboto Mono"/>
-          <w:color w:val="188038"/>
-          <w:sz w:val="18"/>
-          <w:szCs w:val="18"/>
-          <w:rtl w:val="0"/>
-        </w:rPr>
-        <w:t xml:space="preserve">bool</w:t>
-      </w:r>
-      <w:r>
-        <w:rPr>
-          <w:rFonts w:ascii="Roboto Mono" w:cs="Roboto Mono" w:eastAsia="Roboto Mono" w:hAnsi="Roboto Mono"/>
-          <w:sz w:val="18"/>
-          <w:szCs w:val="18"/>
-          <w:rtl w:val="0"/>
-        </w:rPr>
-        <w:t xml:space="preserve"> </w:t>
-      </w:r>
-      <w:r>
-        <w:rPr>
-          <w:rFonts w:ascii="Roboto Mono" w:cs="Roboto Mono" w:eastAsia="Roboto Mono" w:hAnsi="Roboto Mono"/>
-          <w:color w:val="188038"/>
-          <w:sz w:val="18"/>
-          <w:szCs w:val="18"/>
-          <w:rtl w:val="0"/>
-        </w:rPr>
-        <w:t xml:space="preserve">TempCheckData(int8_t</w:t>
-      </w:r>
-      <w:r>
-        <w:rPr>
-          <w:rFonts w:ascii="Roboto Mono" w:cs="Roboto Mono" w:eastAsia="Roboto Mono" w:hAnsi="Roboto Mono"/>
-          <w:sz w:val="18"/>
-          <w:szCs w:val="18"/>
-          <w:rtl w:val="0"/>
-        </w:rPr>
-        <w:t xml:space="preserve"> </w:t>
-      </w:r>
-      <w:r>
-        <w:rPr>
-          <w:rFonts w:ascii="Roboto Mono" w:cs="Roboto Mono" w:eastAsia="Roboto Mono" w:hAnsi="Roboto Mono"/>
-          <w:color w:val="188038"/>
-          <w:sz w:val="18"/>
-          <w:szCs w:val="18"/>
-          <w:rtl w:val="0"/>
-        </w:rPr>
-        <w:t xml:space="preserve">scTempValue)</w:t>
-      </w:r>
-      <w:r>
-        <w:rPr>
-          <w:rtl w:val="0"/>
-        </w:rPr>
-      </w:r>
-    </w:p>
-    <w:p>
-      <w:pPr>
-        <w:spacing w:after="0" w:lineRule="auto"/>
-        <w:rPr>
-          <w:rFonts w:ascii="Roboto Mono" w:cs="Roboto Mono" w:eastAsia="Roboto Mono" w:hAnsi="Roboto Mono"/>
-          <w:color w:val="188038"/>
-          <w:sz w:val="18"/>
-          <w:szCs w:val="18"/>
-        </w:rPr>
-      </w:pPr>
-      <w:r>
-        <w:rPr>
-          <w:rFonts w:ascii="Roboto Mono" w:cs="Roboto Mono" w:eastAsia="Roboto Mono" w:hAnsi="Roboto Mono"/>
-          <w:color w:val="188038"/>
-          <w:sz w:val="18"/>
-          <w:szCs w:val="18"/>
-          <w:rtl w:val="0"/>
-        </w:rPr>
-        <w:t xml:space="preserve">{</w:t>
-      </w:r>
-    </w:p>
-    <w:p>
-      <w:pPr>
-        <w:spacing w:after="0" w:lineRule="auto"/>
-        <w:rPr>
-          <w:rFonts w:ascii="Roboto Mono" w:cs="Roboto Mono" w:eastAsia="Roboto Mono" w:hAnsi="Roboto Mono"/>
-          <w:color w:val="188038"/>
-          <w:sz w:val="18"/>
-          <w:szCs w:val="18"/>
-        </w:rPr>
-      </w:pPr>
-      <w:r>
-        <w:rPr>
-          <w:rFonts w:ascii="Roboto Mono" w:cs="Roboto Mono" w:eastAsia="Roboto Mono" w:hAnsi="Roboto Mono"/>
-          <w:color w:val="188038"/>
-          <w:sz w:val="18"/>
-          <w:szCs w:val="18"/>
-          <w:rtl w:val="0"/>
-        </w:rPr>
-        <w:tab/>
-        <w:t xml:space="preserve">bool blRet = false;</w:t>
-      </w:r>
-    </w:p>
-    <w:p>
-      <w:pPr>
-        <w:spacing w:after="0" w:lineRule="auto"/>
-        <w:rPr>
-          <w:rFonts w:ascii="Roboto Mono" w:cs="Roboto Mono" w:eastAsia="Roboto Mono" w:hAnsi="Roboto Mono"/>
-          <w:sz w:val="18"/>
-          <w:szCs w:val="18"/>
-        </w:rPr>
-      </w:pPr>
-      <w:r>
-        <w:rPr>
-          <w:rFonts w:ascii="Roboto Mono" w:cs="Roboto Mono" w:eastAsia="Roboto Mono" w:hAnsi="Roboto Mono"/>
-          <w:sz w:val="18"/>
-          <w:szCs w:val="18"/>
-          <w:rtl w:val="0"/>
-        </w:rPr>
-        <w:tab/>
-      </w:r>
-      <w:r>
-        <w:rPr>
-          <w:rFonts w:ascii="Roboto Mono" w:cs="Roboto Mono" w:eastAsia="Roboto Mono" w:hAnsi="Roboto Mono"/>
-          <w:color w:val="188038"/>
-          <w:sz w:val="18"/>
-          <w:szCs w:val="18"/>
-          <w:rtl w:val="0"/>
-        </w:rPr>
-        <w:t xml:space="preserve">//check</w:t>
-      </w:r>
-      <w:r>
-        <w:rPr>
-          <w:rFonts w:ascii="Roboto Mono" w:cs="Roboto Mono" w:eastAsia="Roboto Mono" w:hAnsi="Roboto Mono"/>
-          <w:sz w:val="18"/>
-          <w:szCs w:val="18"/>
-          <w:rtl w:val="0"/>
-        </w:rPr>
-        <w:t xml:space="preserve"> </w:t>
-      </w:r>
-      <w:r>
-        <w:rPr>
-          <w:rFonts w:ascii="Roboto Mono" w:cs="Roboto Mono" w:eastAsia="Roboto Mono" w:hAnsi="Roboto Mono"/>
-          <w:color w:val="188038"/>
-          <w:sz w:val="18"/>
-          <w:szCs w:val="18"/>
-          <w:rtl w:val="0"/>
-        </w:rPr>
-        <w:t xml:space="preserve">with</w:t>
-      </w:r>
-      <w:r>
-        <w:rPr>
-          <w:rFonts w:ascii="Roboto Mono" w:cs="Roboto Mono" w:eastAsia="Roboto Mono" w:hAnsi="Roboto Mono"/>
-          <w:sz w:val="18"/>
-          <w:szCs w:val="18"/>
-          <w:rtl w:val="0"/>
-        </w:rPr>
-        <w:t xml:space="preserve"> </w:t>
-      </w:r>
-      <w:r>
-        <w:rPr>
-          <w:rFonts w:ascii="Roboto Mono" w:cs="Roboto Mono" w:eastAsia="Roboto Mono" w:hAnsi="Roboto Mono"/>
-          <w:color w:val="188038"/>
-          <w:sz w:val="18"/>
-          <w:szCs w:val="18"/>
-          <w:rtl w:val="0"/>
-        </w:rPr>
-        <w:t xml:space="preserve">thresholds</w:t>
-      </w:r>
-      <w:r>
-        <w:rPr>
-          <w:rFonts w:ascii="Roboto Mono" w:cs="Roboto Mono" w:eastAsia="Roboto Mono" w:hAnsi="Roboto Mono"/>
-          <w:sz w:val="18"/>
-          <w:szCs w:val="18"/>
-          <w:rtl w:val="0"/>
-        </w:rPr>
-        <w:t xml:space="preserve"> </w:t>
-      </w:r>
-      <w:r>
-        <w:rPr>
-          <w:rFonts w:ascii="Roboto Mono" w:cs="Roboto Mono" w:eastAsia="Roboto Mono" w:hAnsi="Roboto Mono"/>
-          <w:color w:val="188038"/>
-          <w:sz w:val="18"/>
-          <w:szCs w:val="18"/>
-          <w:rtl w:val="0"/>
-        </w:rPr>
-        <w:t xml:space="preserve">TEMP_THRESHOLD_MIN</w:t>
-      </w:r>
-      <w:r>
-        <w:rPr>
-          <w:rFonts w:ascii="Roboto Mono" w:cs="Roboto Mono" w:eastAsia="Roboto Mono" w:hAnsi="Roboto Mono"/>
-          <w:sz w:val="18"/>
-          <w:szCs w:val="18"/>
-          <w:rtl w:val="0"/>
-        </w:rPr>
-        <w:t xml:space="preserve"> </w:t>
-      </w:r>
-      <w:r>
-        <w:rPr>
-          <w:rFonts w:ascii="Roboto Mono" w:cs="Roboto Mono" w:eastAsia="Roboto Mono" w:hAnsi="Roboto Mono"/>
-          <w:color w:val="188038"/>
-          <w:sz w:val="18"/>
-          <w:szCs w:val="18"/>
-          <w:rtl w:val="0"/>
-        </w:rPr>
-        <w:t xml:space="preserve">and</w:t>
-      </w:r>
-      <w:r>
-        <w:rPr>
-          <w:rFonts w:ascii="Roboto Mono" w:cs="Roboto Mono" w:eastAsia="Roboto Mono" w:hAnsi="Roboto Mono"/>
-          <w:sz w:val="18"/>
-          <w:szCs w:val="18"/>
-          <w:rtl w:val="0"/>
-        </w:rPr>
-        <w:t xml:space="preserve">  </w:t>
-      </w:r>
-      <w:r>
-        <w:rPr>
-          <w:rFonts w:ascii="Roboto Mono" w:cs="Roboto Mono" w:eastAsia="Roboto Mono" w:hAnsi="Roboto Mono"/>
-          <w:color w:val="188038"/>
-          <w:sz w:val="18"/>
-          <w:szCs w:val="18"/>
-          <w:rtl w:val="0"/>
-        </w:rPr>
-        <w:t xml:space="preserve">TEMP_THRESHOLD_MAX</w:t>
-      </w:r>
-      <w:r>
-        <w:rPr>
-          <w:rtl w:val="0"/>
-        </w:rPr>
-      </w:r>
-    </w:p>
-    <w:p>
-      <w:pPr>
-        <w:spacing w:after="0" w:lineRule="auto"/>
-        <w:rPr>
-          <w:rFonts w:ascii="Roboto Mono" w:cs="Roboto Mono" w:eastAsia="Roboto Mono" w:hAnsi="Roboto Mono"/>
-          <w:sz w:val="18"/>
-          <w:szCs w:val="18"/>
-        </w:rPr>
-      </w:pPr>
-      <w:r>
-        <w:rPr>
-          <w:rFonts w:ascii="Roboto Mono" w:cs="Roboto Mono" w:eastAsia="Roboto Mono" w:hAnsi="Roboto Mono"/>
-          <w:sz w:val="18"/>
-          <w:szCs w:val="18"/>
-          <w:rtl w:val="0"/>
-        </w:rPr>
-        <w:tab/>
-      </w:r>
-      <w:r>
-        <w:rPr>
-          <w:rFonts w:ascii="Roboto Mono" w:cs="Roboto Mono" w:eastAsia="Roboto Mono" w:hAnsi="Roboto Mono"/>
-          <w:color w:val="188038"/>
-          <w:sz w:val="18"/>
-          <w:szCs w:val="18"/>
-          <w:rtl w:val="0"/>
-        </w:rPr>
-        <w:t xml:space="preserve">//</w:t>
-      </w:r>
-      <w:r>
-        <w:rPr>
-          <w:rFonts w:ascii="Roboto Mono" w:cs="Roboto Mono" w:eastAsia="Roboto Mono" w:hAnsi="Roboto Mono"/>
-          <w:sz w:val="18"/>
-          <w:szCs w:val="18"/>
-          <w:rtl w:val="0"/>
-        </w:rPr>
-        <w:t xml:space="preserve"> </w:t>
-      </w:r>
-      <w:r>
-        <w:rPr>
-          <w:rFonts w:ascii="Roboto Mono" w:cs="Roboto Mono" w:eastAsia="Roboto Mono" w:hAnsi="Roboto Mono"/>
-          <w:color w:val="188038"/>
-          <w:sz w:val="18"/>
-          <w:szCs w:val="18"/>
-          <w:rtl w:val="0"/>
-        </w:rPr>
-        <w:t xml:space="preserve">If</w:t>
-      </w:r>
-      <w:r>
-        <w:rPr>
-          <w:rFonts w:ascii="Roboto Mono" w:cs="Roboto Mono" w:eastAsia="Roboto Mono" w:hAnsi="Roboto Mono"/>
-          <w:sz w:val="18"/>
-          <w:szCs w:val="18"/>
-          <w:rtl w:val="0"/>
-        </w:rPr>
-        <w:t xml:space="preserve"> </w:t>
-      </w:r>
-      <w:r>
-        <w:rPr>
-          <w:rFonts w:ascii="Roboto Mono" w:cs="Roboto Mono" w:eastAsia="Roboto Mono" w:hAnsi="Roboto Mono"/>
-          <w:color w:val="188038"/>
-          <w:sz w:val="18"/>
-          <w:szCs w:val="18"/>
-          <w:rtl w:val="0"/>
-        </w:rPr>
-        <w:t xml:space="preserve">not</w:t>
-      </w:r>
-      <w:r>
-        <w:rPr>
-          <w:rFonts w:ascii="Roboto Mono" w:cs="Roboto Mono" w:eastAsia="Roboto Mono" w:hAnsi="Roboto Mono"/>
-          <w:sz w:val="18"/>
-          <w:szCs w:val="18"/>
-          <w:rtl w:val="0"/>
-        </w:rPr>
-        <w:t xml:space="preserve"> </w:t>
-      </w:r>
-      <w:r>
-        <w:rPr>
-          <w:rFonts w:ascii="Roboto Mono" w:cs="Roboto Mono" w:eastAsia="Roboto Mono" w:hAnsi="Roboto Mono"/>
-          <w:color w:val="188038"/>
-          <w:sz w:val="18"/>
-          <w:szCs w:val="18"/>
-          <w:rtl w:val="0"/>
-        </w:rPr>
-        <w:t xml:space="preserve">within</w:t>
-      </w:r>
-      <w:r>
-        <w:rPr>
-          <w:rFonts w:ascii="Roboto Mono" w:cs="Roboto Mono" w:eastAsia="Roboto Mono" w:hAnsi="Roboto Mono"/>
-          <w:sz w:val="18"/>
-          <w:szCs w:val="18"/>
-          <w:rtl w:val="0"/>
-        </w:rPr>
-        <w:t xml:space="preserve"> </w:t>
-      </w:r>
-      <w:r>
-        <w:rPr>
-          <w:rFonts w:ascii="Roboto Mono" w:cs="Roboto Mono" w:eastAsia="Roboto Mono" w:hAnsi="Roboto Mono"/>
-          <w:color w:val="188038"/>
-          <w:sz w:val="18"/>
-          <w:szCs w:val="18"/>
-          <w:rtl w:val="0"/>
-        </w:rPr>
-        <w:t xml:space="preserve">threshold</w:t>
-      </w:r>
-      <w:r>
-        <w:rPr>
-          <w:rFonts w:ascii="Roboto Mono" w:cs="Roboto Mono" w:eastAsia="Roboto Mono" w:hAnsi="Roboto Mono"/>
-          <w:sz w:val="18"/>
-          <w:szCs w:val="18"/>
-          <w:rtl w:val="0"/>
-        </w:rPr>
-        <w:t xml:space="preserve"> </w:t>
-      </w:r>
-      <w:r>
-        <w:rPr>
-          <w:rFonts w:ascii="Roboto Mono" w:cs="Roboto Mono" w:eastAsia="Roboto Mono" w:hAnsi="Roboto Mono"/>
-          <w:color w:val="188038"/>
-          <w:sz w:val="18"/>
-          <w:szCs w:val="18"/>
-          <w:rtl w:val="0"/>
-        </w:rPr>
-        <w:t xml:space="preserve">return</w:t>
-      </w:r>
-      <w:r>
-        <w:rPr>
-          <w:rFonts w:ascii="Roboto Mono" w:cs="Roboto Mono" w:eastAsia="Roboto Mono" w:hAnsi="Roboto Mono"/>
-          <w:sz w:val="18"/>
-          <w:szCs w:val="18"/>
-          <w:rtl w:val="0"/>
-        </w:rPr>
-        <w:t xml:space="preserve"> </w:t>
-      </w:r>
-      <w:r>
-        <w:rPr>
-          <w:rFonts w:ascii="Roboto Mono" w:cs="Roboto Mono" w:eastAsia="Roboto Mono" w:hAnsi="Roboto Mono"/>
-          <w:color w:val="188038"/>
-          <w:sz w:val="18"/>
-          <w:szCs w:val="18"/>
-          <w:rtl w:val="0"/>
-        </w:rPr>
-        <w:t xml:space="preserve">true</w:t>
-      </w:r>
-      <w:r>
-        <w:rPr>
-          <w:rtl w:val="0"/>
-        </w:rPr>
-      </w:r>
-    </w:p>
-    <w:p>
-      <w:pPr>
-        <w:spacing w:after="0" w:lineRule="auto"/>
-        <w:rPr>
-          <w:rFonts w:ascii="Roboto Mono" w:cs="Roboto Mono" w:eastAsia="Roboto Mono" w:hAnsi="Roboto Mono"/>
-          <w:sz w:val="18"/>
-          <w:szCs w:val="18"/>
-        </w:rPr>
-      </w:pPr>
-      <w:r>
-        <w:rPr>
-          <w:rFonts w:ascii="Roboto Mono" w:cs="Roboto Mono" w:eastAsia="Roboto Mono" w:hAnsi="Roboto Mono"/>
-          <w:color w:val="188038"/>
-          <w:sz w:val="18"/>
-          <w:szCs w:val="18"/>
-          <w:rtl w:val="0"/>
-        </w:rPr>
-        <w:t xml:space="preserve">}</w:t>
-      </w:r>
-      <w:r>
-        <w:rPr>
-          <w:rtl w:val="0"/>
-        </w:rPr>
-      </w:r>
-    </w:p>
-    <w:p>
-      <w:pPr>
-        <w:rPr/>
-      </w:pPr>
-      <w:r>
-        <w:rPr>
-          <w:rtl w:val="0"/>
-        </w:rPr>
-        <w:t xml:space="preserve"></w:t>
-      </w:r>
-    </w:p>
-    <w:p>
-      <w:pPr>
-        <w:ind w:left="0" w:firstLine="0"/>
-        <w:rPr/>
-      </w:pPr>
-      <w:r>
-        <w:rPr>
-          <w:rtl w:val="0"/>
-        </w:rPr>
-      </w:r>
-    </w:p>
-    <w:p>
-      <w:pPr>
-        <w:pStyle w:val="Heading2"/>
-        <w:rPr>
-          <w:sz w:val="22"/>
-          <w:szCs w:val="22"/>
-        </w:rPr>
-      </w:pPr>
-      <w:bookmarkStart w:colFirst="0" w:colLast="0" w:name="_heading=h.5xuwxj7hq2" w:id="22"/>
-      <w:bookmarkEnd w:id="22"/>
-      <w:r>
-        <w:rPr>
-          <w:sz w:val="22"/>
-          <w:szCs w:val="22"/>
-          <w:rtl w:val="0"/>
-        </w:rPr>
-        <w:t xml:space="preserve">AlarmThread()</w:t>
-      </w:r>
-    </w:p>
-    <w:p>
-      <w:pPr>
-        <w:spacing w:after="0" w:lineRule="auto"/>
-        <w:rPr/>
-      </w:pPr>
-      <w:r>
-        <w:rPr>
-          <w:rtl w:val="0"/>
-        </w:rPr>
-      </w:r>
-    </w:p>
-    <w:p>
-      <w:pPr>
-        <w:spacing w:after="0" w:lineRule="auto"/>
-        <w:rPr>
-          <w:rFonts w:ascii="Roboto Mono" w:cs="Roboto Mono" w:eastAsia="Roboto Mono" w:hAnsi="Roboto Mono"/>
-          <w:sz w:val="18"/>
-          <w:szCs w:val="18"/>
-        </w:rPr>
-      </w:pPr>
-      <w:r>
-        <w:rPr>
-          <w:rtl w:val="0"/>
-        </w:rPr>
-        <w:t xml:space="preserve"></w:t>
-      </w:r>
-      <w:r>
-        <w:rPr>
-          <w:rFonts w:ascii="Roboto Mono" w:cs="Roboto Mono" w:eastAsia="Roboto Mono" w:hAnsi="Roboto Mono"/>
-          <w:color w:val="188038"/>
-          <w:sz w:val="18"/>
-          <w:szCs w:val="18"/>
-          <w:rtl w:val="0"/>
-        </w:rPr>
-        <w:t xml:space="preserve">void*</w:t>
-      </w:r>
-      <w:r>
-        <w:rPr>
-          <w:rFonts w:ascii="Roboto Mono" w:cs="Roboto Mono" w:eastAsia="Roboto Mono" w:hAnsi="Roboto Mono"/>
-          <w:sz w:val="18"/>
-          <w:szCs w:val="18"/>
-          <w:rtl w:val="0"/>
-        </w:rPr>
-        <w:t xml:space="preserve"> </w:t>
-      </w:r>
-      <w:r>
-        <w:rPr>
-          <w:rFonts w:ascii="Roboto Mono" w:cs="Roboto Mono" w:eastAsia="Roboto Mono" w:hAnsi="Roboto Mono"/>
-          <w:color w:val="188038"/>
-          <w:sz w:val="18"/>
-          <w:szCs w:val="18"/>
-          <w:rtl w:val="0"/>
-        </w:rPr>
-        <w:t xml:space="preserve">TempReadThread()</w:t>
-      </w:r>
-      <w:r>
-        <w:rPr>
-          <w:rtl w:val="0"/>
-        </w:rPr>
-      </w:r>
-    </w:p>
-    <w:p>
-      <w:pPr>
-        <w:spacing w:after="0" w:lineRule="auto"/>
-        <w:rPr>
-          <w:rFonts w:ascii="Roboto Mono" w:cs="Roboto Mono" w:eastAsia="Roboto Mono" w:hAnsi="Roboto Mono"/>
-          <w:sz w:val="18"/>
-          <w:szCs w:val="18"/>
-        </w:rPr>
-      </w:pPr>
-      <w:r>
-        <w:rPr>
-          <w:rFonts w:ascii="Roboto Mono" w:cs="Roboto Mono" w:eastAsia="Roboto Mono" w:hAnsi="Roboto Mono"/>
-          <w:color w:val="188038"/>
-          <w:sz w:val="18"/>
-          <w:szCs w:val="18"/>
-          <w:rtl w:val="0"/>
-        </w:rPr>
-        <w:t xml:space="preserve">{</w:t>
-      </w:r>
-      <w:r>
-        <w:rPr>
-          <w:rtl w:val="0"/>
-        </w:rPr>
-      </w:r>
-    </w:p>
-    <w:p>
-      <w:pPr>
-        <w:spacing w:after="0" w:lineRule="auto"/>
-        <w:ind w:firstLine="720"/>
-        <w:rPr>
-          <w:rFonts w:ascii="Roboto Mono" w:cs="Roboto Mono" w:eastAsia="Roboto Mono" w:hAnsi="Roboto Mono"/>
-          <w:sz w:val="18"/>
-          <w:szCs w:val="18"/>
-        </w:rPr>
-      </w:pPr>
-      <w:r>
-        <w:rPr>
-          <w:rFonts w:ascii="Roboto Mono" w:cs="Roboto Mono" w:eastAsia="Roboto Mono" w:hAnsi="Roboto Mono"/>
-          <w:color w:val="188038"/>
-          <w:sz w:val="18"/>
-          <w:szCs w:val="18"/>
-          <w:rtl w:val="0"/>
-        </w:rPr>
-        <w:t xml:space="preserve">while(1)</w:t>
-      </w:r>
-      <w:r>
-        <w:rPr>
-          <w:rtl w:val="0"/>
-        </w:rPr>
-      </w:r>
-    </w:p>
-    <w:p>
-      <w:pPr>
-        <w:spacing w:after="0" w:lineRule="auto"/>
-        <w:ind w:firstLine="720"/>
-        <w:rPr>
-          <w:rFonts w:ascii="Roboto Mono" w:cs="Roboto Mono" w:eastAsia="Roboto Mono" w:hAnsi="Roboto Mono"/>
-          <w:sz w:val="18"/>
-          <w:szCs w:val="18"/>
-        </w:rPr>
-      </w:pPr>
-      <w:r>
-        <w:rPr>
-          <w:rFonts w:ascii="Roboto Mono" w:cs="Roboto Mono" w:eastAsia="Roboto Mono" w:hAnsi="Roboto Mono"/>
-          <w:color w:val="188038"/>
-          <w:sz w:val="18"/>
-          <w:szCs w:val="18"/>
-          <w:rtl w:val="0"/>
-        </w:rPr>
-        <w:t xml:space="preserve">{</w:t>
-      </w:r>
-      <w:r>
-        <w:rPr>
-          <w:rtl w:val="0"/>
-        </w:rPr>
-      </w:r>
-    </w:p>
-    <w:p>
-      <w:pPr>
-        <w:spacing w:after="0" w:lineRule="auto"/>
-        <w:rPr>
-          <w:rFonts w:ascii="Roboto Mono" w:cs="Roboto Mono" w:eastAsia="Roboto Mono" w:hAnsi="Roboto Mono"/>
-          <w:sz w:val="18"/>
-          <w:szCs w:val="18"/>
-        </w:rPr>
-      </w:pPr>
-      <w:r>
-        <w:rPr>
-          <w:rFonts w:ascii="Roboto Mono" w:cs="Roboto Mono" w:eastAsia="Roboto Mono" w:hAnsi="Roboto Mono"/>
-          <w:sz w:val="18"/>
-          <w:szCs w:val="18"/>
-          <w:rtl w:val="0"/>
-        </w:rPr>
-        <w:tab/>
-        <w:tab/>
-      </w:r>
-      <w:r>
-        <w:rPr>
-          <w:rFonts w:ascii="Roboto Mono" w:cs="Roboto Mono" w:eastAsia="Roboto Mono" w:hAnsi="Roboto Mono"/>
-          <w:color w:val="188038"/>
-          <w:sz w:val="18"/>
-          <w:szCs w:val="18"/>
-          <w:rtl w:val="0"/>
-        </w:rPr>
-        <w:t xml:space="preserve">if(Alarm</w:t>
-      </w:r>
-      <w:r>
-        <w:rPr>
-          <w:rFonts w:ascii="Roboto Mono" w:cs="Roboto Mono" w:eastAsia="Roboto Mono" w:hAnsi="Roboto Mono"/>
-          <w:sz w:val="18"/>
-          <w:szCs w:val="18"/>
-          <w:rtl w:val="0"/>
-        </w:rPr>
-        <w:t xml:space="preserve"> </w:t>
-      </w:r>
-      <w:r>
-        <w:rPr>
-          <w:rFonts w:ascii="Roboto Mono" w:cs="Roboto Mono" w:eastAsia="Roboto Mono" w:hAnsi="Roboto Mono"/>
-          <w:color w:val="188038"/>
-          <w:sz w:val="18"/>
-          <w:szCs w:val="18"/>
-          <w:rtl w:val="0"/>
-        </w:rPr>
-        <w:t xml:space="preserve">event</w:t>
-      </w:r>
-      <w:r>
-        <w:rPr>
-          <w:rFonts w:ascii="Roboto Mono" w:cs="Roboto Mono" w:eastAsia="Roboto Mono" w:hAnsi="Roboto Mono"/>
-          <w:sz w:val="18"/>
-          <w:szCs w:val="18"/>
-          <w:rtl w:val="0"/>
-        </w:rPr>
-        <w:t xml:space="preserve"> </w:t>
-      </w:r>
-      <w:r>
-        <w:rPr>
-          <w:rFonts w:ascii="Roboto Mono" w:cs="Roboto Mono" w:eastAsia="Roboto Mono" w:hAnsi="Roboto Mono"/>
-          <w:color w:val="188038"/>
-          <w:sz w:val="18"/>
-          <w:szCs w:val="18"/>
-          <w:rtl w:val="0"/>
-        </w:rPr>
-        <w:t xml:space="preserve">received)</w:t>
-      </w:r>
-      <w:r>
-        <w:rPr>
-          <w:rtl w:val="0"/>
-        </w:rPr>
-      </w:r>
-    </w:p>
-    <w:p>
-      <w:pPr>
-        <w:spacing w:after="0" w:lineRule="auto"/>
-        <w:rPr>
-          <w:rFonts w:ascii="Roboto Mono" w:cs="Roboto Mono" w:eastAsia="Roboto Mono" w:hAnsi="Roboto Mono"/>
-          <w:sz w:val="18"/>
-          <w:szCs w:val="18"/>
-        </w:rPr>
-      </w:pPr>
-      <w:r>
-        <w:rPr>
-          <w:rFonts w:ascii="Roboto Mono" w:cs="Roboto Mono" w:eastAsia="Roboto Mono" w:hAnsi="Roboto Mono"/>
-          <w:sz w:val="18"/>
-          <w:szCs w:val="18"/>
-          <w:rtl w:val="0"/>
-        </w:rPr>
-        <w:tab/>
-        <w:tab/>
-      </w:r>
-      <w:r>
-        <w:rPr>
-          <w:rFonts w:ascii="Roboto Mono" w:cs="Roboto Mono" w:eastAsia="Roboto Mono" w:hAnsi="Roboto Mono"/>
-          <w:color w:val="188038"/>
-          <w:sz w:val="18"/>
-          <w:szCs w:val="18"/>
-          <w:rtl w:val="0"/>
-        </w:rPr>
-        <w:t xml:space="preserve">{</w:t>
-      </w:r>
-      <w:r>
-        <w:rPr>
-          <w:rtl w:val="0"/>
-        </w:rPr>
-      </w:r>
-    </w:p>
-    <w:p>
-      <w:pPr>
-        <w:spacing w:after="0" w:lineRule="auto"/>
-        <w:rPr>
-          <w:rFonts w:ascii="Roboto Mono" w:cs="Roboto Mono" w:eastAsia="Roboto Mono" w:hAnsi="Roboto Mono"/>
-          <w:sz w:val="18"/>
-          <w:szCs w:val="18"/>
-        </w:rPr>
-      </w:pPr>
-      <w:r>
-        <w:rPr>
-          <w:rFonts w:ascii="Roboto Mono" w:cs="Roboto Mono" w:eastAsia="Roboto Mono" w:hAnsi="Roboto Mono"/>
-          <w:sz w:val="18"/>
-          <w:szCs w:val="18"/>
-          <w:rtl w:val="0"/>
-        </w:rPr>
-        <w:tab/>
-        <w:tab/>
-        <w:tab/>
-      </w:r>
-      <w:r>
-        <w:rPr>
-          <w:rFonts w:ascii="Roboto Mono" w:cs="Roboto Mono" w:eastAsia="Roboto Mono" w:hAnsi="Roboto Mono"/>
-          <w:color w:val="188038"/>
-          <w:sz w:val="18"/>
-          <w:szCs w:val="18"/>
-          <w:rtl w:val="0"/>
-        </w:rPr>
-        <w:t xml:space="preserve">printf(“ALARM</w:t>
-      </w:r>
-      <w:r>
-        <w:rPr>
-          <w:rFonts w:ascii="Roboto Mono" w:cs="Roboto Mono" w:eastAsia="Roboto Mono" w:hAnsi="Roboto Mono"/>
-          <w:sz w:val="18"/>
-          <w:szCs w:val="18"/>
-          <w:rtl w:val="0"/>
-        </w:rPr>
-        <w:t xml:space="preserve"> </w:t>
-      </w:r>
-      <w:r>
-        <w:rPr>
-          <w:rFonts w:ascii="Roboto Mono" w:cs="Roboto Mono" w:eastAsia="Roboto Mono" w:hAnsi="Roboto Mono"/>
-          <w:color w:val="188038"/>
-          <w:sz w:val="18"/>
-          <w:szCs w:val="18"/>
-          <w:rtl w:val="0"/>
-        </w:rPr>
-        <w:t xml:space="preserve">TRIGGERED”);</w:t>
-      </w:r>
-      <w:r>
-        <w:rPr>
-          <w:rtl w:val="0"/>
-        </w:rPr>
-      </w:r>
-    </w:p>
-    <w:p>
-      <w:pPr>
-        <w:spacing w:after="0" w:lineRule="auto"/>
-        <w:rPr>
-          <w:rFonts w:ascii="Roboto Mono" w:cs="Roboto Mono" w:eastAsia="Roboto Mono" w:hAnsi="Roboto Mono"/>
-          <w:sz w:val="18"/>
-          <w:szCs w:val="18"/>
-        </w:rPr>
-      </w:pPr>
-      <w:r>
-        <w:rPr>
-          <w:rFonts w:ascii="Roboto Mono" w:cs="Roboto Mono" w:eastAsia="Roboto Mono" w:hAnsi="Roboto Mono"/>
-          <w:sz w:val="18"/>
-          <w:szCs w:val="18"/>
-          <w:rtl w:val="0"/>
-        </w:rPr>
-        <w:tab/>
-        <w:tab/>
-      </w:r>
-      <w:r>
-        <w:rPr>
-          <w:rFonts w:ascii="Roboto Mono" w:cs="Roboto Mono" w:eastAsia="Roboto Mono" w:hAnsi="Roboto Mono"/>
-          <w:color w:val="188038"/>
-          <w:sz w:val="18"/>
-          <w:szCs w:val="18"/>
-          <w:rtl w:val="0"/>
-        </w:rPr>
-        <w:t xml:space="preserve">}</w:t>
-      </w:r>
-      <w:r>
-        <w:rPr>
-          <w:rtl w:val="0"/>
-        </w:rPr>
-      </w:r>
-    </w:p>
-    <w:p>
-      <w:pPr>
-        <w:spacing w:after="0" w:lineRule="auto"/>
-        <w:ind w:left="720" w:firstLine="720"/>
-        <w:rPr>
-          <w:rFonts w:ascii="Roboto Mono" w:cs="Roboto Mono" w:eastAsia="Roboto Mono" w:hAnsi="Roboto Mono"/>
-          <w:sz w:val="18"/>
-          <w:szCs w:val="18"/>
-        </w:rPr>
-      </w:pPr>
-      <w:r>
-        <w:rPr>
-          <w:rFonts w:ascii="Roboto Mono" w:cs="Roboto Mono" w:eastAsia="Roboto Mono" w:hAnsi="Roboto Mono"/>
-          <w:color w:val="188038"/>
-          <w:sz w:val="18"/>
-          <w:szCs w:val="18"/>
-          <w:rtl w:val="0"/>
-        </w:rPr>
-        <w:t xml:space="preserve">msleep(ALARM_DURATION);</w:t>
-      </w:r>
-      <w:r>
-        <w:rPr>
-          <w:rtl w:val="0"/>
-        </w:rPr>
-      </w:r>
-    </w:p>
-    <w:p>
-      <w:pPr>
-        <w:spacing w:after="0" w:lineRule="auto"/>
-        <w:ind w:firstLine="720"/>
-        <w:rPr>
-          <w:rFonts w:ascii="Roboto Mono" w:cs="Roboto Mono" w:eastAsia="Roboto Mono" w:hAnsi="Roboto Mono"/>
-          <w:sz w:val="18"/>
-          <w:szCs w:val="18"/>
-        </w:rPr>
-      </w:pPr>
-      <w:r>
-        <w:rPr>
-          <w:rFonts w:ascii="Roboto Mono" w:cs="Roboto Mono" w:eastAsia="Roboto Mono" w:hAnsi="Roboto Mono"/>
-          <w:color w:val="188038"/>
-          <w:sz w:val="18"/>
-          <w:szCs w:val="18"/>
-          <w:rtl w:val="0"/>
-        </w:rPr>
-        <w:t xml:space="preserve">}</w:t>
-      </w:r>
-      <w:r>
-        <w:rPr>
-          <w:rtl w:val="0"/>
-        </w:rPr>
-      </w:r>
-    </w:p>
-    <w:p>
-      <w:pPr>
-        <w:spacing w:after="0" w:lineRule="auto"/>
-        <w:rPr>
-          <w:rFonts w:ascii="Roboto Mono" w:cs="Roboto Mono" w:eastAsia="Roboto Mono" w:hAnsi="Roboto Mono"/>
-          <w:sz w:val="18"/>
-          <w:szCs w:val="18"/>
-        </w:rPr>
-      </w:pPr>
-      <w:r>
-        <w:rPr>
-          <w:rFonts w:ascii="Roboto Mono" w:cs="Roboto Mono" w:eastAsia="Roboto Mono" w:hAnsi="Roboto Mono"/>
-          <w:color w:val="188038"/>
-          <w:sz w:val="18"/>
-          <w:szCs w:val="18"/>
-          <w:rtl w:val="0"/>
-        </w:rPr>
-        <w:t xml:space="preserve">}</w:t>
-      </w:r>
-      <w:r>
-        <w:rPr>
-          <w:rtl w:val="0"/>
-        </w:rPr>
-      </w:r>
-    </w:p>
-    <w:p>
-      <w:pPr>
-        <w:rPr/>
-      </w:pPr>
-      <w:r>
-        <w:rPr>
-          <w:rtl w:val="0"/>
-        </w:rPr>
-        <w:t xml:space="preserve"></w:t>
       </w:r>
     </w:p>
     <w:p>
@@ -5608,8 +1875,8 @@
         <w:pStyle w:val="Heading2"/>
         <w:rPr/>
       </w:pPr>
-      <w:bookmarkStart w:colFirst="0" w:colLast="0" w:name="_heading=h.gi2b1ulh8hek" w:id="23"/>
-      <w:bookmarkEnd w:id="23"/>
+      <w:bookmarkStart w:colFirst="0" w:colLast="0" w:name="_heading=h.gi2b1ulh8hek" w:id="22"/>
+      <w:bookmarkEnd w:id="22"/>
       <w:r>
         <w:rPr>
           <w:rtl w:val="0"/>
@@ -5620,7 +1887,7 @@
     <w:sdt>
       <w:sdtPr>
         <w:lock w:val="contentLocked"/>
-        <w:id w:val="-284573340"/>
+        <w:id w:val="1947966864"/>
         <w:tag w:val="goog_rdk_0"/>
       </w:sdtPr>
       <w:sdtContent>
@@ -6087,7 +2354,7 @@
                   <w:rPr>
                     <w:rtl w:val="0"/>
                   </w:rPr>
-                  <w:t xml:space="preserve">scTempValue</w:t>
+                  <w:t xml:space="preserve">cTempValue</w:t>
                 </w:r>
               </w:p>
             </w:tc>
@@ -6125,7 +2392,7 @@
                   <w:rPr>
                     <w:rtl w:val="0"/>
                   </w:rPr>
-                  <w:t xml:space="preserve">int8_t</w:t>
+                  <w:t xml:space="preserve">uint8_t</w:t>
                 </w:r>
               </w:p>
             </w:tc>
@@ -6262,40 +2529,28 @@
               </w:tcPr>
               <w:p>
                 <w:pPr>
+                  <w:keepNext w:val="0"/>
+                  <w:keepLines w:val="0"/>
+                  <w:pageBreakBefore w:val="0"/>
                   <w:widowControl w:val="0"/>
-                  <w:spacing w:after="0" w:line="240" w:lineRule="auto"/>
+                  <w:pBdr>
+                    <w:top w:space="0" w:sz="0" w:val="nil"/>
+                    <w:left w:space="0" w:sz="0" w:val="nil"/>
+                    <w:bottom w:space="0" w:sz="0" w:val="nil"/>
+                    <w:right w:space="0" w:sz="0" w:val="nil"/>
+                    <w:between w:space="0" w:sz="0" w:val="nil"/>
+                  </w:pBdr>
+                  <w:shd w:fill="auto" w:val="clear"/>
+                  <w:spacing w:after="0" w:before="0" w:line="240" w:lineRule="auto"/>
+                  <w:ind w:left="0" w:right="0" w:firstLine="0"/>
+                  <w:jc w:val="left"/>
                   <w:rPr/>
                 </w:pPr>
                 <w:r>
                   <w:rPr>
                     <w:rtl w:val="0"/>
                   </w:rPr>
-                  <w:t xml:space="preserve">ucMsgId</w:t>
-                </w:r>
-              </w:p>
-            </w:tc>
-            <w:tc>
-              <w:tcPr>
-                <w:shd w:fill="auto" w:val="clear"/>
-                <w:tcMar>
-                  <w:top w:w="100.0" w:type="dxa"/>
-                  <w:left w:w="100.0" w:type="dxa"/>
-                  <w:bottom w:w="100.0" w:type="dxa"/>
-                  <w:right w:w="100.0" w:type="dxa"/>
-                </w:tcMar>
-                <w:vAlign w:val="top"/>
-              </w:tcPr>
-              <w:p>
-                <w:pPr>
-                  <w:widowControl w:val="0"/>
-                  <w:spacing w:after="0" w:line="240" w:lineRule="auto"/>
-                  <w:rPr/>
-                </w:pPr>
-                <w:r>
-                  <w:rPr>
-                    <w:rtl w:val="0"/>
-                  </w:rPr>
-                  <w:t xml:space="preserve">uint8_t</w:t>
+                  <w:t xml:space="preserve">lAlarmFlag</w:t>
                 </w:r>
               </w:p>
             </w:tc>
@@ -6333,7 +2588,7 @@
                   <w:rPr>
                     <w:rtl w:val="0"/>
                   </w:rPr>
-                  <w:t xml:space="preserve">global</w:t>
+                  <w:t xml:space="preserve">sem_t</w:t>
                 </w:r>
               </w:p>
             </w:tc>
@@ -6371,7 +2626,7 @@
                   <w:rPr>
                     <w:rtl w:val="0"/>
                   </w:rPr>
-                  <w:t xml:space="preserve">Message ID of msg queue</w:t>
+                  <w:t xml:space="preserve">local</w:t>
                 </w:r>
               </w:p>
             </w:tc>
@@ -6409,7 +2664,45 @@
                   <w:rPr>
                     <w:rtl w:val="0"/>
                   </w:rPr>
-                  <w:t xml:space="preserve">MessageQueue.c</w:t>
+                  <w:t xml:space="preserve">As binary semaphore</w:t>
+                </w:r>
+              </w:p>
+            </w:tc>
+            <w:tc>
+              <w:tcPr>
+                <w:shd w:fill="auto" w:val="clear"/>
+                <w:tcMar>
+                  <w:top w:w="100.0" w:type="dxa"/>
+                  <w:left w:w="100.0" w:type="dxa"/>
+                  <w:bottom w:w="100.0" w:type="dxa"/>
+                  <w:right w:w="100.0" w:type="dxa"/>
+                </w:tcMar>
+                <w:vAlign w:val="top"/>
+              </w:tcPr>
+              <w:p>
+                <w:pPr>
+                  <w:keepNext w:val="0"/>
+                  <w:keepLines w:val="0"/>
+                  <w:pageBreakBefore w:val="0"/>
+                  <w:widowControl w:val="0"/>
+                  <w:pBdr>
+                    <w:top w:space="0" w:sz="0" w:val="nil"/>
+                    <w:left w:space="0" w:sz="0" w:val="nil"/>
+                    <w:bottom w:space="0" w:sz="0" w:val="nil"/>
+                    <w:right w:space="0" w:sz="0" w:val="nil"/>
+                    <w:between w:space="0" w:sz="0" w:val="nil"/>
+                  </w:pBdr>
+                  <w:shd w:fill="auto" w:val="clear"/>
+                  <w:spacing w:after="0" w:before="0" w:line="240" w:lineRule="auto"/>
+                  <w:ind w:left="0" w:right="0" w:firstLine="0"/>
+                  <w:jc w:val="left"/>
+                  <w:rPr/>
+                </w:pPr>
+                <w:r>
+                  <w:rPr>
+                    <w:rtl w:val="0"/>
+                  </w:rPr>
+                  <w:t xml:space="preserve">Semaphore.c</w:t>
                 </w:r>
               </w:p>
             </w:tc>
@@ -6432,19 +2725,253 @@
         <w:pStyle w:val="Heading2"/>
         <w:rPr/>
       </w:pPr>
-      <w:bookmarkStart w:colFirst="0" w:colLast="0" w:name="_heading=h.6jwmg0s98wud" w:id="24"/>
-      <w:bookmarkEnd w:id="24"/>
       <w:r>
         <w:rPr>
           <w:rtl w:val="0"/>
         </w:rPr>
-        <w:t xml:space="preserve">4.2 Data structure</w:t>
+        <w:t xml:space="preserve">5. Error Handling</w:t>
+      </w:r>
+    </w:p>
+    <w:p>
+      <w:pPr>
+        <w:numPr>
+          <w:ilvl w:val="0"/>
+          <w:numId w:val="13"/>
+        </w:numPr>
+        <w:spacing w:after="0" w:afterAutospacing="0"/>
+        <w:ind w:left="720" w:hanging="360"/>
+        <w:jc w:val="both"/>
+        <w:rPr>
+          <w:u w:val="none"/>
+        </w:rPr>
+      </w:pPr>
+      <w:r>
+        <w:rPr>
+          <w:rtl w:val="0"/>
+        </w:rPr>
+        <w:t xml:space="preserve">Ensure temperature values fall within </w:t>
+      </w:r>
+      <w:r>
+        <w:rPr>
+          <w:i w:val="1"/>
+          <w:iCs w:val="1"/>
+          <w:rtl w:val="0"/>
+        </w:rPr>
+        <w:t xml:space="preserve">TEMP_THRESHOLD_MIN </w:t>
+      </w:r>
+      <w:r>
+        <w:rPr>
+          <w:rtl w:val="0"/>
+        </w:rPr>
+        <w:t xml:space="preserve">and </w:t>
+      </w:r>
+      <w:r>
+        <w:rPr>
+          <w:i w:val="1"/>
+          <w:iCs w:val="1"/>
+          <w:rtl w:val="0"/>
+        </w:rPr>
+        <w:t xml:space="preserve">TEMP_THRESHOLD_MAX</w:t>
+      </w:r>
+      <w:r>
+        <w:rPr>
+          <w:rtl w:val="0"/>
+        </w:rPr>
+        <w:t xml:space="preserve">).</w:t>
+      </w:r>
+    </w:p>
+    <w:p>
+      <w:pPr>
+        <w:numPr>
+          <w:ilvl w:val="0"/>
+          <w:numId w:val="13"/>
+        </w:numPr>
+        <w:spacing w:after="0" w:afterAutospacing="0"/>
+        <w:ind w:left="720" w:hanging="360"/>
+        <w:jc w:val="both"/>
+        <w:rPr>
+          <w:u w:val="none"/>
+        </w:rPr>
+      </w:pPr>
+      <w:r>
+        <w:rPr>
+          <w:rtl w:val="0"/>
+        </w:rPr>
+        <w:t xml:space="preserve">Verify pointer references are non‑NULL before dereferencing.</w:t>
+      </w:r>
+    </w:p>
+    <w:p>
+      <w:pPr>
+        <w:numPr>
+          <w:ilvl w:val="0"/>
+          <w:numId w:val="13"/>
+        </w:numPr>
+        <w:ind w:left="720" w:hanging="360"/>
+        <w:jc w:val="both"/>
+        <w:rPr>
+          <w:u w:val="none"/>
+        </w:rPr>
+      </w:pPr>
+      <w:r>
+        <w:rPr>
+          <w:rtl w:val="0"/>
+        </w:rPr>
+        <w:t xml:space="preserve">On invalid sensor read, retry operation up to</w:t>
+      </w:r>
+      <w:r>
+        <w:rPr>
+          <w:i w:val="1"/>
+          <w:iCs w:val="1"/>
+          <w:rtl w:val="0"/>
+        </w:rPr>
+        <w:t xml:space="preserve"> RETRY_COUNT</w:t>
+      </w:r>
+      <w:r>
+        <w:rPr>
+          <w:rtl w:val="0"/>
+        </w:rPr>
+        <w:t xml:space="preserve"> times.</w:t>
+      </w:r>
+    </w:p>
+    <w:p>
+      <w:pPr>
+        <w:pStyle w:val="Heading2"/>
+        <w:rPr/>
+      </w:pPr>
+      <w:r>
+        <w:rPr>
+          <w:rtl w:val="0"/>
+        </w:rPr>
+        <w:t xml:space="preserve">6. Timing and Performance</w:t>
+      </w:r>
+    </w:p>
+    <w:p>
+      <w:pPr>
+        <w:numPr>
+          <w:ilvl w:val="0"/>
+          <w:numId w:val="11"/>
+        </w:numPr>
+        <w:spacing w:after="0" w:afterAutospacing="0"/>
+        <w:ind w:left="720" w:hanging="360"/>
+        <w:jc w:val="both"/>
+        <w:rPr>
+          <w:u w:val="none"/>
+        </w:rPr>
+      </w:pPr>
+      <w:r>
+        <w:rPr>
+          <w:rtl w:val="0"/>
+        </w:rPr>
+        <w:t xml:space="preserve">In TempReadThread(), Temperature sensor readings are done every </w:t>
+      </w:r>
+      <w:r>
+        <w:rPr>
+          <w:i w:val="1"/>
+          <w:iCs w:val="1"/>
+          <w:rtl w:val="0"/>
+        </w:rPr>
+        <w:t xml:space="preserve">TEMP_READ_FREQUENCY</w:t>
+      </w:r>
+    </w:p>
+    <w:p>
+      <w:pPr>
+        <w:numPr>
+          <w:ilvl w:val="0"/>
+          <w:numId w:val="11"/>
+        </w:numPr>
+        <w:ind w:left="720" w:hanging="360"/>
+        <w:jc w:val="both"/>
+        <w:rPr>
+          <w:u w:val="none"/>
+        </w:rPr>
+      </w:pPr>
+      <w:r>
+        <w:rPr>
+          <w:rtl w:val="0"/>
+        </w:rPr>
+        <w:t xml:space="preserve">Alarm duration is </w:t>
+      </w:r>
+      <w:r>
+        <w:rPr>
+          <w:i w:val="1"/>
+          <w:iCs w:val="1"/>
+          <w:rtl w:val="0"/>
+        </w:rPr>
+        <w:t xml:space="preserve">ALARM_DURATION</w:t>
+      </w:r>
+      <w:r>
+        <w:rPr>
+          <w:rtl w:val="0"/>
+        </w:rPr>
+      </w:r>
+    </w:p>
+    <w:p>
+      <w:pPr>
+        <w:pStyle w:val="Heading2"/>
+        <w:rPr/>
+      </w:pPr>
+      <w:r>
+        <w:rPr>
+          <w:rtl w:val="0"/>
+        </w:rPr>
+        <w:t xml:space="preserve">7. Test Points</w:t>
+      </w:r>
+    </w:p>
+    <w:p>
+      <w:pPr>
+        <w:jc w:val="both"/>
+        <w:rPr/>
+      </w:pPr>
+      <w:r>
+        <w:rPr>
+          <w:rtl w:val="0"/>
+        </w:rPr>
+        <w:t xml:space="preserve">Unit tests will cover all critical internal functions, including temperature generation, threshold detection, alarm triggering, and message queue operations, with emphasis on boundary conditions and error handling.</w:t>
+      </w:r>
+    </w:p>
+    <w:p>
+      <w:pPr>
+        <w:pStyle w:val="Heading2"/>
+        <w:rPr/>
+      </w:pPr>
+      <w:r>
+        <w:rPr>
+          <w:rtl w:val="0"/>
+        </w:rPr>
+        <w:t xml:space="preserve">8. Traceability</w:t>
+      </w:r>
+    </w:p>
+    <w:p>
+      <w:pPr>
+        <w:rPr/>
+      </w:pPr>
+      <w:r>
+        <w:rPr>
+          <w:rtl w:val="0"/>
+        </w:rPr>
+        <w:t xml:space="preserve">The traceability is from the </w:t>
+      </w:r>
+      <w:hyperlink r:id="rId7">
+        <w:r>
+          <w:rPr>
+            <w:color w:val="1155cc"/>
+            <w:u w:val="single"/>
+            <w:rtl w:val="0"/>
+          </w:rPr>
+          <w:t xml:space="preserve">High-level Design Document</w:t>
+        </w:r>
+      </w:hyperlink>
+      <w:r>
+        <w:rPr>
+          <w:rtl w:val="0"/>
+        </w:rPr>
+        <w:t xml:space="preserve"> of the same project.</w:t>
       </w:r>
     </w:p>
     <w:sdt>
       <w:sdtPr>
         <w:lock w:val="contentLocked"/>
-        <w:id w:val="-637294157"/>
+        <w:id w:val="-1800004031"/>
         <w:tag w:val="goog_rdk_1"/>
       </w:sdtPr>
       <w:sdtContent>
@@ -6483,7 +3010,7 @@
             </w:trPr>
             <w:tc>
               <w:tcPr>
-                <w:shd w:fill="c9daf8" w:val="clear"/>
+                <w:shd w:fill="auto" w:val="clear"/>
                 <w:tcMar>
                   <w:top w:w="100.0" w:type="dxa"/>
                   <w:left w:w="100.0" w:type="dxa"/>
@@ -6515,13 +3042,13 @@
                   <w:rPr>
                     <w:rtl w:val="0"/>
                   </w:rPr>
-                  <w:t xml:space="preserve">Data structure definition</w:t>
+                  <w:t xml:space="preserve">HLD ID</w:t>
                 </w:r>
               </w:p>
             </w:tc>
             <w:tc>
               <w:tcPr>
-                <w:shd w:fill="c9daf8" w:val="clear"/>
+                <w:shd w:fill="auto" w:val="clear"/>
                 <w:tcMar>
                   <w:top w:w="100.0" w:type="dxa"/>
                   <w:left w:w="100.0" w:type="dxa"/>
@@ -6559,7 +3086,7 @@
             </w:tc>
             <w:tc>
               <w:tcPr>
-                <w:shd w:fill="c9daf8" w:val="clear"/>
+                <w:shd w:fill="auto" w:val="clear"/>
                 <w:tcMar>
                   <w:top w:w="100.0" w:type="dxa"/>
                   <w:left w:w="100.0" w:type="dxa"/>
@@ -6591,7 +3118,7 @@
                   <w:rPr>
                     <w:rtl w:val="0"/>
                   </w:rPr>
-                  <w:t xml:space="preserve">File name</w:t>
+                  <w:t xml:space="preserve">File</w:t>
                 </w:r>
               </w:p>
             </w:tc>
@@ -6635,111 +3162,7 @@
                   <w:rPr>
                     <w:rtl w:val="0"/>
                   </w:rPr>
-                  <w:t xml:space="preserve">typedef struct _SENSOR_MSG_QUEUE_</w:t>
-                </w:r>
-              </w:p>
-              <w:p>
-                <w:pPr>
-                  <w:keepNext w:val="0"/>
-                  <w:keepLines w:val="0"/>
-                  <w:pageBreakBefore w:val="0"/>
-                  <w:widowControl w:val="0"/>
-                  <w:pBdr>
-                    <w:top w:space="0" w:sz="0" w:val="nil"/>
-                    <w:left w:space="0" w:sz="0" w:val="nil"/>
-                    <w:bottom w:space="0" w:sz="0" w:val="nil"/>
-                    <w:right w:space="0" w:sz="0" w:val="nil"/>
-                    <w:between w:space="0" w:sz="0" w:val="nil"/>
-                  </w:pBdr>
-                  <w:shd w:fill="auto" w:val="clear"/>
-                  <w:spacing w:after="0" w:before="0" w:line="240" w:lineRule="auto"/>
-                  <w:ind w:left="0" w:right="0" w:firstLine="0"/>
-                  <w:jc w:val="left"/>
-                  <w:rPr/>
-                </w:pPr>
-                <w:r>
-                  <w:rPr>
-                    <w:rtl w:val="0"/>
-                  </w:rPr>
-                  <w:t xml:space="preserve">{</w:t>
-                </w:r>
-              </w:p>
-              <w:p>
-                <w:pPr>
-                  <w:keepNext w:val="0"/>
-                  <w:keepLines w:val="0"/>
-                  <w:pageBreakBefore w:val="0"/>
-                  <w:widowControl w:val="0"/>
-                  <w:pBdr>
-                    <w:top w:space="0" w:sz="0" w:val="nil"/>
-                    <w:left w:space="0" w:sz="0" w:val="nil"/>
-                    <w:bottom w:space="0" w:sz="0" w:val="nil"/>
-                    <w:right w:space="0" w:sz="0" w:val="nil"/>
-                    <w:between w:space="0" w:sz="0" w:val="nil"/>
-                  </w:pBdr>
-                  <w:shd w:fill="auto" w:val="clear"/>
-                  <w:spacing w:after="0" w:before="0" w:line="240" w:lineRule="auto"/>
-                  <w:ind w:left="0" w:right="0" w:firstLine="0"/>
-                  <w:jc w:val="left"/>
-                  <w:rPr/>
-                </w:pPr>
-                <w:r>
-                  <w:rPr>
-                    <w:rtl w:val="0"/>
-                  </w:rPr>
-                  <w:t xml:space="preserve">    uin16_t mlucmsg_type;</w:t>
-                </w:r>
-              </w:p>
-              <w:p>
-                <w:pPr>
-                  <w:keepNext w:val="0"/>
-                  <w:keepLines w:val="0"/>
-                  <w:pageBreakBefore w:val="0"/>
-                  <w:widowControl w:val="0"/>
-                  <w:pBdr>
-                    <w:top w:space="0" w:sz="0" w:val="nil"/>
-                    <w:left w:space="0" w:sz="0" w:val="nil"/>
-                    <w:bottom w:space="0" w:sz="0" w:val="nil"/>
-                    <w:right w:space="0" w:sz="0" w:val="nil"/>
-                    <w:between w:space="0" w:sz="0" w:val="nil"/>
-                  </w:pBdr>
-                  <w:shd w:fill="auto" w:val="clear"/>
-                  <w:spacing w:after="0" w:before="0" w:line="240" w:lineRule="auto"/>
-                  <w:ind w:left="0" w:right="0" w:firstLine="0"/>
-                  <w:jc w:val="left"/>
-                  <w:rPr/>
-                </w:pPr>
-                <w:r>
-                  <w:rPr>
-                    <w:rtl w:val="0"/>
-                  </w:rPr>
-                  <w:t xml:space="preserve">    int8_t mscmessage;</w:t>
-                </w:r>
-              </w:p>
-              <w:p>
-                <w:pPr>
-                  <w:keepNext w:val="0"/>
-                  <w:keepLines w:val="0"/>
-                  <w:pageBreakBefore w:val="0"/>
-                  <w:widowControl w:val="0"/>
-                  <w:pBdr>
-                    <w:top w:space="0" w:sz="0" w:val="nil"/>
-                    <w:left w:space="0" w:sz="0" w:val="nil"/>
-                    <w:bottom w:space="0" w:sz="0" w:val="nil"/>
-                    <w:right w:space="0" w:sz="0" w:val="nil"/>
-                    <w:between w:space="0" w:sz="0" w:val="nil"/>
-                  </w:pBdr>
-                  <w:shd w:fill="auto" w:val="clear"/>
-                  <w:spacing w:after="0" w:before="0" w:line="240" w:lineRule="auto"/>
-                  <w:ind w:left="0" w:right="0" w:firstLine="0"/>
-                  <w:jc w:val="left"/>
-                  <w:rPr/>
-                </w:pPr>
-                <w:r>
-                  <w:rPr>
-                    <w:rtl w:val="0"/>
-                  </w:rPr>
-                  <w:t xml:space="preserve">}SENSOR_MSG_QUEUE;</w:t>
+                  <w:t xml:space="preserve">3.1</w:t>
                 </w:r>
               </w:p>
             </w:tc>
@@ -6777,7 +3200,7 @@
                   <w:rPr>
                     <w:rtl w:val="0"/>
                   </w:rPr>
-                  <w:t xml:space="preserve">This structure is used to get data to be sent via sensor message queue from TempReadThread() to TempCheckThread()</w:t>
+                  <w:t xml:space="preserve">TempReadThread()</w:t>
                 </w:r>
               </w:p>
             </w:tc>
@@ -6815,7 +3238,247 @@
                   <w:rPr>
                     <w:rtl w:val="0"/>
                   </w:rPr>
-                  <w:t xml:space="preserve">MessageQueue.h</w:t>
+                  <w:t xml:space="preserve">TempRead.c</w:t>
+                </w:r>
+              </w:p>
+            </w:tc>
+          </w:tr>
+          <w:tr>
+            <w:trPr>
+              <w:cantSplit w:val="0"/>
+              <w:tblHeader w:val="0"/>
+            </w:trPr>
+            <w:tc>
+              <w:tcPr>
+                <w:shd w:fill="auto" w:val="clear"/>
+                <w:tcMar>
+                  <w:top w:w="100.0" w:type="dxa"/>
+                  <w:left w:w="100.0" w:type="dxa"/>
+                  <w:bottom w:w="100.0" w:type="dxa"/>
+                  <w:right w:w="100.0" w:type="dxa"/>
+                </w:tcMar>
+                <w:vAlign w:val="top"/>
+              </w:tcPr>
+              <w:p>
+                <w:pPr>
+                  <w:keepNext w:val="0"/>
+                  <w:keepLines w:val="0"/>
+                  <w:pageBreakBefore w:val="0"/>
+                  <w:widowControl w:val="0"/>
+                  <w:pBdr>
+                    <w:top w:space="0" w:sz="0" w:val="nil"/>
+                    <w:left w:space="0" w:sz="0" w:val="nil"/>
+                    <w:bottom w:space="0" w:sz="0" w:val="nil"/>
+                    <w:right w:space="0" w:sz="0" w:val="nil"/>
+                    <w:between w:space="0" w:sz="0" w:val="nil"/>
+                  </w:pBdr>
+                  <w:shd w:fill="auto" w:val="clear"/>
+                  <w:spacing w:after="0" w:before="0" w:line="240" w:lineRule="auto"/>
+                  <w:ind w:left="0" w:right="0" w:firstLine="0"/>
+                  <w:jc w:val="left"/>
+                  <w:rPr/>
+                </w:pPr>
+                <w:r>
+                  <w:rPr>
+                    <w:rtl w:val="0"/>
+                  </w:rPr>
+                  <w:t xml:space="preserve">3.2</w:t>
+                </w:r>
+              </w:p>
+            </w:tc>
+            <w:tc>
+              <w:tcPr>
+                <w:shd w:fill="auto" w:val="clear"/>
+                <w:tcMar>
+                  <w:top w:w="100.0" w:type="dxa"/>
+                  <w:left w:w="100.0" w:type="dxa"/>
+                  <w:bottom w:w="100.0" w:type="dxa"/>
+                  <w:right w:w="100.0" w:type="dxa"/>
+                </w:tcMar>
+                <w:vAlign w:val="top"/>
+              </w:tcPr>
+              <w:p>
+                <w:pPr>
+                  <w:keepNext w:val="0"/>
+                  <w:keepLines w:val="0"/>
+                  <w:pageBreakBefore w:val="0"/>
+                  <w:widowControl w:val="0"/>
+                  <w:pBdr>
+                    <w:top w:space="0" w:sz="0" w:val="nil"/>
+                    <w:left w:space="0" w:sz="0" w:val="nil"/>
+                    <w:bottom w:space="0" w:sz="0" w:val="nil"/>
+                    <w:right w:space="0" w:sz="0" w:val="nil"/>
+                    <w:between w:space="0" w:sz="0" w:val="nil"/>
+                  </w:pBdr>
+                  <w:shd w:fill="auto" w:val="clear"/>
+                  <w:spacing w:after="0" w:before="0" w:line="240" w:lineRule="auto"/>
+                  <w:ind w:left="0" w:right="0" w:firstLine="0"/>
+                  <w:jc w:val="left"/>
+                  <w:rPr/>
+                </w:pPr>
+                <w:r>
+                  <w:rPr>
+                    <w:rtl w:val="0"/>
+                  </w:rPr>
+                  <w:t xml:space="preserve">TempCheckThread()</w:t>
+                </w:r>
+              </w:p>
+            </w:tc>
+            <w:tc>
+              <w:tcPr>
+                <w:shd w:fill="auto" w:val="clear"/>
+                <w:tcMar>
+                  <w:top w:w="100.0" w:type="dxa"/>
+                  <w:left w:w="100.0" w:type="dxa"/>
+                  <w:bottom w:w="100.0" w:type="dxa"/>
+                  <w:right w:w="100.0" w:type="dxa"/>
+                </w:tcMar>
+                <w:vAlign w:val="top"/>
+              </w:tcPr>
+              <w:p>
+                <w:pPr>
+                  <w:keepNext w:val="0"/>
+                  <w:keepLines w:val="0"/>
+                  <w:pageBreakBefore w:val="0"/>
+                  <w:widowControl w:val="0"/>
+                  <w:pBdr>
+                    <w:top w:space="0" w:sz="0" w:val="nil"/>
+                    <w:left w:space="0" w:sz="0" w:val="nil"/>
+                    <w:bottom w:space="0" w:sz="0" w:val="nil"/>
+                    <w:right w:space="0" w:sz="0" w:val="nil"/>
+                    <w:between w:space="0" w:sz="0" w:val="nil"/>
+                  </w:pBdr>
+                  <w:shd w:fill="auto" w:val="clear"/>
+                  <w:spacing w:after="0" w:before="0" w:line="240" w:lineRule="auto"/>
+                  <w:ind w:left="0" w:right="0" w:firstLine="0"/>
+                  <w:jc w:val="left"/>
+                  <w:rPr/>
+                </w:pPr>
+                <w:r>
+                  <w:rPr>
+                    <w:rtl w:val="0"/>
+                  </w:rPr>
+                  <w:t xml:space="preserve">TempCheck.c</w:t>
+                </w:r>
+              </w:p>
+            </w:tc>
+          </w:tr>
+          <w:tr>
+            <w:trPr>
+              <w:cantSplit w:val="0"/>
+              <w:tblHeader w:val="0"/>
+            </w:trPr>
+            <w:tc>
+              <w:tcPr>
+                <w:shd w:fill="auto" w:val="clear"/>
+                <w:tcMar>
+                  <w:top w:w="100.0" w:type="dxa"/>
+                  <w:left w:w="100.0" w:type="dxa"/>
+                  <w:bottom w:w="100.0" w:type="dxa"/>
+                  <w:right w:w="100.0" w:type="dxa"/>
+                </w:tcMar>
+                <w:vAlign w:val="top"/>
+              </w:tcPr>
+              <w:p>
+                <w:pPr>
+                  <w:keepNext w:val="0"/>
+                  <w:keepLines w:val="0"/>
+                  <w:pageBreakBefore w:val="0"/>
+                  <w:widowControl w:val="0"/>
+                  <w:pBdr>
+                    <w:top w:space="0" w:sz="0" w:val="nil"/>
+                    <w:left w:space="0" w:sz="0" w:val="nil"/>
+                    <w:bottom w:space="0" w:sz="0" w:val="nil"/>
+                    <w:right w:space="0" w:sz="0" w:val="nil"/>
+                    <w:between w:space="0" w:sz="0" w:val="nil"/>
+                  </w:pBdr>
+                  <w:shd w:fill="auto" w:val="clear"/>
+                  <w:spacing w:after="0" w:before="0" w:line="240" w:lineRule="auto"/>
+                  <w:ind w:left="0" w:right="0" w:firstLine="0"/>
+                  <w:jc w:val="left"/>
+                  <w:rPr/>
+                </w:pPr>
+                <w:r>
+                  <w:rPr>
+                    <w:rtl w:val="0"/>
+                  </w:rPr>
+                  <w:t xml:space="preserve">3.3</w:t>
+                </w:r>
+              </w:p>
+            </w:tc>
+            <w:tc>
+              <w:tcPr>
+                <w:shd w:fill="auto" w:val="clear"/>
+                <w:tcMar>
+                  <w:top w:w="100.0" w:type="dxa"/>
+                  <w:left w:w="100.0" w:type="dxa"/>
+                  <w:bottom w:w="100.0" w:type="dxa"/>
+                  <w:right w:w="100.0" w:type="dxa"/>
+                </w:tcMar>
+                <w:vAlign w:val="top"/>
+              </w:tcPr>
+              <w:p>
+                <w:pPr>
+                  <w:keepNext w:val="0"/>
+                  <w:keepLines w:val="0"/>
+                  <w:pageBreakBefore w:val="0"/>
+                  <w:widowControl w:val="0"/>
+                  <w:pBdr>
+                    <w:top w:space="0" w:sz="0" w:val="nil"/>
+                    <w:left w:space="0" w:sz="0" w:val="nil"/>
+                    <w:bottom w:space="0" w:sz="0" w:val="nil"/>
+                    <w:right w:space="0" w:sz="0" w:val="nil"/>
+                    <w:between w:space="0" w:sz="0" w:val="nil"/>
+                  </w:pBdr>
+                  <w:shd w:fill="auto" w:val="clear"/>
+                  <w:spacing w:after="0" w:before="0" w:line="240" w:lineRule="auto"/>
+                  <w:ind w:left="0" w:right="0" w:firstLine="0"/>
+                  <w:jc w:val="left"/>
+                  <w:rPr/>
+                </w:pPr>
+                <w:r>
+                  <w:rPr>
+                    <w:rtl w:val="0"/>
+                  </w:rPr>
+                  <w:t xml:space="preserve">AlarmThread()</w:t>
+                </w:r>
+              </w:p>
+            </w:tc>
+            <w:tc>
+              <w:tcPr>
+                <w:shd w:fill="auto" w:val="clear"/>
+                <w:tcMar>
+                  <w:top w:w="100.0" w:type="dxa"/>
+                  <w:left w:w="100.0" w:type="dxa"/>
+                  <w:bottom w:w="100.0" w:type="dxa"/>
+                  <w:right w:w="100.0" w:type="dxa"/>
+                </w:tcMar>
+                <w:vAlign w:val="top"/>
+              </w:tcPr>
+              <w:p>
+                <w:pPr>
+                  <w:keepNext w:val="0"/>
+                  <w:keepLines w:val="0"/>
+                  <w:pageBreakBefore w:val="0"/>
+                  <w:widowControl w:val="0"/>
+                  <w:pBdr>
+                    <w:top w:space="0" w:sz="0" w:val="nil"/>
+                    <w:left w:space="0" w:sz="0" w:val="nil"/>
+                    <w:bottom w:space="0" w:sz="0" w:val="nil"/>
+                    <w:right w:space="0" w:sz="0" w:val="nil"/>
+                    <w:between w:space="0" w:sz="0" w:val="nil"/>
+                  </w:pBdr>
+                  <w:shd w:fill="auto" w:val="clear"/>
+                  <w:spacing w:after="0" w:before="0" w:line="240" w:lineRule="auto"/>
+                  <w:ind w:left="0" w:right="0" w:firstLine="0"/>
+                  <w:jc w:val="left"/>
+                  <w:rPr/>
+                </w:pPr>
+                <w:r>
+                  <w:rPr>
+                    <w:rtl w:val="0"/>
+                  </w:rPr>
+                  <w:t xml:space="preserve">Alarm.c</w:t>
                 </w:r>
               </w:p>
             </w:tc>
@@ -6823,248 +3486,6 @@
         </w:tbl>
       </w:sdtContent>
     </w:sdt>
-    <w:p>
-      <w:pPr>
-        <w:rPr/>
-      </w:pPr>
-      <w:r>
-        <w:rPr>
-          <w:rtl w:val="0"/>
-        </w:rPr>
-      </w:r>
-    </w:p>
-    <w:p>
-      <w:pPr>
-        <w:pStyle w:val="Heading2"/>
-        <w:rPr/>
-      </w:pPr>
-      <w:r>
-        <w:rPr>
-          <w:rtl w:val="0"/>
-        </w:rPr>
-        <w:t xml:space="preserve">5. Error Handling</w:t>
-      </w:r>
-    </w:p>
-    <w:p>
-      <w:pPr>
-        <w:numPr>
-          <w:ilvl w:val="0"/>
-          <w:numId w:val="8"/>
-        </w:numPr>
-        <w:spacing w:after="0" w:afterAutospacing="0"/>
-        <w:ind w:left="720" w:hanging="360"/>
-        <w:jc w:val="both"/>
-        <w:rPr>
-          <w:u w:val="none"/>
-        </w:rPr>
-      </w:pPr>
-      <w:r>
-        <w:rPr>
-          <w:rtl w:val="0"/>
-        </w:rPr>
-        <w:t xml:space="preserve">Ensure temperature values fall within </w:t>
-      </w:r>
-      <w:r>
-        <w:rPr>
-          <w:i w:val="1"/>
-          <w:iCs w:val="1"/>
-          <w:rtl w:val="0"/>
-        </w:rPr>
-        <w:t xml:space="preserve">TEMP_THRESHOLD_MIN </w:t>
-      </w:r>
-      <w:r>
-        <w:rPr>
-          <w:rtl w:val="0"/>
-        </w:rPr>
-        <w:t xml:space="preserve">and </w:t>
-      </w:r>
-      <w:r>
-        <w:rPr>
-          <w:i w:val="1"/>
-          <w:iCs w:val="1"/>
-          <w:rtl w:val="0"/>
-        </w:rPr>
-        <w:t xml:space="preserve">TEMP_THRESHOLD_MAX</w:t>
-      </w:r>
-      <w:r>
-        <w:rPr>
-          <w:rtl w:val="0"/>
-        </w:rPr>
-        <w:t xml:space="preserve">).</w:t>
-      </w:r>
-    </w:p>
-    <w:p>
-      <w:pPr>
-        <w:numPr>
-          <w:ilvl w:val="0"/>
-          <w:numId w:val="8"/>
-        </w:numPr>
-        <w:spacing w:after="0" w:afterAutospacing="0"/>
-        <w:ind w:left="720" w:hanging="360"/>
-        <w:jc w:val="both"/>
-        <w:rPr>
-          <w:u w:val="none"/>
-        </w:rPr>
-      </w:pPr>
-      <w:r>
-        <w:rPr>
-          <w:rtl w:val="0"/>
-        </w:rPr>
-        <w:t xml:space="preserve">Verify pointer references are non‑NULL before dereferencing.</w:t>
-      </w:r>
-    </w:p>
-    <w:p>
-      <w:pPr>
-        <w:numPr>
-          <w:ilvl w:val="0"/>
-          <w:numId w:val="8"/>
-        </w:numPr>
-        <w:ind w:left="720" w:hanging="360"/>
-        <w:jc w:val="both"/>
-        <w:rPr>
-          <w:u w:val="none"/>
-        </w:rPr>
-      </w:pPr>
-      <w:r>
-        <w:rPr>
-          <w:rtl w:val="0"/>
-        </w:rPr>
-        <w:t xml:space="preserve">On invalid sensor read, retry operation up to</w:t>
-      </w:r>
-      <w:r>
-        <w:rPr>
-          <w:i w:val="1"/>
-          <w:iCs w:val="1"/>
-          <w:rtl w:val="0"/>
-        </w:rPr>
-        <w:t xml:space="preserve"> RETRY_COUNT</w:t>
-      </w:r>
-      <w:r>
-        <w:rPr>
-          <w:rtl w:val="0"/>
-        </w:rPr>
-        <w:t xml:space="preserve"> times.</w:t>
-      </w:r>
-    </w:p>
-    <w:p>
-      <w:pPr>
-        <w:pStyle w:val="Heading2"/>
-        <w:rPr/>
-      </w:pPr>
-      <w:r>
-        <w:rPr>
-          <w:rtl w:val="0"/>
-        </w:rPr>
-        <w:t xml:space="preserve">6. Timing and Performance</w:t>
-      </w:r>
-    </w:p>
-    <w:p>
-      <w:pPr>
-        <w:numPr>
-          <w:ilvl w:val="0"/>
-          <w:numId w:val="6"/>
-        </w:numPr>
-        <w:spacing w:after="0" w:afterAutospacing="0"/>
-        <w:ind w:left="720" w:hanging="360"/>
-        <w:jc w:val="both"/>
-        <w:rPr>
-          <w:u w:val="none"/>
-        </w:rPr>
-      </w:pPr>
-      <w:r>
-        <w:rPr>
-          <w:rtl w:val="0"/>
-        </w:rPr>
-        <w:t xml:space="preserve">In TempReadThread(), Temperature sensor readings are done every </w:t>
-      </w:r>
-      <w:r>
-        <w:rPr>
-          <w:i w:val="1"/>
-          <w:iCs w:val="1"/>
-          <w:rtl w:val="0"/>
-        </w:rPr>
-        <w:t xml:space="preserve">TEMP_READ_FREQUENCY</w:t>
-      </w:r>
-    </w:p>
-    <w:p>
-      <w:pPr>
-        <w:numPr>
-          <w:ilvl w:val="0"/>
-          <w:numId w:val="6"/>
-        </w:numPr>
-        <w:ind w:left="720" w:hanging="360"/>
-        <w:jc w:val="both"/>
-        <w:rPr>
-          <w:u w:val="none"/>
-        </w:rPr>
-      </w:pPr>
-      <w:r>
-        <w:rPr>
-          <w:rtl w:val="0"/>
-        </w:rPr>
-        <w:t xml:space="preserve">Alarm duration is </w:t>
-      </w:r>
-      <w:r>
-        <w:rPr>
-          <w:i w:val="1"/>
-          <w:iCs w:val="1"/>
-          <w:rtl w:val="0"/>
-        </w:rPr>
-        <w:t xml:space="preserve">ALARM_DURATION</w:t>
-      </w:r>
-      <w:r>
-        <w:rPr>
-          <w:rtl w:val="0"/>
-        </w:rPr>
-      </w:r>
-    </w:p>
-    <w:p>
-      <w:pPr>
-        <w:pStyle w:val="Heading2"/>
-        <w:rPr/>
-      </w:pPr>
-      <w:r>
-        <w:rPr>
-          <w:rtl w:val="0"/>
-        </w:rPr>
-        <w:t xml:space="preserve">7. Test Points</w:t>
-      </w:r>
-    </w:p>
-    <w:p>
-      <w:pPr>
-        <w:jc w:val="both"/>
-        <w:rPr/>
-      </w:pPr>
-      <w:r>
-        <w:rPr>
-          <w:rtl w:val="0"/>
-        </w:rPr>
-        <w:t xml:space="preserve">Unit tests will cover all critical internal functions, including temperature generation, threshold detection, alarm triggering, and message queue operations, with emphasis on boundary conditions and error handling.</w:t>
-      </w:r>
-    </w:p>
-    <w:p>
-      <w:pPr>
-        <w:pStyle w:val="Heading2"/>
-        <w:rPr/>
-      </w:pPr>
-      <w:r>
-        <w:rPr>
-          <w:rtl w:val="0"/>
-        </w:rPr>
-        <w:t xml:space="preserve">8. Traceability</w:t>
-      </w:r>
-    </w:p>
-    <w:p>
-      <w:pPr>
-        <w:rPr/>
-      </w:pPr>
-      <w:r>
-        <w:rPr>
-          <w:rtl w:val="0"/>
-        </w:rPr>
-        <w:t xml:space="preserve">👉 [Placeholder: Map each function and variable to the corresponding requirement ID from the SRS.]</w:t>
-      </w:r>
-    </w:p>
     <w:p>
       <w:pPr>
         <w:rPr/>
@@ -7100,7 +3521,7 @@
     <w:lvl w:ilvl="0">
       <w:start w:val="1"/>
       <w:numFmt w:val="bullet"/>
-      <w:lvlText w:val="-"/>
+      <w:lvlText w:val="●"/>
       <w:lvlJc w:val="left"/>
       <w:pPr>
         <w:ind w:left="720" w:hanging="360"/>
@@ -7112,7 +3533,7 @@
     <w:lvl w:ilvl="1">
       <w:start w:val="1"/>
       <w:numFmt w:val="bullet"/>
-      <w:lvlText w:val="-"/>
+      <w:lvlText w:val="○"/>
       <w:lvlJc w:val="left"/>
       <w:pPr>
         <w:ind w:left="1440" w:hanging="360"/>
@@ -7124,7 +3545,7 @@
     <w:lvl w:ilvl="2">
       <w:start w:val="1"/>
       <w:numFmt w:val="bullet"/>
-      <w:lvlText w:val="-"/>
+      <w:lvlText w:val="■"/>
       <w:lvlJc w:val="left"/>
       <w:pPr>
         <w:ind w:left="2160" w:hanging="360"/>
@@ -7136,7 +3557,7 @@
     <w:lvl w:ilvl="3">
       <w:start w:val="1"/>
       <w:numFmt w:val="bullet"/>
-      <w:lvlText w:val="-"/>
+      <w:lvlText w:val="●"/>
       <w:lvlJc w:val="left"/>
       <w:pPr>
         <w:ind w:left="2880" w:hanging="360"/>
@@ -7148,7 +3569,7 @@
     <w:lvl w:ilvl="4">
       <w:start w:val="1"/>
       <w:numFmt w:val="bullet"/>
-      <w:lvlText w:val="-"/>
+      <w:lvlText w:val="○"/>
       <w:lvlJc w:val="left"/>
       <w:pPr>
         <w:ind w:left="3600" w:hanging="360"/>
@@ -7160,7 +3581,7 @@
     <w:lvl w:ilvl="5">
       <w:start w:val="1"/>
       <w:numFmt w:val="bullet"/>
-      <w:lvlText w:val="-"/>
+      <w:lvlText w:val="■"/>
       <w:lvlJc w:val="left"/>
       <w:pPr>
         <w:ind w:left="4320" w:hanging="360"/>
@@ -7172,7 +3593,7 @@
     <w:lvl w:ilvl="6">
       <w:start w:val="1"/>
       <w:numFmt w:val="bullet"/>
-      <w:lvlText w:val="-"/>
+      <w:lvlText w:val="●"/>
       <w:lvlJc w:val="left"/>
       <w:pPr>
         <w:ind w:left="5040" w:hanging="360"/>
@@ -7184,7 +3605,7 @@
     <w:lvl w:ilvl="7">
       <w:start w:val="1"/>
       <w:numFmt w:val="bullet"/>
-      <w:lvlText w:val="-"/>
+      <w:lvlText w:val="○"/>
       <w:lvlJc w:val="left"/>
       <w:pPr>
         <w:ind w:left="5760" w:hanging="360"/>
@@ -7196,7 +3617,7 @@
     <w:lvl w:ilvl="8">
       <w:start w:val="1"/>
       <w:numFmt w:val="bullet"/>
-      <w:lvlText w:val="-"/>
+      <w:lvlText w:val="■"/>
       <w:lvlJc w:val="left"/>
       <w:pPr>
         <w:ind w:left="6480" w:hanging="360"/>
@@ -7210,7 +3631,7 @@
     <w:lvl w:ilvl="0">
       <w:start w:val="1"/>
       <w:numFmt w:val="bullet"/>
-      <w:lvlText w:val="-"/>
+      <w:lvlText w:val="●"/>
       <w:lvlJc w:val="left"/>
       <w:pPr>
         <w:ind w:left="720" w:hanging="360"/>
@@ -7222,7 +3643,7 @@
     <w:lvl w:ilvl="1">
       <w:start w:val="1"/>
       <w:numFmt w:val="bullet"/>
-      <w:lvlText w:val="-"/>
+      <w:lvlText w:val="○"/>
       <w:lvlJc w:val="left"/>
       <w:pPr>
         <w:ind w:left="1440" w:hanging="360"/>
@@ -7234,7 +3655,7 @@
     <w:lvl w:ilvl="2">
       <w:start w:val="1"/>
       <w:numFmt w:val="bullet"/>
-      <w:lvlText w:val="-"/>
+      <w:lvlText w:val="■"/>
       <w:lvlJc w:val="left"/>
       <w:pPr>
         <w:ind w:left="2160" w:hanging="360"/>
@@ -7246,7 +3667,7 @@
     <w:lvl w:ilvl="3">
       <w:start w:val="1"/>
       <w:numFmt w:val="bullet"/>
-      <w:lvlText w:val="-"/>
+      <w:lvlText w:val="●"/>
       <w:lvlJc w:val="left"/>
       <w:pPr>
         <w:ind w:left="2880" w:hanging="360"/>
@@ -7258,7 +3679,7 @@
     <w:lvl w:ilvl="4">
       <w:start w:val="1"/>
       <w:numFmt w:val="bullet"/>
-      <w:lvlText w:val="-"/>
+      <w:lvlText w:val="○"/>
       <w:lvlJc w:val="left"/>
       <w:pPr>
         <w:ind w:left="3600" w:hanging="360"/>
@@ -7270,7 +3691,7 @@
     <w:lvl w:ilvl="5">
       <w:start w:val="1"/>
       <w:numFmt w:val="bullet"/>
-      <w:lvlText w:val="-"/>
+      <w:lvlText w:val="■"/>
       <w:lvlJc w:val="left"/>
       <w:pPr>
         <w:ind w:left="4320" w:hanging="360"/>
@@ -7282,7 +3703,7 @@
     <w:lvl w:ilvl="6">
       <w:start w:val="1"/>
       <w:numFmt w:val="bullet"/>
-      <w:lvlText w:val="-"/>
+      <w:lvlText w:val="●"/>
       <w:lvlJc w:val="left"/>
       <w:pPr>
         <w:ind w:left="5040" w:hanging="360"/>
@@ -7294,7 +3715,7 @@
     <w:lvl w:ilvl="7">
       <w:start w:val="1"/>
       <w:numFmt w:val="bullet"/>
-      <w:lvlText w:val="-"/>
+      <w:lvlText w:val="○"/>
       <w:lvlJc w:val="left"/>
       <w:pPr>
         <w:ind w:left="5760" w:hanging="360"/>
@@ -7306,7 +3727,7 @@
     <w:lvl w:ilvl="8">
       <w:start w:val="1"/>
       <w:numFmt w:val="bullet"/>
-      <w:lvlText w:val="-"/>
+      <w:lvlText w:val="■"/>
       <w:lvlJc w:val="left"/>
       <w:pPr>
         <w:ind w:left="6480" w:hanging="360"/>
@@ -7430,7 +3851,7 @@
     <w:lvl w:ilvl="0">
       <w:start w:val="1"/>
       <w:numFmt w:val="bullet"/>
-      <w:lvlText w:val="-"/>
+      <w:lvlText w:val="●"/>
       <w:lvlJc w:val="left"/>
       <w:pPr>
         <w:ind w:left="720" w:hanging="360"/>
@@ -7442,7 +3863,7 @@
     <w:lvl w:ilvl="1">
       <w:start w:val="1"/>
       <w:numFmt w:val="bullet"/>
-      <w:lvlText w:val="-"/>
+      <w:lvlText w:val="○"/>
       <w:lvlJc w:val="left"/>
       <w:pPr>
         <w:ind w:left="1440" w:hanging="360"/>
@@ -7454,7 +3875,7 @@
     <w:lvl w:ilvl="2">
       <w:start w:val="1"/>
       <w:numFmt w:val="bullet"/>
-      <w:lvlText w:val="-"/>
+      <w:lvlText w:val="■"/>
       <w:lvlJc w:val="left"/>
       <w:pPr>
         <w:ind w:left="2160" w:hanging="360"/>
@@ -7466,7 +3887,7 @@
     <w:lvl w:ilvl="3">
       <w:start w:val="1"/>
       <w:numFmt w:val="bullet"/>
-      <w:lvlText w:val="-"/>
+      <w:lvlText w:val="●"/>
       <w:lvlJc w:val="left"/>
       <w:pPr>
         <w:ind w:left="2880" w:hanging="360"/>
@@ -7478,7 +3899,7 @@
     <w:lvl w:ilvl="4">
       <w:start w:val="1"/>
       <w:numFmt w:val="bullet"/>
-      <w:lvlText w:val="-"/>
+      <w:lvlText w:val="○"/>
       <w:lvlJc w:val="left"/>
       <w:pPr>
         <w:ind w:left="3600" w:hanging="360"/>
@@ -7490,7 +3911,7 @@
     <w:lvl w:ilvl="5">
       <w:start w:val="1"/>
       <w:numFmt w:val="bullet"/>
-      <w:lvlText w:val="-"/>
+      <w:lvlText w:val="■"/>
       <w:lvlJc w:val="left"/>
       <w:pPr>
         <w:ind w:left="4320" w:hanging="360"/>
@@ -7502,7 +3923,7 @@
     <w:lvl w:ilvl="6">
       <w:start w:val="1"/>
       <w:numFmt w:val="bullet"/>
-      <w:lvlText w:val="-"/>
+      <w:lvlText w:val="●"/>
       <w:lvlJc w:val="left"/>
       <w:pPr>
         <w:ind w:left="5040" w:hanging="360"/>
@@ -7514,7 +3935,7 @@
     <w:lvl w:ilvl="7">
       <w:start w:val="1"/>
       <w:numFmt w:val="bullet"/>
-      <w:lvlText w:val="-"/>
+      <w:lvlText w:val="○"/>
       <w:lvlJc w:val="left"/>
       <w:pPr>
         <w:ind w:left="5760" w:hanging="360"/>
@@ -7526,7 +3947,7 @@
     <w:lvl w:ilvl="8">
       <w:start w:val="1"/>
       <w:numFmt w:val="bullet"/>
-      <w:lvlText w:val="-"/>
+      <w:lvlText w:val="■"/>
       <w:lvlJc w:val="left"/>
       <w:pPr>
         <w:ind w:left="6480" w:hanging="360"/>
@@ -7760,6 +4181,116 @@
     <w:lvl w:ilvl="0">
       <w:start w:val="1"/>
       <w:numFmt w:val="bullet"/>
+      <w:lvlText w:val="●"/>
+      <w:lvlJc w:val="left"/>
+      <w:pPr>
+        <w:ind w:left="720" w:hanging="360"/>
+      </w:pPr>
+      <w:rPr>
+        <w:u w:val="none"/>
+      </w:rPr>
+    </w:lvl>
+    <w:lvl w:ilvl="1">
+      <w:start w:val="1"/>
+      <w:numFmt w:val="bullet"/>
+      <w:lvlText w:val="○"/>
+      <w:lvlJc w:val="left"/>
+      <w:pPr>
+        <w:ind w:left="1440" w:hanging="360"/>
+      </w:pPr>
+      <w:rPr>
+        <w:u w:val="none"/>
+      </w:rPr>
+    </w:lvl>
+    <w:lvl w:ilvl="2">
+      <w:start w:val="1"/>
+      <w:numFmt w:val="bullet"/>
+      <w:lvlText w:val="■"/>
+      <w:lvlJc w:val="left"/>
+      <w:pPr>
+        <w:ind w:left="2160" w:hanging="360"/>
+      </w:pPr>
+      <w:rPr>
+        <w:u w:val="none"/>
+      </w:rPr>
+    </w:lvl>
+    <w:lvl w:ilvl="3">
+      <w:start w:val="1"/>
+      <w:numFmt w:val="bullet"/>
+      <w:lvlText w:val="●"/>
+      <w:lvlJc w:val="left"/>
+      <w:pPr>
+        <w:ind w:left="2880" w:hanging="360"/>
+      </w:pPr>
+      <w:rPr>
+        <w:u w:val="none"/>
+      </w:rPr>
+    </w:lvl>
+    <w:lvl w:ilvl="4">
+      <w:start w:val="1"/>
+      <w:numFmt w:val="bullet"/>
+      <w:lvlText w:val="○"/>
+      <w:lvlJc w:val="left"/>
+      <w:pPr>
+        <w:ind w:left="3600" w:hanging="360"/>
+      </w:pPr>
+      <w:rPr>
+        <w:u w:val="none"/>
+      </w:rPr>
+    </w:lvl>
+    <w:lvl w:ilvl="5">
+      <w:start w:val="1"/>
+      <w:numFmt w:val="bullet"/>
+      <w:lvlText w:val="■"/>
+      <w:lvlJc w:val="left"/>
+      <w:pPr>
+        <w:ind w:left="4320" w:hanging="360"/>
+      </w:pPr>
+      <w:rPr>
+        <w:u w:val="none"/>
+      </w:rPr>
+    </w:lvl>
+    <w:lvl w:ilvl="6">
+      <w:start w:val="1"/>
+      <w:numFmt w:val="bullet"/>
+      <w:lvlText w:val="●"/>
+      <w:lvlJc w:val="left"/>
+      <w:pPr>
+        <w:ind w:left="5040" w:hanging="360"/>
+      </w:pPr>
+      <w:rPr>
+        <w:u w:val="none"/>
+      </w:rPr>
+    </w:lvl>
+    <w:lvl w:ilvl="7">
+      <w:start w:val="1"/>
+      <w:numFmt w:val="bullet"/>
+      <w:lvlText w:val="○"/>
+      <w:lvlJc w:val="left"/>
+      <w:pPr>
+        <w:ind w:left="5760" w:hanging="360"/>
+      </w:pPr>
+      <w:rPr>
+        <w:u w:val="none"/>
+      </w:rPr>
+    </w:lvl>
+    <w:lvl w:ilvl="8">
+      <w:start w:val="1"/>
+      <w:numFmt w:val="bullet"/>
+      <w:lvlText w:val="■"/>
+      <w:lvlJc w:val="left"/>
+      <w:pPr>
+        <w:ind w:left="6480" w:hanging="360"/>
+      </w:pPr>
+      <w:rPr>
+        <w:u w:val="none"/>
+      </w:rPr>
+    </w:lvl>
+  </w:abstractNum>
+  <w:abstractNum w:abstractNumId="8">
+    <w:lvl w:ilvl="0">
+      <w:start w:val="1"/>
+      <w:numFmt w:val="bullet"/>
       <w:lvlText w:val="-"/>
       <w:lvlJc w:val="left"/>
       <w:pPr>
@@ -7866,7 +4397,227 @@
       </w:rPr>
     </w:lvl>
   </w:abstractNum>
-  <w:abstractNum w:abstractNumId="8">
+  <w:abstractNum w:abstractNumId="9">
+    <w:lvl w:ilvl="0">
+      <w:start w:val="1"/>
+      <w:numFmt w:val="bullet"/>
+      <w:lvlText w:val="-"/>
+      <w:lvlJc w:val="left"/>
+      <w:pPr>
+        <w:ind w:left="720" w:hanging="360"/>
+      </w:pPr>
+      <w:rPr>
+        <w:u w:val="none"/>
+      </w:rPr>
+    </w:lvl>
+    <w:lvl w:ilvl="1">
+      <w:start w:val="1"/>
+      <w:numFmt w:val="bullet"/>
+      <w:lvlText w:val="-"/>
+      <w:lvlJc w:val="left"/>
+      <w:pPr>
+        <w:ind w:left="1440" w:hanging="360"/>
+      </w:pPr>
+      <w:rPr>
+        <w:u w:val="none"/>
+      </w:rPr>
+    </w:lvl>
+    <w:lvl w:ilvl="2">
+      <w:start w:val="1"/>
+      <w:numFmt w:val="bullet"/>
+      <w:lvlText w:val="-"/>
+      <w:lvlJc w:val="left"/>
+      <w:pPr>
+        <w:ind w:left="2160" w:hanging="360"/>
+      </w:pPr>
+      <w:rPr>
+        <w:u w:val="none"/>
+      </w:rPr>
+    </w:lvl>
+    <w:lvl w:ilvl="3">
+      <w:start w:val="1"/>
+      <w:numFmt w:val="bullet"/>
+      <w:lvlText w:val="-"/>
+      <w:lvlJc w:val="left"/>
+      <w:pPr>
+        <w:ind w:left="2880" w:hanging="360"/>
+      </w:pPr>
+      <w:rPr>
+        <w:u w:val="none"/>
+      </w:rPr>
+    </w:lvl>
+    <w:lvl w:ilvl="4">
+      <w:start w:val="1"/>
+      <w:numFmt w:val="bullet"/>
+      <w:lvlText w:val="-"/>
+      <w:lvlJc w:val="left"/>
+      <w:pPr>
+        <w:ind w:left="3600" w:hanging="360"/>
+      </w:pPr>
+      <w:rPr>
+        <w:u w:val="none"/>
+      </w:rPr>
+    </w:lvl>
+    <w:lvl w:ilvl="5">
+      <w:start w:val="1"/>
+      <w:numFmt w:val="bullet"/>
+      <w:lvlText w:val="-"/>
+      <w:lvlJc w:val="left"/>
+      <w:pPr>
+        <w:ind w:left="4320" w:hanging="360"/>
+      </w:pPr>
+      <w:rPr>
+        <w:u w:val="none"/>
+      </w:rPr>
+    </w:lvl>
+    <w:lvl w:ilvl="6">
+      <w:start w:val="1"/>
+      <w:numFmt w:val="bullet"/>
+      <w:lvlText w:val="-"/>
+      <w:lvlJc w:val="left"/>
+      <w:pPr>
+        <w:ind w:left="5040" w:hanging="360"/>
+      </w:pPr>
+      <w:rPr>
+        <w:u w:val="none"/>
+      </w:rPr>
+    </w:lvl>
+    <w:lvl w:ilvl="7">
+      <w:start w:val="1"/>
+      <w:numFmt w:val="bullet"/>
+      <w:lvlText w:val="-"/>
+      <w:lvlJc w:val="left"/>
+      <w:pPr>
+        <w:ind w:left="5760" w:hanging="360"/>
+      </w:pPr>
+      <w:rPr>
+        <w:u w:val="none"/>
+      </w:rPr>
+    </w:lvl>
+    <w:lvl w:ilvl="8">
+      <w:start w:val="1"/>
+      <w:numFmt w:val="bullet"/>
+      <w:lvlText w:val="-"/>
+      <w:lvlJc w:val="left"/>
+      <w:pPr>
+        <w:ind w:left="6480" w:hanging="360"/>
+      </w:pPr>
+      <w:rPr>
+        <w:u w:val="none"/>
+      </w:rPr>
+    </w:lvl>
+  </w:abstractNum>
+  <w:abstractNum w:abstractNumId="10">
+    <w:lvl w:ilvl="0">
+      <w:start w:val="1"/>
+      <w:numFmt w:val="bullet"/>
+      <w:lvlText w:val="-"/>
+      <w:lvlJc w:val="left"/>
+      <w:pPr>
+        <w:ind w:left="720" w:hanging="360"/>
+      </w:pPr>
+      <w:rPr>
+        <w:u w:val="none"/>
+      </w:rPr>
+    </w:lvl>
+    <w:lvl w:ilvl="1">
+      <w:start w:val="1"/>
+      <w:numFmt w:val="bullet"/>
+      <w:lvlText w:val="-"/>
+      <w:lvlJc w:val="left"/>
+      <w:pPr>
+        <w:ind w:left="1440" w:hanging="360"/>
+      </w:pPr>
+      <w:rPr>
+        <w:u w:val="none"/>
+      </w:rPr>
+    </w:lvl>
+    <w:lvl w:ilvl="2">
+      <w:start w:val="1"/>
+      <w:numFmt w:val="bullet"/>
+      <w:lvlText w:val="-"/>
+      <w:lvlJc w:val="left"/>
+      <w:pPr>
+        <w:ind w:left="2160" w:hanging="360"/>
+      </w:pPr>
+      <w:rPr>
+        <w:u w:val="none"/>
+      </w:rPr>
+    </w:lvl>
+    <w:lvl w:ilvl="3">
+      <w:start w:val="1"/>
+      <w:numFmt w:val="bullet"/>
+      <w:lvlText w:val="-"/>
+      <w:lvlJc w:val="left"/>
+      <w:pPr>
+        <w:ind w:left="2880" w:hanging="360"/>
+      </w:pPr>
+      <w:rPr>
+        <w:u w:val="none"/>
+      </w:rPr>
+    </w:lvl>
+    <w:lvl w:ilvl="4">
+      <w:start w:val="1"/>
+      <w:numFmt w:val="bullet"/>
+      <w:lvlText w:val="-"/>
+      <w:lvlJc w:val="left"/>
+      <w:pPr>
+        <w:ind w:left="3600" w:hanging="360"/>
+      </w:pPr>
+      <w:rPr>
+        <w:u w:val="none"/>
+      </w:rPr>
+    </w:lvl>
+    <w:lvl w:ilvl="5">
+      <w:start w:val="1"/>
+      <w:numFmt w:val="bullet"/>
+      <w:lvlText w:val="-"/>
+      <w:lvlJc w:val="left"/>
+      <w:pPr>
+        <w:ind w:left="4320" w:hanging="360"/>
+      </w:pPr>
+      <w:rPr>
+        <w:u w:val="none"/>
+      </w:rPr>
+    </w:lvl>
+    <w:lvl w:ilvl="6">
+      <w:start w:val="1"/>
+      <w:numFmt w:val="bullet"/>
+      <w:lvlText w:val="-"/>
+      <w:lvlJc w:val="left"/>
+      <w:pPr>
+        <w:ind w:left="5040" w:hanging="360"/>
+      </w:pPr>
+      <w:rPr>
+        <w:u w:val="none"/>
+      </w:rPr>
+    </w:lvl>
+    <w:lvl w:ilvl="7">
+      <w:start w:val="1"/>
+      <w:numFmt w:val="bullet"/>
+      <w:lvlText w:val="-"/>
+      <w:lvlJc w:val="left"/>
+      <w:pPr>
+        <w:ind w:left="5760" w:hanging="360"/>
+      </w:pPr>
+      <w:rPr>
+        <w:u w:val="none"/>
+      </w:rPr>
+    </w:lvl>
+    <w:lvl w:ilvl="8">
+      <w:start w:val="1"/>
+      <w:numFmt w:val="bullet"/>
+      <w:lvlText w:val="-"/>
+      <w:lvlJc w:val="left"/>
+      <w:pPr>
+        <w:ind w:left="6480" w:hanging="360"/>
+      </w:pPr>
+      <w:rPr>
+        <w:u w:val="none"/>
+      </w:rPr>
+    </w:lvl>
+  </w:abstractNum>
+  <w:abstractNum w:abstractNumId="11">
     <w:lvl w:ilvl="0">
       <w:start w:val="1"/>
       <w:numFmt w:val="bullet"/>
@@ -7976,7 +4727,337 @@
       </w:rPr>
     </w:lvl>
   </w:abstractNum>
-  <w:abstractNum w:abstractNumId="9">
+  <w:abstractNum w:abstractNumId="12">
+    <w:lvl w:ilvl="0">
+      <w:start w:val="1"/>
+      <w:numFmt w:val="bullet"/>
+      <w:lvlText w:val="-"/>
+      <w:lvlJc w:val="left"/>
+      <w:pPr>
+        <w:ind w:left="720" w:hanging="360"/>
+      </w:pPr>
+      <w:rPr>
+        <w:u w:val="none"/>
+      </w:rPr>
+    </w:lvl>
+    <w:lvl w:ilvl="1">
+      <w:start w:val="1"/>
+      <w:numFmt w:val="bullet"/>
+      <w:lvlText w:val="-"/>
+      <w:lvlJc w:val="left"/>
+      <w:pPr>
+        <w:ind w:left="1440" w:hanging="360"/>
+      </w:pPr>
+      <w:rPr>
+        <w:u w:val="none"/>
+      </w:rPr>
+    </w:lvl>
+    <w:lvl w:ilvl="2">
+      <w:start w:val="1"/>
+      <w:numFmt w:val="bullet"/>
+      <w:lvlText w:val="-"/>
+      <w:lvlJc w:val="left"/>
+      <w:pPr>
+        <w:ind w:left="2160" w:hanging="360"/>
+      </w:pPr>
+      <w:rPr>
+        <w:u w:val="none"/>
+      </w:rPr>
+    </w:lvl>
+    <w:lvl w:ilvl="3">
+      <w:start w:val="1"/>
+      <w:numFmt w:val="bullet"/>
+      <w:lvlText w:val="-"/>
+      <w:lvlJc w:val="left"/>
+      <w:pPr>
+        <w:ind w:left="2880" w:hanging="360"/>
+      </w:pPr>
+      <w:rPr>
+        <w:u w:val="none"/>
+      </w:rPr>
+    </w:lvl>
+    <w:lvl w:ilvl="4">
+      <w:start w:val="1"/>
+      <w:numFmt w:val="bullet"/>
+      <w:lvlText w:val="-"/>
+      <w:lvlJc w:val="left"/>
+      <w:pPr>
+        <w:ind w:left="3600" w:hanging="360"/>
+      </w:pPr>
+      <w:rPr>
+        <w:u w:val="none"/>
+      </w:rPr>
+    </w:lvl>
+    <w:lvl w:ilvl="5">
+      <w:start w:val="1"/>
+      <w:numFmt w:val="bullet"/>
+      <w:lvlText w:val="-"/>
+      <w:lvlJc w:val="left"/>
+      <w:pPr>
+        <w:ind w:left="4320" w:hanging="360"/>
+      </w:pPr>
+      <w:rPr>
+        <w:u w:val="none"/>
+      </w:rPr>
+    </w:lvl>
+    <w:lvl w:ilvl="6">
+      <w:start w:val="1"/>
+      <w:numFmt w:val="bullet"/>
+      <w:lvlText w:val="-"/>
+      <w:lvlJc w:val="left"/>
+      <w:pPr>
+        <w:ind w:left="5040" w:hanging="360"/>
+      </w:pPr>
+      <w:rPr>
+        <w:u w:val="none"/>
+      </w:rPr>
+    </w:lvl>
+    <w:lvl w:ilvl="7">
+      <w:start w:val="1"/>
+      <w:numFmt w:val="bullet"/>
+      <w:lvlText w:val="-"/>
+      <w:lvlJc w:val="left"/>
+      <w:pPr>
+        <w:ind w:left="5760" w:hanging="360"/>
+      </w:pPr>
+      <w:rPr>
+        <w:u w:val="none"/>
+      </w:rPr>
+    </w:lvl>
+    <w:lvl w:ilvl="8">
+      <w:start w:val="1"/>
+      <w:numFmt w:val="bullet"/>
+      <w:lvlText w:val="-"/>
+      <w:lvlJc w:val="left"/>
+      <w:pPr>
+        <w:ind w:left="6480" w:hanging="360"/>
+      </w:pPr>
+      <w:rPr>
+        <w:u w:val="none"/>
+      </w:rPr>
+    </w:lvl>
+  </w:abstractNum>
+  <w:abstractNum w:abstractNumId="13">
+    <w:lvl w:ilvl="0">
+      <w:start w:val="1"/>
+      <w:numFmt w:val="bullet"/>
+      <w:lvlText w:val="●"/>
+      <w:lvlJc w:val="left"/>
+      <w:pPr>
+        <w:ind w:left="720" w:hanging="360"/>
+      </w:pPr>
+      <w:rPr>
+        <w:u w:val="none"/>
+      </w:rPr>
+    </w:lvl>
+    <w:lvl w:ilvl="1">
+      <w:start w:val="1"/>
+      <w:numFmt w:val="bullet"/>
+      <w:lvlText w:val="○"/>
+      <w:lvlJc w:val="left"/>
+      <w:pPr>
+        <w:ind w:left="1440" w:hanging="360"/>
+      </w:pPr>
+      <w:rPr>
+        <w:u w:val="none"/>
+      </w:rPr>
+    </w:lvl>
+    <w:lvl w:ilvl="2">
+      <w:start w:val="1"/>
+      <w:numFmt w:val="bullet"/>
+      <w:lvlText w:val="■"/>
+      <w:lvlJc w:val="left"/>
+      <w:pPr>
+        <w:ind w:left="2160" w:hanging="360"/>
+      </w:pPr>
+      <w:rPr>
+        <w:u w:val="none"/>
+      </w:rPr>
+    </w:lvl>
+    <w:lvl w:ilvl="3">
+      <w:start w:val="1"/>
+      <w:numFmt w:val="bullet"/>
+      <w:lvlText w:val="●"/>
+      <w:lvlJc w:val="left"/>
+      <w:pPr>
+        <w:ind w:left="2880" w:hanging="360"/>
+      </w:pPr>
+      <w:rPr>
+        <w:u w:val="none"/>
+      </w:rPr>
+    </w:lvl>
+    <w:lvl w:ilvl="4">
+      <w:start w:val="1"/>
+      <w:numFmt w:val="bullet"/>
+      <w:lvlText w:val="○"/>
+      <w:lvlJc w:val="left"/>
+      <w:pPr>
+        <w:ind w:left="3600" w:hanging="360"/>
+      </w:pPr>
+      <w:rPr>
+        <w:u w:val="none"/>
+      </w:rPr>
+    </w:lvl>
+    <w:lvl w:ilvl="5">
+      <w:start w:val="1"/>
+      <w:numFmt w:val="bullet"/>
+      <w:lvlText w:val="■"/>
+      <w:lvlJc w:val="left"/>
+      <w:pPr>
+        <w:ind w:left="4320" w:hanging="360"/>
+      </w:pPr>
+      <w:rPr>
+        <w:u w:val="none"/>
+      </w:rPr>
+    </w:lvl>
+    <w:lvl w:ilvl="6">
+      <w:start w:val="1"/>
+      <w:numFmt w:val="bullet"/>
+      <w:lvlText w:val="●"/>
+      <w:lvlJc w:val="left"/>
+      <w:pPr>
+        <w:ind w:left="5040" w:hanging="360"/>
+      </w:pPr>
+      <w:rPr>
+        <w:u w:val="none"/>
+      </w:rPr>
+    </w:lvl>
+    <w:lvl w:ilvl="7">
+      <w:start w:val="1"/>
+      <w:numFmt w:val="bullet"/>
+      <w:lvlText w:val="○"/>
+      <w:lvlJc w:val="left"/>
+      <w:pPr>
+        <w:ind w:left="5760" w:hanging="360"/>
+      </w:pPr>
+      <w:rPr>
+        <w:u w:val="none"/>
+      </w:rPr>
+    </w:lvl>
+    <w:lvl w:ilvl="8">
+      <w:start w:val="1"/>
+      <w:numFmt w:val="bullet"/>
+      <w:lvlText w:val="■"/>
+      <w:lvlJc w:val="left"/>
+      <w:pPr>
+        <w:ind w:left="6480" w:hanging="360"/>
+      </w:pPr>
+      <w:rPr>
+        <w:u w:val="none"/>
+      </w:rPr>
+    </w:lvl>
+  </w:abstractNum>
+  <w:abstractNum w:abstractNumId="14">
+    <w:lvl w:ilvl="0">
+      <w:start w:val="1"/>
+      <w:numFmt w:val="bullet"/>
+      <w:lvlText w:val="●"/>
+      <w:lvlJc w:val="left"/>
+      <w:pPr>
+        <w:ind w:left="720" w:hanging="360"/>
+      </w:pPr>
+      <w:rPr>
+        <w:u w:val="none"/>
+      </w:rPr>
+    </w:lvl>
+    <w:lvl w:ilvl="1">
+      <w:start w:val="1"/>
+      <w:numFmt w:val="bullet"/>
+      <w:lvlText w:val="○"/>
+      <w:lvlJc w:val="left"/>
+      <w:pPr>
+        <w:ind w:left="1440" w:hanging="360"/>
+      </w:pPr>
+      <w:rPr>
+        <w:u w:val="none"/>
+      </w:rPr>
+    </w:lvl>
+    <w:lvl w:ilvl="2">
+      <w:start w:val="1"/>
+      <w:numFmt w:val="bullet"/>
+      <w:lvlText w:val="■"/>
+      <w:lvlJc w:val="left"/>
+      <w:pPr>
+        <w:ind w:left="2160" w:hanging="360"/>
+      </w:pPr>
+      <w:rPr>
+        <w:u w:val="none"/>
+      </w:rPr>
+    </w:lvl>
+    <w:lvl w:ilvl="3">
+      <w:start w:val="1"/>
+      <w:numFmt w:val="bullet"/>
+      <w:lvlText w:val="●"/>
+      <w:lvlJc w:val="left"/>
+      <w:pPr>
+        <w:ind w:left="2880" w:hanging="360"/>
+      </w:pPr>
+      <w:rPr>
+        <w:u w:val="none"/>
+      </w:rPr>
+    </w:lvl>
+    <w:lvl w:ilvl="4">
+      <w:start w:val="1"/>
+      <w:numFmt w:val="bullet"/>
+      <w:lvlText w:val="○"/>
+      <w:lvlJc w:val="left"/>
+      <w:pPr>
+        <w:ind w:left="3600" w:hanging="360"/>
+      </w:pPr>
+      <w:rPr>
+        <w:u w:val="none"/>
+      </w:rPr>
+    </w:lvl>
+    <w:lvl w:ilvl="5">
+      <w:start w:val="1"/>
+      <w:numFmt w:val="bullet"/>
+      <w:lvlText w:val="■"/>
+      <w:lvlJc w:val="left"/>
+      <w:pPr>
+        <w:ind w:left="4320" w:hanging="360"/>
+      </w:pPr>
+      <w:rPr>
+        <w:u w:val="none"/>
+      </w:rPr>
+    </w:lvl>
+    <w:lvl w:ilvl="6">
+      <w:start w:val="1"/>
+      <w:numFmt w:val="bullet"/>
+      <w:lvlText w:val="●"/>
+      <w:lvlJc w:val="left"/>
+      <w:pPr>
+        <w:ind w:left="5040" w:hanging="360"/>
+      </w:pPr>
+      <w:rPr>
+        <w:u w:val="none"/>
+      </w:rPr>
+    </w:lvl>
+    <w:lvl w:ilvl="7">
+      <w:start w:val="1"/>
+      <w:numFmt w:val="bullet"/>
+      <w:lvlText w:val="○"/>
+      <w:lvlJc w:val="left"/>
+      <w:pPr>
+        <w:ind w:left="5760" w:hanging="360"/>
+      </w:pPr>
+      <w:rPr>
+        <w:u w:val="none"/>
+      </w:rPr>
+    </w:lvl>
+    <w:lvl w:ilvl="8">
+      <w:start w:val="1"/>
+      <w:numFmt w:val="bullet"/>
+      <w:lvlText w:val="■"/>
+      <w:lvlJc w:val="left"/>
+      <w:pPr>
+        <w:ind w:left="6480" w:hanging="360"/>
+      </w:pPr>
+      <w:rPr>
+        <w:u w:val="none"/>
+      </w:rPr>
+    </w:lvl>
+  </w:abstractNum>
+  <w:abstractNum w:abstractNumId="15">
     <w:lvl w:ilvl="0">
       <w:start w:val="1"/>
       <w:numFmt w:val="bullet"/>
@@ -8112,6 +5193,24 @@
   </w:num>
   <w:num w:numId="9">
     <w:abstractNumId w:val="9"/>
+  </w:num>
+  <w:num w:numId="10">
+    <w:abstractNumId w:val="10"/>
+  </w:num>
+  <w:num w:numId="11">
+    <w:abstractNumId w:val="11"/>
+  </w:num>
+  <w:num w:numId="12">
+    <w:abstractNumId w:val="12"/>
+  </w:num>
+  <w:num w:numId="13">
+    <w:abstractNumId w:val="13"/>
+  </w:num>
+  <w:num w:numId="14">
+    <w:abstractNumId w:val="14"/>
+  </w:num>
+  <w:num w:numId="15">
+    <w:abstractNumId w:val="15"/>
   </w:num>
 </w:numbering>
 </file>
@@ -20114,7 +17213,7 @@
 
 <file path=customXML/item1.xml><?xml version="1.0" encoding="utf-8"?>
 <go:gDocsCustomXmlDataStorage xmlns:go="http://customooxmlschemas.google.com/" xmlns:r="http://schemas.openxmlformats.org/officeDocument/2006/relationships" uri="GoogleDocsCustomDataVersion2">
-  <go:docsCustomData xmlns:go="http://customooxmlschemas.google.com/" roundtripDataSignature="AMtx7mhAw2mEbDd4sOtShPOLkaL8XSzXMg==">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</go:docsCustomData>
+  <go:docsCustomData xmlns:go="http://customooxmlschemas.google.com/" roundtripDataSignature="AMtx7mj0I9sMdm9uIQfl2niPU06Shpe/zw==">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</go:docsCustomData>
 </go:gDocsCustomXmlDataStorage>
 </file>
 
